--- a/docs/Milestone_1_Documentation.docx
+++ b/docs/Milestone_1_Documentation.docx
@@ -1,228 +1,3139 @@
 
 <file path=word/document.xml><?xml version="1.0" encoding="utf-8"?>
-<w:document xmlns:wpc="http://schemas.microsoft.com/office/word/2010/wordprocessingCanvas" xmlns:cx="http://schemas.microsoft.com/office/drawing/2014/chartex" xmlns:cx1="http://schemas.microsoft.com/office/drawing/2015/9/8/chartex" xmlns:cx2="http://schemas.microsoft.com/office/drawing/2015/10/21/chartex" xmlns:cx3="http://schemas.microsoft.com/office/drawing/2016/5/9/chartex" xmlns:cx4="http://schemas.microsoft.com/office/drawing/2016/5/10/chartex" xmlns:cx5="http://schemas.microsoft.com/office/drawing/2016/5/11/chartex" xmlns:cx6="http://schemas.microsoft.com/office/drawing/2016/5/12/chartex" xmlns:cx7="http://schemas.microsoft.com/office/drawing/2016/5/13/chartex" xmlns:cx8="http://schemas.microsoft.com/office/drawing/2016/5/14/chartex" xmlns:mc="http://schemas.openxmlformats.org/markup-compatibility/2006" xmlns:aink="http://schemas.microsoft.com/office/drawing/2016/ink" xmlns:am3d="http://schemas.microsoft.com/office/drawing/2017/model3d" xmlns:o="urn:schemas-microsoft-com:office:office" xmlns:oel="http://schemas.microsoft.com/office/2019/extlst" xmlns:r="http://schemas.openxmlformats.org/officeDocument/2006/relationships" xmlns:m="http://schemas.openxmlformats.org/officeDocument/2006/math" xmlns:v="urn:schemas-microsoft-com:vml" xmlns:wp14="http://schemas.microsoft.com/office/word/2010/wordprocessingDrawing" xmlns:wp="http://schemas.openxmlformats.org/drawingml/2006/wordprocessingDrawing" xmlns:w10="urn:schemas-microsoft-com:office:word" xmlns:w="http://schemas.openxmlformats.org/wordprocessingml/2006/main" xmlns:w14="http://schemas.microsoft.com/office/word/2010/wordml" xmlns:w15="http://schemas.microsoft.com/office/word/2012/wordml" xmlns:w16cex="http://schemas.microsoft.com/office/word/2018/wordml/cex" xmlns:w16cid="http://schemas.microsoft.com/office/word/2016/wordml/cid" xmlns:w16="http://schemas.microsoft.com/office/word/2018/wordml" xmlns:w16du="http://schemas.microsoft.com/office/word/2023/wordml/word16du" xmlns:w16sdtdh="http://schemas.microsoft.com/office/word/2020/wordml/sdtdatahash" xmlns:w16sdtfl="http://schemas.microsoft.com/office/word/2024/wordml/sdtformatlock" xmlns:w16se="http://schemas.microsoft.com/office/word/2015/wordml/symex" xmlns:wpg="http://schemas.microsoft.com/office/word/2010/wordprocessingGroup" xmlns:wpi="http://schemas.microsoft.com/office/word/2010/wordprocessingInk" xmlns:wne="http://schemas.microsoft.com/office/word/2006/wordml" xmlns:wps="http://schemas.microsoft.com/office/word/2010/wordprocessingShape" mc:Ignorable="w14 w15 w16se w16cid w16 w16cex w16sdtdh w16sdtfl w16du wp14">
+<w:document xmlns:wpc="http://schemas.microsoft.com/office/word/2010/wordprocessingCanvas" xmlns:cx="http://schemas.microsoft.com/office/drawing/2014/chartex" xmlns:cx1="http://schemas.microsoft.com/office/drawing/2015/9/8/chartex" xmlns:cx2="http://schemas.microsoft.com/office/drawing/2015/10/21/chartex" xmlns:cx3="http://schemas.microsoft.com/office/drawing/2016/5/9/chartex" xmlns:cx4="http://schemas.microsoft.com/office/drawing/2016/5/10/chartex" xmlns:cx5="http://schemas.microsoft.com/office/drawing/2016/5/11/chartex" xmlns:cx6="http://schemas.microsoft.com/office/drawing/2016/5/12/chartex" xmlns:cx7="http://schemas.microsoft.com/office/drawing/2016/5/13/chartex" xmlns:cx8="http://schemas.microsoft.com/office/drawing/2016/5/14/chartex" xmlns:mc="http://schemas.openxmlformats.org/markup-compatibility/2006" xmlns:aink="http://schemas.microsoft.com/office/drawing/2016/ink" xmlns:am3d="http://schemas.microsoft.com/office/drawing/2017/model3d" xmlns:o="urn:schemas-microsoft-com:office:office" xmlns:oel="http://schemas.microsoft.com/office/2019/extlst" xmlns:r="http://schemas.openxmlformats.org/officeDocument/2006/relationships" xmlns:m="http://schemas.openxmlformats.org/officeDocument/2006/math" xmlns:v="urn:schemas-microsoft-com:vml" xmlns:wp14="http://schemas.microsoft.com/office/word/2010/wordprocessingDrawing" xmlns:wp="http://schemas.openxmlformats.org/drawingml/2006/wordprocessingDrawing" xmlns:w10="urn:schemas-microsoft-com:office:word" xmlns:w="http://schemas.openxmlformats.org/wordprocessingml/2006/main" xmlns:w14="http://schemas.microsoft.com/office/word/2010/wordml" xmlns:w15="http://schemas.microsoft.com/office/word/2012/wordml" xmlns:w16cei="http://schemas.microsoft.com/office/word/2026/wordml/cei" xmlns:w16cex="http://schemas.microsoft.com/office/word/2018/wordml/cex" xmlns:w16cid="http://schemas.microsoft.com/office/word/2016/wordml/cid" xmlns:w16="http://schemas.microsoft.com/office/word/2018/wordml" xmlns:w16du="http://schemas.microsoft.com/office/word/2023/wordml/word16du" xmlns:w16sdtdh="http://schemas.microsoft.com/office/word/2020/wordml/sdtdatahash" xmlns:w16sdtfl="http://schemas.microsoft.com/office/word/2024/wordml/sdtformatlock" xmlns:w16se="http://schemas.microsoft.com/office/word/2015/wordml/symex" xmlns:wpg="http://schemas.microsoft.com/office/word/2010/wordprocessingGroup" xmlns:wpi="http://schemas.microsoft.com/office/word/2010/wordprocessingInk" xmlns:wne="http://schemas.microsoft.com/office/word/2006/wordml" xmlns:wps="http://schemas.microsoft.com/office/word/2010/wordprocessingShape" mc:Ignorable="w14 w15 w16se w16cid w16 w16cex w16sdtdh w16sdtfl w16du wp14">
   <w:body>
     <w:p>
       <w:pPr>
-        <w:spacing w:after="400"/>
-        <w:rPr>
-          <w:rFonts w:ascii="Times New Roman" w:hAnsi="Times New Roman" w:cs="Times New Roman"/>
-          <w:i w:val="0"/>
-          <w:iCs/>
-          <w:sz w:val="36"/>
-          <w:szCs w:val="36"/>
-        </w:rPr>
+        <w:pStyle w:val="Title"/>
       </w:pPr>
       <w:r>
-        <w:rPr>
-          <w:rFonts w:ascii="Times New Roman" w:hAnsi="Times New Roman" w:cs="Times New Roman"/>
-          <w:b/>
-          <w:i w:val="0"/>
-          <w:iCs/>
-          <w:color w:val="1B365D"/>
-          <w:sz w:val="36"/>
-          <w:szCs w:val="36"/>
-        </w:rPr>
-        <w:t>Project Name: Research Funding &amp; Innovation Intelligence Platform</w:t>
+        <w:t>Research Funding &amp; Innovation Intelligence Platform</w:t>
       </w:r>
     </w:p>
     <w:p>
       <w:pPr>
-        <w:spacing w:after="480"/>
-        <w:jc w:val="both"/>
-        <w:rPr>
-          <w:rFonts w:ascii="Times New Roman" w:hAnsi="Times New Roman" w:cs="Times New Roman"/>
-          <w:i w:val="0"/>
-          <w:iCs/>
-        </w:rPr>
+        <w:pStyle w:val="Heading1"/>
       </w:pPr>
       <w:r>
-        <w:rPr>
-          <w:rFonts w:ascii="Times New Roman" w:hAnsi="Times New Roman" w:cs="Times New Roman"/>
-          <w:i w:val="0"/>
-          <w:iCs/>
-          <w:color w:val="5C768D"/>
-          <w:sz w:val="28"/>
-        </w:rPr>
-        <w:t>Milestone 1: Project Initialization, Design Process &amp; Core Setup</w:t>
+        <w:t>Milestone 1: User Authentication, Role-Based Access &amp; Research Profiles</w:t>
       </w:r>
     </w:p>
     <w:p>
       <w:pPr>
-        <w:spacing w:before="360" w:after="120"/>
-        <w:jc w:val="both"/>
-        <w:rPr>
-          <w:rFonts w:ascii="Times New Roman" w:hAnsi="Times New Roman" w:cs="Times New Roman"/>
-          <w:i w:val="0"/>
-          <w:iCs/>
-        </w:rPr>
+        <w:pStyle w:val="Heading2"/>
       </w:pPr>
       <w:r>
-        <w:rPr>
-          <w:rFonts w:ascii="Times New Roman" w:hAnsi="Times New Roman" w:cs="Times New Roman"/>
-          <w:b/>
-          <w:i w:val="0"/>
-          <w:iCs/>
-          <w:color w:val="1B365D"/>
-          <w:sz w:val="32"/>
-        </w:rPr>
         <w:t>System Architecture</w:t>
       </w:r>
     </w:p>
     <w:p>
-      <w:pPr>
-        <w:jc w:val="both"/>
-        <w:rPr>
-          <w:rFonts w:ascii="Times New Roman" w:hAnsi="Times New Roman" w:cs="Times New Roman"/>
-          <w:i w:val="0"/>
-          <w:iCs/>
-          <w:sz w:val="24"/>
-          <w:szCs w:val="24"/>
-        </w:rPr>
-      </w:pPr>
       <w:r>
-        <w:rPr>
-          <w:rFonts w:ascii="Times New Roman" w:hAnsi="Times New Roman" w:cs="Times New Roman"/>
-          <w:i w:val="0"/>
-          <w:iCs/>
-          <w:sz w:val="24"/>
-          <w:szCs w:val="24"/>
-        </w:rPr>
-        <w:t>The backend is designed using a modular, decoupled architecture, separating core concerns into independent directories. The FastAPI application routes requests through resource-oriented routers (app/routers), processes logic inside business services (app/services), models relational tables with SQLAlchemy ORM (app/models), and validates incoming/outgoing data using Pydantic contracts (app/schemas). System configs, DB session pools, and security tools are grouped in the configuration module (app/core). This decoupled design ensures high performance, unit-testability, and the ability to scale seamlessly to add new AI models and search features in future weeks.</w:t>
+        <w:t>The platform is built using a FastAPI backend with SQLAlchemy ORM mapped to an SQLite database (innovation_platform.db). The frontend is a single-page React application built with Vite, styled with a modern ChatGPT-inspired dark/light theme using emerald green (#10a37f) accents. Authentication uses JWT bearer tokens with bcrypt password hashing. The backend exposes RESTful endpoints under /auth and /profiles prefixes. CORS is configured to allow all origins for development flexibility.</w:t>
+      </w:r>
+    </w:p>
+    <w:p>
+      <w:r>
+        <w:t>The application follows a layered architecture: Routers (HTTP layer) → Services (business logic) → Models (ORM/database). Pydantic schemas validate all request/response payloads. FastAPI's dependency injection system manages database sessions and authentication guards.</w:t>
       </w:r>
     </w:p>
     <w:p>
       <w:pPr>
-        <w:spacing w:before="360" w:after="120"/>
-        <w:jc w:val="both"/>
-        <w:rPr>
-          <w:rFonts w:ascii="Times New Roman" w:hAnsi="Times New Roman" w:cs="Times New Roman"/>
-          <w:i w:val="0"/>
-          <w:iCs/>
-        </w:rPr>
+        <w:pStyle w:val="Heading2"/>
       </w:pPr>
       <w:r>
-        <w:rPr>
-          <w:rFonts w:ascii="Times New Roman" w:hAnsi="Times New Roman" w:cs="Times New Roman"/>
-          <w:b/>
-          <w:i w:val="0"/>
-          <w:iCs/>
-          <w:color w:val="1B365D"/>
-          <w:sz w:val="32"/>
-        </w:rPr>
         <w:t>User Interaction and Input Handling</w:t>
       </w:r>
     </w:p>
     <w:p>
-      <w:pPr>
-        <w:jc w:val="both"/>
-        <w:rPr>
-          <w:rFonts w:ascii="Times New Roman" w:hAnsi="Times New Roman" w:cs="Times New Roman"/>
-          <w:i w:val="0"/>
-          <w:iCs/>
-          <w:sz w:val="24"/>
-          <w:szCs w:val="24"/>
-        </w:rPr>
-      </w:pPr>
       <w:r>
-        <w:rPr>
-          <w:rFonts w:ascii="Times New Roman" w:hAnsi="Times New Roman" w:cs="Times New Roman"/>
-          <w:i w:val="0"/>
-          <w:iCs/>
-          <w:sz w:val="24"/>
-          <w:szCs w:val="24"/>
-        </w:rPr>
-        <w:t xml:space="preserve">The API interacts with users and external services over HTTP endpoints. On launching the server, FastAPI automatically hosts interactive Swagger UI documentation at /docs. User inputs (such as registrations, logins, and profile creations) are passed as JSON bodies. These inputs undergo type-checking, length constraints, and format validation using Pydantic schemas. If a client sends invalid inputs, the application safely responds with </w:t>
-      </w:r>
-      <w:proofErr w:type="gramStart"/>
-      <w:r>
-        <w:rPr>
-          <w:rFonts w:ascii="Times New Roman" w:hAnsi="Times New Roman" w:cs="Times New Roman"/>
-          <w:i w:val="0"/>
-          <w:iCs/>
-          <w:sz w:val="24"/>
-          <w:szCs w:val="24"/>
-        </w:rPr>
-        <w:t>an</w:t>
-      </w:r>
-      <w:proofErr w:type="gramEnd"/>
-      <w:r>
-        <w:rPr>
-          <w:rFonts w:ascii="Times New Roman" w:hAnsi="Times New Roman" w:cs="Times New Roman"/>
-          <w:i w:val="0"/>
-          <w:iCs/>
-          <w:sz w:val="24"/>
-          <w:szCs w:val="24"/>
-        </w:rPr>
-        <w:t xml:space="preserve"> structured 422 Unprocessable Entity error rather than crashing, ensuring robust API reliability.</w:t>
+        <w:t>Users interact with the platform through a polished login/registration interface. The registration form collects email and password (minimum 6 characters). All users are assigned the RESEARCHER role by default, providing a unified experience with identical functionality across all accounts. Email validation is enforced using Pydantic's EmailStr type. Invalid inputs return structured 422 Unprocessable Entity responses with human-readable field-level error messages.</w:t>
       </w:r>
     </w:p>
     <w:p>
       <w:pPr>
-        <w:spacing w:before="360" w:after="120"/>
-        <w:jc w:val="both"/>
-        <w:rPr>
-          <w:rFonts w:ascii="Times New Roman" w:hAnsi="Times New Roman" w:cs="Times New Roman"/>
-          <w:i w:val="0"/>
-          <w:iCs/>
-        </w:rPr>
+        <w:pStyle w:val="Heading2"/>
       </w:pPr>
       <w:r>
-        <w:rPr>
-          <w:rFonts w:ascii="Times New Roman" w:hAnsi="Times New Roman" w:cs="Times New Roman"/>
-          <w:b/>
-          <w:i w:val="0"/>
-          <w:iCs/>
-          <w:color w:val="1B365D"/>
-          <w:sz w:val="32"/>
-        </w:rPr>
-        <w:t>1. Database Configuration and Docker Connection</w:t>
+        <w:t>1. Declarative ORM Database Models</w:t>
       </w:r>
     </w:p>
     <w:p>
       <w:pPr>
-        <w:jc w:val="both"/>
-        <w:rPr>
-          <w:rFonts w:ascii="Times New Roman" w:hAnsi="Times New Roman" w:cs="Times New Roman"/>
-          <w:i w:val="0"/>
-          <w:iCs/>
-          <w:sz w:val="24"/>
-          <w:szCs w:val="24"/>
-        </w:rPr>
+        <w:pStyle w:val="Heading3"/>
       </w:pPr>
       <w:r>
-        <w:rPr>
-          <w:rFonts w:ascii="Times New Roman" w:hAnsi="Times New Roman" w:cs="Times New Roman"/>
-          <w:i w:val="0"/>
-          <w:iCs/>
-          <w:sz w:val="24"/>
-          <w:szCs w:val="24"/>
-        </w:rPr>
-        <w:t>The database architecture uses a containerized PostgreSQL environment configured via Docker Compose. Using Docker guarantees environment parity, allowing developers to boot up a fully isolated PostgreSQL database on any machine with one command.</w:t>
+        <w:t>User Model (app/models/user.py, table: users)</w:t>
+      </w:r>
+    </w:p>
+    <w:tbl>
+      <w:tblPr>
+        <w:tblStyle w:val="LightGrid-Accent1"/>
+        <w:tblW w:w="0" w:type="auto"/>
+        <w:jc w:val="center"/>
+        <w:tblLook w:val="04A0" w:firstRow="1" w:lastRow="0" w:firstColumn="1" w:lastColumn="0" w:noHBand="0" w:noVBand="1"/>
+      </w:tblPr>
+      <w:tblGrid>
+        <w:gridCol w:w="2880"/>
+        <w:gridCol w:w="2880"/>
+        <w:gridCol w:w="2880"/>
+      </w:tblGrid>
+      <w:tr>
+        <w:trPr>
+          <w:cnfStyle w:val="100000000000" w:firstRow="1" w:lastRow="0" w:firstColumn="0" w:lastColumn="0" w:oddVBand="0" w:evenVBand="0" w:oddHBand="0" w:evenHBand="0" w:firstRowFirstColumn="0" w:firstRowLastColumn="0" w:lastRowFirstColumn="0" w:lastRowLastColumn="0"/>
+          <w:jc w:val="center"/>
+        </w:trPr>
+        <w:tc>
+          <w:tcPr>
+            <w:cnfStyle w:val="001000000000" w:firstRow="0" w:lastRow="0" w:firstColumn="1" w:lastColumn="0" w:oddVBand="0" w:evenVBand="0" w:oddHBand="0" w:evenHBand="0" w:firstRowFirstColumn="0" w:firstRowLastColumn="0" w:lastRowFirstColumn="0" w:lastRowLastColumn="0"/>
+            <w:tcW w:w="2880" w:type="dxa"/>
+          </w:tcPr>
+          <w:p>
+            <w:r>
+              <w:rPr>
+                <w:sz w:val="18"/>
+              </w:rPr>
+              <w:t>Field</w:t>
+            </w:r>
+          </w:p>
+        </w:tc>
+        <w:tc>
+          <w:tcPr>
+            <w:tcW w:w="2880" w:type="dxa"/>
+          </w:tcPr>
+          <w:p>
+            <w:pPr>
+              <w:cnfStyle w:val="100000000000" w:firstRow="1" w:lastRow="0" w:firstColumn="0" w:lastColumn="0" w:oddVBand="0" w:evenVBand="0" w:oddHBand="0" w:evenHBand="0" w:firstRowFirstColumn="0" w:firstRowLastColumn="0" w:lastRowFirstColumn="0" w:lastRowLastColumn="0"/>
+            </w:pPr>
+            <w:r>
+              <w:rPr>
+                <w:sz w:val="18"/>
+              </w:rPr>
+              <w:t>Type</w:t>
+            </w:r>
+          </w:p>
+        </w:tc>
+        <w:tc>
+          <w:tcPr>
+            <w:tcW w:w="2880" w:type="dxa"/>
+          </w:tcPr>
+          <w:p>
+            <w:pPr>
+              <w:cnfStyle w:val="100000000000" w:firstRow="1" w:lastRow="0" w:firstColumn="0" w:lastColumn="0" w:oddVBand="0" w:evenVBand="0" w:oddHBand="0" w:evenHBand="0" w:firstRowFirstColumn="0" w:firstRowLastColumn="0" w:lastRowFirstColumn="0" w:lastRowLastColumn="0"/>
+            </w:pPr>
+            <w:r>
+              <w:rPr>
+                <w:sz w:val="18"/>
+              </w:rPr>
+              <w:t>Constraints</w:t>
+            </w:r>
+          </w:p>
+        </w:tc>
+      </w:tr>
+      <w:tr>
+        <w:trPr>
+          <w:cnfStyle w:val="000000100000" w:firstRow="0" w:lastRow="0" w:firstColumn="0" w:lastColumn="0" w:oddVBand="0" w:evenVBand="0" w:oddHBand="1" w:evenHBand="0" w:firstRowFirstColumn="0" w:firstRowLastColumn="0" w:lastRowFirstColumn="0" w:lastRowLastColumn="0"/>
+          <w:jc w:val="center"/>
+        </w:trPr>
+        <w:tc>
+          <w:tcPr>
+            <w:cnfStyle w:val="001000000000" w:firstRow="0" w:lastRow="0" w:firstColumn="1" w:lastColumn="0" w:oddVBand="0" w:evenVBand="0" w:oddHBand="0" w:evenHBand="0" w:firstRowFirstColumn="0" w:firstRowLastColumn="0" w:lastRowFirstColumn="0" w:lastRowLastColumn="0"/>
+            <w:tcW w:w="2880" w:type="dxa"/>
+          </w:tcPr>
+          <w:p>
+            <w:r>
+              <w:rPr>
+                <w:sz w:val="18"/>
+              </w:rPr>
+              <w:t>id</w:t>
+            </w:r>
+          </w:p>
+        </w:tc>
+        <w:tc>
+          <w:tcPr>
+            <w:tcW w:w="2880" w:type="dxa"/>
+          </w:tcPr>
+          <w:p>
+            <w:pPr>
+              <w:cnfStyle w:val="000000100000" w:firstRow="0" w:lastRow="0" w:firstColumn="0" w:lastColumn="0" w:oddVBand="0" w:evenVBand="0" w:oddHBand="1" w:evenHBand="0" w:firstRowFirstColumn="0" w:firstRowLastColumn="0" w:lastRowFirstColumn="0" w:lastRowLastColumn="0"/>
+            </w:pPr>
+            <w:r>
+              <w:rPr>
+                <w:sz w:val="18"/>
+              </w:rPr>
+              <w:t>Integer</w:t>
+            </w:r>
+          </w:p>
+        </w:tc>
+        <w:tc>
+          <w:tcPr>
+            <w:tcW w:w="2880" w:type="dxa"/>
+          </w:tcPr>
+          <w:p>
+            <w:pPr>
+              <w:cnfStyle w:val="000000100000" w:firstRow="0" w:lastRow="0" w:firstColumn="0" w:lastColumn="0" w:oddVBand="0" w:evenVBand="0" w:oddHBand="1" w:evenHBand="0" w:firstRowFirstColumn="0" w:firstRowLastColumn="0" w:lastRowFirstColumn="0" w:lastRowLastColumn="0"/>
+            </w:pPr>
+            <w:r>
+              <w:rPr>
+                <w:sz w:val="18"/>
+              </w:rPr>
+              <w:t>Primary Key, Indexed</w:t>
+            </w:r>
+          </w:p>
+        </w:tc>
+      </w:tr>
+      <w:tr>
+        <w:trPr>
+          <w:cnfStyle w:val="000000010000" w:firstRow="0" w:lastRow="0" w:firstColumn="0" w:lastColumn="0" w:oddVBand="0" w:evenVBand="0" w:oddHBand="0" w:evenHBand="1" w:firstRowFirstColumn="0" w:firstRowLastColumn="0" w:lastRowFirstColumn="0" w:lastRowLastColumn="0"/>
+          <w:jc w:val="center"/>
+        </w:trPr>
+        <w:tc>
+          <w:tcPr>
+            <w:cnfStyle w:val="001000000000" w:firstRow="0" w:lastRow="0" w:firstColumn="1" w:lastColumn="0" w:oddVBand="0" w:evenVBand="0" w:oddHBand="0" w:evenHBand="0" w:firstRowFirstColumn="0" w:firstRowLastColumn="0" w:lastRowFirstColumn="0" w:lastRowLastColumn="0"/>
+            <w:tcW w:w="2880" w:type="dxa"/>
+          </w:tcPr>
+          <w:p>
+            <w:r>
+              <w:rPr>
+                <w:sz w:val="18"/>
+              </w:rPr>
+              <w:t>email</w:t>
+            </w:r>
+          </w:p>
+        </w:tc>
+        <w:tc>
+          <w:tcPr>
+            <w:tcW w:w="2880" w:type="dxa"/>
+          </w:tcPr>
+          <w:p>
+            <w:pPr>
+              <w:cnfStyle w:val="000000010000" w:firstRow="0" w:lastRow="0" w:firstColumn="0" w:lastColumn="0" w:oddVBand="0" w:evenVBand="0" w:oddHBand="0" w:evenHBand="1" w:firstRowFirstColumn="0" w:firstRowLastColumn="0" w:lastRowFirstColumn="0" w:lastRowLastColumn="0"/>
+            </w:pPr>
+            <w:r>
+              <w:rPr>
+                <w:sz w:val="18"/>
+              </w:rPr>
+              <w:t>String</w:t>
+            </w:r>
+          </w:p>
+        </w:tc>
+        <w:tc>
+          <w:tcPr>
+            <w:tcW w:w="2880" w:type="dxa"/>
+          </w:tcPr>
+          <w:p>
+            <w:pPr>
+              <w:cnfStyle w:val="000000010000" w:firstRow="0" w:lastRow="0" w:firstColumn="0" w:lastColumn="0" w:oddVBand="0" w:evenVBand="0" w:oddHBand="0" w:evenHBand="1" w:firstRowFirstColumn="0" w:firstRowLastColumn="0" w:lastRowFirstColumn="0" w:lastRowLastColumn="0"/>
+            </w:pPr>
+            <w:r>
+              <w:rPr>
+                <w:sz w:val="18"/>
+              </w:rPr>
+              <w:t>Unique, Indexed, Not Null</w:t>
+            </w:r>
+          </w:p>
+        </w:tc>
+      </w:tr>
+      <w:tr>
+        <w:trPr>
+          <w:cnfStyle w:val="000000100000" w:firstRow="0" w:lastRow="0" w:firstColumn="0" w:lastColumn="0" w:oddVBand="0" w:evenVBand="0" w:oddHBand="1" w:evenHBand="0" w:firstRowFirstColumn="0" w:firstRowLastColumn="0" w:lastRowFirstColumn="0" w:lastRowLastColumn="0"/>
+          <w:jc w:val="center"/>
+        </w:trPr>
+        <w:tc>
+          <w:tcPr>
+            <w:cnfStyle w:val="001000000000" w:firstRow="0" w:lastRow="0" w:firstColumn="1" w:lastColumn="0" w:oddVBand="0" w:evenVBand="0" w:oddHBand="0" w:evenHBand="0" w:firstRowFirstColumn="0" w:firstRowLastColumn="0" w:lastRowFirstColumn="0" w:lastRowLastColumn="0"/>
+            <w:tcW w:w="2880" w:type="dxa"/>
+          </w:tcPr>
+          <w:p>
+            <w:r>
+              <w:rPr>
+                <w:sz w:val="18"/>
+              </w:rPr>
+              <w:t>hashed_password</w:t>
+            </w:r>
+          </w:p>
+        </w:tc>
+        <w:tc>
+          <w:tcPr>
+            <w:tcW w:w="2880" w:type="dxa"/>
+          </w:tcPr>
+          <w:p>
+            <w:pPr>
+              <w:cnfStyle w:val="000000100000" w:firstRow="0" w:lastRow="0" w:firstColumn="0" w:lastColumn="0" w:oddVBand="0" w:evenVBand="0" w:oddHBand="1" w:evenHBand="0" w:firstRowFirstColumn="0" w:firstRowLastColumn="0" w:lastRowFirstColumn="0" w:lastRowLastColumn="0"/>
+            </w:pPr>
+            <w:r>
+              <w:rPr>
+                <w:sz w:val="18"/>
+              </w:rPr>
+              <w:t>String</w:t>
+            </w:r>
+          </w:p>
+        </w:tc>
+        <w:tc>
+          <w:tcPr>
+            <w:tcW w:w="2880" w:type="dxa"/>
+          </w:tcPr>
+          <w:p>
+            <w:pPr>
+              <w:cnfStyle w:val="000000100000" w:firstRow="0" w:lastRow="0" w:firstColumn="0" w:lastColumn="0" w:oddVBand="0" w:evenVBand="0" w:oddHBand="1" w:evenHBand="0" w:firstRowFirstColumn="0" w:firstRowLastColumn="0" w:lastRowFirstColumn="0" w:lastRowLastColumn="0"/>
+            </w:pPr>
+            <w:r>
+              <w:rPr>
+                <w:sz w:val="18"/>
+              </w:rPr>
+              <w:t>Not Null (bcrypt)</w:t>
+            </w:r>
+          </w:p>
+        </w:tc>
+      </w:tr>
+      <w:tr>
+        <w:trPr>
+          <w:cnfStyle w:val="000000010000" w:firstRow="0" w:lastRow="0" w:firstColumn="0" w:lastColumn="0" w:oddVBand="0" w:evenVBand="0" w:oddHBand="0" w:evenHBand="1" w:firstRowFirstColumn="0" w:firstRowLastColumn="0" w:lastRowFirstColumn="0" w:lastRowLastColumn="0"/>
+          <w:jc w:val="center"/>
+        </w:trPr>
+        <w:tc>
+          <w:tcPr>
+            <w:cnfStyle w:val="001000000000" w:firstRow="0" w:lastRow="0" w:firstColumn="1" w:lastColumn="0" w:oddVBand="0" w:evenVBand="0" w:oddHBand="0" w:evenHBand="0" w:firstRowFirstColumn="0" w:firstRowLastColumn="0" w:lastRowFirstColumn="0" w:lastRowLastColumn="0"/>
+            <w:tcW w:w="2880" w:type="dxa"/>
+          </w:tcPr>
+          <w:p>
+            <w:r>
+              <w:rPr>
+                <w:sz w:val="18"/>
+              </w:rPr>
+              <w:t>role</w:t>
+            </w:r>
+          </w:p>
+        </w:tc>
+        <w:tc>
+          <w:tcPr>
+            <w:tcW w:w="2880" w:type="dxa"/>
+          </w:tcPr>
+          <w:p>
+            <w:pPr>
+              <w:cnfStyle w:val="000000010000" w:firstRow="0" w:lastRow="0" w:firstColumn="0" w:lastColumn="0" w:oddVBand="0" w:evenVBand="0" w:oddHBand="0" w:evenHBand="1" w:firstRowFirstColumn="0" w:firstRowLastColumn="0" w:lastRowFirstColumn="0" w:lastRowLastColumn="0"/>
+            </w:pPr>
+            <w:r>
+              <w:rPr>
+                <w:sz w:val="18"/>
+              </w:rPr>
+              <w:t>String</w:t>
+            </w:r>
+          </w:p>
+        </w:tc>
+        <w:tc>
+          <w:tcPr>
+            <w:tcW w:w="2880" w:type="dxa"/>
+          </w:tcPr>
+          <w:p>
+            <w:pPr>
+              <w:cnfStyle w:val="000000010000" w:firstRow="0" w:lastRow="0" w:firstColumn="0" w:lastColumn="0" w:oddVBand="0" w:evenVBand="0" w:oddHBand="0" w:evenHBand="1" w:firstRowFirstColumn="0" w:firstRowLastColumn="0" w:lastRowFirstColumn="0" w:lastRowLastColumn="0"/>
+            </w:pPr>
+            <w:r>
+              <w:rPr>
+                <w:sz w:val="18"/>
+              </w:rPr>
+              <w:t>Not Null — RESEARCHER (default for all users)</w:t>
+            </w:r>
+          </w:p>
+        </w:tc>
+      </w:tr>
+      <w:tr>
+        <w:trPr>
+          <w:cnfStyle w:val="000000100000" w:firstRow="0" w:lastRow="0" w:firstColumn="0" w:lastColumn="0" w:oddVBand="0" w:evenVBand="0" w:oddHBand="1" w:evenHBand="0" w:firstRowFirstColumn="0" w:firstRowLastColumn="0" w:lastRowFirstColumn="0" w:lastRowLastColumn="0"/>
+          <w:jc w:val="center"/>
+        </w:trPr>
+        <w:tc>
+          <w:tcPr>
+            <w:cnfStyle w:val="001000000000" w:firstRow="0" w:lastRow="0" w:firstColumn="1" w:lastColumn="0" w:oddVBand="0" w:evenVBand="0" w:oddHBand="0" w:evenHBand="0" w:firstRowFirstColumn="0" w:firstRowLastColumn="0" w:lastRowFirstColumn="0" w:lastRowLastColumn="0"/>
+            <w:tcW w:w="2880" w:type="dxa"/>
+          </w:tcPr>
+          <w:p>
+            <w:r>
+              <w:rPr>
+                <w:sz w:val="18"/>
+              </w:rPr>
+              <w:t>is_active</w:t>
+            </w:r>
+          </w:p>
+        </w:tc>
+        <w:tc>
+          <w:tcPr>
+            <w:tcW w:w="2880" w:type="dxa"/>
+          </w:tcPr>
+          <w:p>
+            <w:pPr>
+              <w:cnfStyle w:val="000000100000" w:firstRow="0" w:lastRow="0" w:firstColumn="0" w:lastColumn="0" w:oddVBand="0" w:evenVBand="0" w:oddHBand="1" w:evenHBand="0" w:firstRowFirstColumn="0" w:firstRowLastColumn="0" w:lastRowFirstColumn="0" w:lastRowLastColumn="0"/>
+            </w:pPr>
+            <w:r>
+              <w:rPr>
+                <w:sz w:val="18"/>
+              </w:rPr>
+              <w:t>Boolean</w:t>
+            </w:r>
+          </w:p>
+        </w:tc>
+        <w:tc>
+          <w:tcPr>
+            <w:tcW w:w="2880" w:type="dxa"/>
+          </w:tcPr>
+          <w:p>
+            <w:pPr>
+              <w:cnfStyle w:val="000000100000" w:firstRow="0" w:lastRow="0" w:firstColumn="0" w:lastColumn="0" w:oddVBand="0" w:evenVBand="0" w:oddHBand="1" w:evenHBand="0" w:firstRowFirstColumn="0" w:firstRowLastColumn="0" w:lastRowFirstColumn="0" w:lastRowLastColumn="0"/>
+            </w:pPr>
+            <w:r>
+              <w:rPr>
+                <w:sz w:val="18"/>
+              </w:rPr>
+              <w:t>Default=True, Not Null</w:t>
+            </w:r>
+          </w:p>
+        </w:tc>
+      </w:tr>
+      <w:tr>
+        <w:trPr>
+          <w:cnfStyle w:val="000000010000" w:firstRow="0" w:lastRow="0" w:firstColumn="0" w:lastColumn="0" w:oddVBand="0" w:evenVBand="0" w:oddHBand="0" w:evenHBand="1" w:firstRowFirstColumn="0" w:firstRowLastColumn="0" w:lastRowFirstColumn="0" w:lastRowLastColumn="0"/>
+          <w:jc w:val="center"/>
+        </w:trPr>
+        <w:tc>
+          <w:tcPr>
+            <w:cnfStyle w:val="001000000000" w:firstRow="0" w:lastRow="0" w:firstColumn="1" w:lastColumn="0" w:oddVBand="0" w:evenVBand="0" w:oddHBand="0" w:evenHBand="0" w:firstRowFirstColumn="0" w:firstRowLastColumn="0" w:lastRowFirstColumn="0" w:lastRowLastColumn="0"/>
+            <w:tcW w:w="2880" w:type="dxa"/>
+          </w:tcPr>
+          <w:p>
+            <w:r>
+              <w:rPr>
+                <w:sz w:val="18"/>
+              </w:rPr>
+              <w:t>created_at</w:t>
+            </w:r>
+          </w:p>
+        </w:tc>
+        <w:tc>
+          <w:tcPr>
+            <w:tcW w:w="2880" w:type="dxa"/>
+          </w:tcPr>
+          <w:p>
+            <w:pPr>
+              <w:cnfStyle w:val="000000010000" w:firstRow="0" w:lastRow="0" w:firstColumn="0" w:lastColumn="0" w:oddVBand="0" w:evenVBand="0" w:oddHBand="0" w:evenHBand="1" w:firstRowFirstColumn="0" w:firstRowLastColumn="0" w:lastRowFirstColumn="0" w:lastRowLastColumn="0"/>
+            </w:pPr>
+            <w:r>
+              <w:rPr>
+                <w:sz w:val="18"/>
+              </w:rPr>
+              <w:t>DateTime(tz)</w:t>
+            </w:r>
+          </w:p>
+        </w:tc>
+        <w:tc>
+          <w:tcPr>
+            <w:tcW w:w="2880" w:type="dxa"/>
+          </w:tcPr>
+          <w:p>
+            <w:pPr>
+              <w:cnfStyle w:val="000000010000" w:firstRow="0" w:lastRow="0" w:firstColumn="0" w:lastColumn="0" w:oddVBand="0" w:evenVBand="0" w:oddHBand="0" w:evenHBand="1" w:firstRowFirstColumn="0" w:firstRowLastColumn="0" w:lastRowFirstColumn="0" w:lastRowLastColumn="0"/>
+            </w:pPr>
+            <w:r>
+              <w:rPr>
+                <w:sz w:val="18"/>
+              </w:rPr>
+              <w:t>Server default=now()</w:t>
+            </w:r>
+          </w:p>
+        </w:tc>
+      </w:tr>
+      <w:tr>
+        <w:trPr>
+          <w:cnfStyle w:val="000000100000" w:firstRow="0" w:lastRow="0" w:firstColumn="0" w:lastColumn="0" w:oddVBand="0" w:evenVBand="0" w:oddHBand="1" w:evenHBand="0" w:firstRowFirstColumn="0" w:firstRowLastColumn="0" w:lastRowFirstColumn="0" w:lastRowLastColumn="0"/>
+          <w:jc w:val="center"/>
+        </w:trPr>
+        <w:tc>
+          <w:tcPr>
+            <w:cnfStyle w:val="001000000000" w:firstRow="0" w:lastRow="0" w:firstColumn="1" w:lastColumn="0" w:oddVBand="0" w:evenVBand="0" w:oddHBand="0" w:evenHBand="0" w:firstRowFirstColumn="0" w:firstRowLastColumn="0" w:lastRowFirstColumn="0" w:lastRowLastColumn="0"/>
+            <w:tcW w:w="2880" w:type="dxa"/>
+          </w:tcPr>
+          <w:p>
+            <w:r>
+              <w:rPr>
+                <w:sz w:val="18"/>
+              </w:rPr>
+              <w:t>updated_at</w:t>
+            </w:r>
+          </w:p>
+        </w:tc>
+        <w:tc>
+          <w:tcPr>
+            <w:tcW w:w="2880" w:type="dxa"/>
+          </w:tcPr>
+          <w:p>
+            <w:pPr>
+              <w:cnfStyle w:val="000000100000" w:firstRow="0" w:lastRow="0" w:firstColumn="0" w:lastColumn="0" w:oddVBand="0" w:evenVBand="0" w:oddHBand="1" w:evenHBand="0" w:firstRowFirstColumn="0" w:firstRowLastColumn="0" w:lastRowFirstColumn="0" w:lastRowLastColumn="0"/>
+            </w:pPr>
+            <w:r>
+              <w:rPr>
+                <w:sz w:val="18"/>
+              </w:rPr>
+              <w:t>DateTime(tz)</w:t>
+            </w:r>
+          </w:p>
+        </w:tc>
+        <w:tc>
+          <w:tcPr>
+            <w:tcW w:w="2880" w:type="dxa"/>
+          </w:tcPr>
+          <w:p>
+            <w:pPr>
+              <w:cnfStyle w:val="000000100000" w:firstRow="0" w:lastRow="0" w:firstColumn="0" w:lastColumn="0" w:oddVBand="0" w:evenVBand="0" w:oddHBand="1" w:evenHBand="0" w:firstRowFirstColumn="0" w:firstRowLastColumn="0" w:lastRowFirstColumn="0" w:lastRowLastColumn="0"/>
+            </w:pPr>
+            <w:r>
+              <w:rPr>
+                <w:sz w:val="18"/>
+              </w:rPr>
+              <w:t>Server default=now(), auto-updates on modify</w:t>
+            </w:r>
+          </w:p>
+        </w:tc>
+      </w:tr>
+    </w:tbl>
+    <w:p/>
+    <w:p>
+      <w:pPr>
+        <w:pStyle w:val="Heading3"/>
+      </w:pPr>
+    </w:p>
+    <w:p>
+      <w:pPr>
+        <w:pStyle w:val="Heading3"/>
+      </w:pPr>
+      <w:r>
+        <w:t>ResearchProfile Model (app/models/profile.py, table: research_profiles)</w:t>
+      </w:r>
+    </w:p>
+    <w:tbl>
+      <w:tblPr>
+        <w:tblStyle w:val="LightGrid-Accent1"/>
+        <w:tblW w:w="0" w:type="auto"/>
+        <w:jc w:val="center"/>
+        <w:tblLook w:val="04A0" w:firstRow="1" w:lastRow="0" w:firstColumn="1" w:lastColumn="0" w:noHBand="0" w:noVBand="1"/>
+      </w:tblPr>
+      <w:tblGrid>
+        <w:gridCol w:w="2880"/>
+        <w:gridCol w:w="2880"/>
+        <w:gridCol w:w="2880"/>
+      </w:tblGrid>
+      <w:tr>
+        <w:trPr>
+          <w:cnfStyle w:val="100000000000" w:firstRow="1" w:lastRow="0" w:firstColumn="0" w:lastColumn="0" w:oddVBand="0" w:evenVBand="0" w:oddHBand="0" w:evenHBand="0" w:firstRowFirstColumn="0" w:firstRowLastColumn="0" w:lastRowFirstColumn="0" w:lastRowLastColumn="0"/>
+          <w:jc w:val="center"/>
+        </w:trPr>
+        <w:tc>
+          <w:tcPr>
+            <w:cnfStyle w:val="001000000000" w:firstRow="0" w:lastRow="0" w:firstColumn="1" w:lastColumn="0" w:oddVBand="0" w:evenVBand="0" w:oddHBand="0" w:evenHBand="0" w:firstRowFirstColumn="0" w:firstRowLastColumn="0" w:lastRowFirstColumn="0" w:lastRowLastColumn="0"/>
+            <w:tcW w:w="2880" w:type="dxa"/>
+          </w:tcPr>
+          <w:p>
+            <w:r>
+              <w:rPr>
+                <w:sz w:val="18"/>
+              </w:rPr>
+              <w:t>Field</w:t>
+            </w:r>
+          </w:p>
+        </w:tc>
+        <w:tc>
+          <w:tcPr>
+            <w:tcW w:w="2880" w:type="dxa"/>
+          </w:tcPr>
+          <w:p>
+            <w:pPr>
+              <w:cnfStyle w:val="100000000000" w:firstRow="1" w:lastRow="0" w:firstColumn="0" w:lastColumn="0" w:oddVBand="0" w:evenVBand="0" w:oddHBand="0" w:evenHBand="0" w:firstRowFirstColumn="0" w:firstRowLastColumn="0" w:lastRowFirstColumn="0" w:lastRowLastColumn="0"/>
+            </w:pPr>
+            <w:r>
+              <w:rPr>
+                <w:sz w:val="18"/>
+              </w:rPr>
+              <w:t>Type</w:t>
+            </w:r>
+          </w:p>
+        </w:tc>
+        <w:tc>
+          <w:tcPr>
+            <w:tcW w:w="2880" w:type="dxa"/>
+          </w:tcPr>
+          <w:p>
+            <w:pPr>
+              <w:cnfStyle w:val="100000000000" w:firstRow="1" w:lastRow="0" w:firstColumn="0" w:lastColumn="0" w:oddVBand="0" w:evenVBand="0" w:oddHBand="0" w:evenHBand="0" w:firstRowFirstColumn="0" w:firstRowLastColumn="0" w:lastRowFirstColumn="0" w:lastRowLastColumn="0"/>
+            </w:pPr>
+            <w:r>
+              <w:rPr>
+                <w:sz w:val="18"/>
+              </w:rPr>
+              <w:t>Constraints</w:t>
+            </w:r>
+          </w:p>
+        </w:tc>
+      </w:tr>
+      <w:tr>
+        <w:trPr>
+          <w:cnfStyle w:val="000000100000" w:firstRow="0" w:lastRow="0" w:firstColumn="0" w:lastColumn="0" w:oddVBand="0" w:evenVBand="0" w:oddHBand="1" w:evenHBand="0" w:firstRowFirstColumn="0" w:firstRowLastColumn="0" w:lastRowFirstColumn="0" w:lastRowLastColumn="0"/>
+          <w:jc w:val="center"/>
+        </w:trPr>
+        <w:tc>
+          <w:tcPr>
+            <w:cnfStyle w:val="001000000000" w:firstRow="0" w:lastRow="0" w:firstColumn="1" w:lastColumn="0" w:oddVBand="0" w:evenVBand="0" w:oddHBand="0" w:evenHBand="0" w:firstRowFirstColumn="0" w:firstRowLastColumn="0" w:lastRowFirstColumn="0" w:lastRowLastColumn="0"/>
+            <w:tcW w:w="2880" w:type="dxa"/>
+          </w:tcPr>
+          <w:p>
+            <w:r>
+              <w:rPr>
+                <w:sz w:val="18"/>
+              </w:rPr>
+              <w:t>id</w:t>
+            </w:r>
+          </w:p>
+        </w:tc>
+        <w:tc>
+          <w:tcPr>
+            <w:tcW w:w="2880" w:type="dxa"/>
+          </w:tcPr>
+          <w:p>
+            <w:pPr>
+              <w:cnfStyle w:val="000000100000" w:firstRow="0" w:lastRow="0" w:firstColumn="0" w:lastColumn="0" w:oddVBand="0" w:evenVBand="0" w:oddHBand="1" w:evenHBand="0" w:firstRowFirstColumn="0" w:firstRowLastColumn="0" w:lastRowFirstColumn="0" w:lastRowLastColumn="0"/>
+            </w:pPr>
+            <w:r>
+              <w:rPr>
+                <w:sz w:val="18"/>
+              </w:rPr>
+              <w:t>Integer</w:t>
+            </w:r>
+          </w:p>
+        </w:tc>
+        <w:tc>
+          <w:tcPr>
+            <w:tcW w:w="2880" w:type="dxa"/>
+          </w:tcPr>
+          <w:p>
+            <w:pPr>
+              <w:cnfStyle w:val="000000100000" w:firstRow="0" w:lastRow="0" w:firstColumn="0" w:lastColumn="0" w:oddVBand="0" w:evenVBand="0" w:oddHBand="1" w:evenHBand="0" w:firstRowFirstColumn="0" w:firstRowLastColumn="0" w:lastRowFirstColumn="0" w:lastRowLastColumn="0"/>
+            </w:pPr>
+            <w:r>
+              <w:rPr>
+                <w:sz w:val="18"/>
+              </w:rPr>
+              <w:t>Primary Key, Indexed</w:t>
+            </w:r>
+          </w:p>
+        </w:tc>
+      </w:tr>
+      <w:tr>
+        <w:trPr>
+          <w:cnfStyle w:val="000000010000" w:firstRow="0" w:lastRow="0" w:firstColumn="0" w:lastColumn="0" w:oddVBand="0" w:evenVBand="0" w:oddHBand="0" w:evenHBand="1" w:firstRowFirstColumn="0" w:firstRowLastColumn="0" w:lastRowFirstColumn="0" w:lastRowLastColumn="0"/>
+          <w:jc w:val="center"/>
+        </w:trPr>
+        <w:tc>
+          <w:tcPr>
+            <w:cnfStyle w:val="001000000000" w:firstRow="0" w:lastRow="0" w:firstColumn="1" w:lastColumn="0" w:oddVBand="0" w:evenVBand="0" w:oddHBand="0" w:evenHBand="0" w:firstRowFirstColumn="0" w:firstRowLastColumn="0" w:lastRowFirstColumn="0" w:lastRowLastColumn="0"/>
+            <w:tcW w:w="2880" w:type="dxa"/>
+          </w:tcPr>
+          <w:p>
+            <w:r>
+              <w:rPr>
+                <w:sz w:val="18"/>
+              </w:rPr>
+              <w:t>user_id</w:t>
+            </w:r>
+          </w:p>
+        </w:tc>
+        <w:tc>
+          <w:tcPr>
+            <w:tcW w:w="2880" w:type="dxa"/>
+          </w:tcPr>
+          <w:p>
+            <w:pPr>
+              <w:cnfStyle w:val="000000010000" w:firstRow="0" w:lastRow="0" w:firstColumn="0" w:lastColumn="0" w:oddVBand="0" w:evenVBand="0" w:oddHBand="0" w:evenHBand="1" w:firstRowFirstColumn="0" w:firstRowLastColumn="0" w:lastRowFirstColumn="0" w:lastRowLastColumn="0"/>
+            </w:pPr>
+            <w:r>
+              <w:rPr>
+                <w:sz w:val="18"/>
+              </w:rPr>
+              <w:t>Integer</w:t>
+            </w:r>
+          </w:p>
+        </w:tc>
+        <w:tc>
+          <w:tcPr>
+            <w:tcW w:w="2880" w:type="dxa"/>
+          </w:tcPr>
+          <w:p>
+            <w:pPr>
+              <w:cnfStyle w:val="000000010000" w:firstRow="0" w:lastRow="0" w:firstColumn="0" w:lastColumn="0" w:oddVBand="0" w:evenVBand="0" w:oddHBand="0" w:evenHBand="1" w:firstRowFirstColumn="0" w:firstRowLastColumn="0" w:lastRowFirstColumn="0" w:lastRowLastColumn="0"/>
+            </w:pPr>
+            <w:r>
+              <w:rPr>
+                <w:sz w:val="18"/>
+              </w:rPr>
+              <w:t>FK → users.id (CASCADE), Unique, Not Null</w:t>
+            </w:r>
+          </w:p>
+        </w:tc>
+      </w:tr>
+      <w:tr>
+        <w:trPr>
+          <w:cnfStyle w:val="000000100000" w:firstRow="0" w:lastRow="0" w:firstColumn="0" w:lastColumn="0" w:oddVBand="0" w:evenVBand="0" w:oddHBand="1" w:evenHBand="0" w:firstRowFirstColumn="0" w:firstRowLastColumn="0" w:lastRowFirstColumn="0" w:lastRowLastColumn="0"/>
+          <w:jc w:val="center"/>
+        </w:trPr>
+        <w:tc>
+          <w:tcPr>
+            <w:cnfStyle w:val="001000000000" w:firstRow="0" w:lastRow="0" w:firstColumn="1" w:lastColumn="0" w:oddVBand="0" w:evenVBand="0" w:oddHBand="0" w:evenHBand="0" w:firstRowFirstColumn="0" w:firstRowLastColumn="0" w:lastRowFirstColumn="0" w:lastRowLastColumn="0"/>
+            <w:tcW w:w="2880" w:type="dxa"/>
+          </w:tcPr>
+          <w:p>
+            <w:r>
+              <w:rPr>
+                <w:sz w:val="18"/>
+              </w:rPr>
+              <w:t>first_name</w:t>
+            </w:r>
+          </w:p>
+        </w:tc>
+        <w:tc>
+          <w:tcPr>
+            <w:tcW w:w="2880" w:type="dxa"/>
+          </w:tcPr>
+          <w:p>
+            <w:pPr>
+              <w:cnfStyle w:val="000000100000" w:firstRow="0" w:lastRow="0" w:firstColumn="0" w:lastColumn="0" w:oddVBand="0" w:evenVBand="0" w:oddHBand="1" w:evenHBand="0" w:firstRowFirstColumn="0" w:firstRowLastColumn="0" w:lastRowFirstColumn="0" w:lastRowLastColumn="0"/>
+            </w:pPr>
+            <w:r>
+              <w:rPr>
+                <w:sz w:val="18"/>
+              </w:rPr>
+              <w:t>String(100)</w:t>
+            </w:r>
+          </w:p>
+        </w:tc>
+        <w:tc>
+          <w:tcPr>
+            <w:tcW w:w="2880" w:type="dxa"/>
+          </w:tcPr>
+          <w:p>
+            <w:pPr>
+              <w:cnfStyle w:val="000000100000" w:firstRow="0" w:lastRow="0" w:firstColumn="0" w:lastColumn="0" w:oddVBand="0" w:evenVBand="0" w:oddHBand="1" w:evenHBand="0" w:firstRowFirstColumn="0" w:firstRowLastColumn="0" w:lastRowFirstColumn="0" w:lastRowLastColumn="0"/>
+            </w:pPr>
+            <w:r>
+              <w:rPr>
+                <w:sz w:val="18"/>
+              </w:rPr>
+              <w:t>Not Null</w:t>
+            </w:r>
+          </w:p>
+        </w:tc>
+      </w:tr>
+      <w:tr>
+        <w:trPr>
+          <w:cnfStyle w:val="000000010000" w:firstRow="0" w:lastRow="0" w:firstColumn="0" w:lastColumn="0" w:oddVBand="0" w:evenVBand="0" w:oddHBand="0" w:evenHBand="1" w:firstRowFirstColumn="0" w:firstRowLastColumn="0" w:lastRowFirstColumn="0" w:lastRowLastColumn="0"/>
+          <w:jc w:val="center"/>
+        </w:trPr>
+        <w:tc>
+          <w:tcPr>
+            <w:cnfStyle w:val="001000000000" w:firstRow="0" w:lastRow="0" w:firstColumn="1" w:lastColumn="0" w:oddVBand="0" w:evenVBand="0" w:oddHBand="0" w:evenHBand="0" w:firstRowFirstColumn="0" w:firstRowLastColumn="0" w:lastRowFirstColumn="0" w:lastRowLastColumn="0"/>
+            <w:tcW w:w="2880" w:type="dxa"/>
+          </w:tcPr>
+          <w:p>
+            <w:r>
+              <w:rPr>
+                <w:sz w:val="18"/>
+              </w:rPr>
+              <w:t>last_name</w:t>
+            </w:r>
+          </w:p>
+        </w:tc>
+        <w:tc>
+          <w:tcPr>
+            <w:tcW w:w="2880" w:type="dxa"/>
+          </w:tcPr>
+          <w:p>
+            <w:pPr>
+              <w:cnfStyle w:val="000000010000" w:firstRow="0" w:lastRow="0" w:firstColumn="0" w:lastColumn="0" w:oddVBand="0" w:evenVBand="0" w:oddHBand="0" w:evenHBand="1" w:firstRowFirstColumn="0" w:firstRowLastColumn="0" w:lastRowFirstColumn="0" w:lastRowLastColumn="0"/>
+            </w:pPr>
+            <w:r>
+              <w:rPr>
+                <w:sz w:val="18"/>
+              </w:rPr>
+              <w:t>String(100)</w:t>
+            </w:r>
+          </w:p>
+        </w:tc>
+        <w:tc>
+          <w:tcPr>
+            <w:tcW w:w="2880" w:type="dxa"/>
+          </w:tcPr>
+          <w:p>
+            <w:pPr>
+              <w:cnfStyle w:val="000000010000" w:firstRow="0" w:lastRow="0" w:firstColumn="0" w:lastColumn="0" w:oddVBand="0" w:evenVBand="0" w:oddHBand="0" w:evenHBand="1" w:firstRowFirstColumn="0" w:firstRowLastColumn="0" w:lastRowFirstColumn="0" w:lastRowLastColumn="0"/>
+            </w:pPr>
+            <w:r>
+              <w:rPr>
+                <w:sz w:val="18"/>
+              </w:rPr>
+              <w:t>Not Null</w:t>
+            </w:r>
+          </w:p>
+        </w:tc>
+      </w:tr>
+      <w:tr>
+        <w:trPr>
+          <w:cnfStyle w:val="000000100000" w:firstRow="0" w:lastRow="0" w:firstColumn="0" w:lastColumn="0" w:oddVBand="0" w:evenVBand="0" w:oddHBand="1" w:evenHBand="0" w:firstRowFirstColumn="0" w:firstRowLastColumn="0" w:lastRowFirstColumn="0" w:lastRowLastColumn="0"/>
+          <w:jc w:val="center"/>
+        </w:trPr>
+        <w:tc>
+          <w:tcPr>
+            <w:cnfStyle w:val="001000000000" w:firstRow="0" w:lastRow="0" w:firstColumn="1" w:lastColumn="0" w:oddVBand="0" w:evenVBand="0" w:oddHBand="0" w:evenHBand="0" w:firstRowFirstColumn="0" w:firstRowLastColumn="0" w:lastRowFirstColumn="0" w:lastRowLastColumn="0"/>
+            <w:tcW w:w="2880" w:type="dxa"/>
+          </w:tcPr>
+          <w:p>
+            <w:r>
+              <w:rPr>
+                <w:sz w:val="18"/>
+              </w:rPr>
+              <w:t>organization</w:t>
+            </w:r>
+          </w:p>
+        </w:tc>
+        <w:tc>
+          <w:tcPr>
+            <w:tcW w:w="2880" w:type="dxa"/>
+          </w:tcPr>
+          <w:p>
+            <w:pPr>
+              <w:cnfStyle w:val="000000100000" w:firstRow="0" w:lastRow="0" w:firstColumn="0" w:lastColumn="0" w:oddVBand="0" w:evenVBand="0" w:oddHBand="1" w:evenHBand="0" w:firstRowFirstColumn="0" w:firstRowLastColumn="0" w:lastRowFirstColumn="0" w:lastRowLastColumn="0"/>
+            </w:pPr>
+            <w:r>
+              <w:rPr>
+                <w:sz w:val="18"/>
+              </w:rPr>
+              <w:t>String(255)</w:t>
+            </w:r>
+          </w:p>
+        </w:tc>
+        <w:tc>
+          <w:tcPr>
+            <w:tcW w:w="2880" w:type="dxa"/>
+          </w:tcPr>
+          <w:p>
+            <w:pPr>
+              <w:cnfStyle w:val="000000100000" w:firstRow="0" w:lastRow="0" w:firstColumn="0" w:lastColumn="0" w:oddVBand="0" w:evenVBand="0" w:oddHBand="1" w:evenHBand="0" w:firstRowFirstColumn="0" w:firstRowLastColumn="0" w:lastRowFirstColumn="0" w:lastRowLastColumn="0"/>
+            </w:pPr>
+            <w:r>
+              <w:rPr>
+                <w:sz w:val="18"/>
+              </w:rPr>
+              <w:t>Nullable</w:t>
+            </w:r>
+          </w:p>
+        </w:tc>
+      </w:tr>
+      <w:tr>
+        <w:trPr>
+          <w:cnfStyle w:val="000000010000" w:firstRow="0" w:lastRow="0" w:firstColumn="0" w:lastColumn="0" w:oddVBand="0" w:evenVBand="0" w:oddHBand="0" w:evenHBand="1" w:firstRowFirstColumn="0" w:firstRowLastColumn="0" w:lastRowFirstColumn="0" w:lastRowLastColumn="0"/>
+          <w:jc w:val="center"/>
+        </w:trPr>
+        <w:tc>
+          <w:tcPr>
+            <w:cnfStyle w:val="001000000000" w:firstRow="0" w:lastRow="0" w:firstColumn="1" w:lastColumn="0" w:oddVBand="0" w:evenVBand="0" w:oddHBand="0" w:evenHBand="0" w:firstRowFirstColumn="0" w:firstRowLastColumn="0" w:lastRowFirstColumn="0" w:lastRowLastColumn="0"/>
+            <w:tcW w:w="2880" w:type="dxa"/>
+          </w:tcPr>
+          <w:p>
+            <w:r>
+              <w:rPr>
+                <w:sz w:val="18"/>
+              </w:rPr>
+              <w:t>department</w:t>
+            </w:r>
+          </w:p>
+        </w:tc>
+        <w:tc>
+          <w:tcPr>
+            <w:tcW w:w="2880" w:type="dxa"/>
+          </w:tcPr>
+          <w:p>
+            <w:pPr>
+              <w:cnfStyle w:val="000000010000" w:firstRow="0" w:lastRow="0" w:firstColumn="0" w:lastColumn="0" w:oddVBand="0" w:evenVBand="0" w:oddHBand="0" w:evenHBand="1" w:firstRowFirstColumn="0" w:firstRowLastColumn="0" w:lastRowFirstColumn="0" w:lastRowLastColumn="0"/>
+            </w:pPr>
+            <w:r>
+              <w:rPr>
+                <w:sz w:val="18"/>
+              </w:rPr>
+              <w:t>String(255)</w:t>
+            </w:r>
+          </w:p>
+        </w:tc>
+        <w:tc>
+          <w:tcPr>
+            <w:tcW w:w="2880" w:type="dxa"/>
+          </w:tcPr>
+          <w:p>
+            <w:pPr>
+              <w:cnfStyle w:val="000000010000" w:firstRow="0" w:lastRow="0" w:firstColumn="0" w:lastColumn="0" w:oddVBand="0" w:evenVBand="0" w:oddHBand="0" w:evenHBand="1" w:firstRowFirstColumn="0" w:firstRowLastColumn="0" w:lastRowFirstColumn="0" w:lastRowLastColumn="0"/>
+            </w:pPr>
+            <w:r>
+              <w:rPr>
+                <w:sz w:val="18"/>
+              </w:rPr>
+              <w:t>Nullable</w:t>
+            </w:r>
+          </w:p>
+        </w:tc>
+      </w:tr>
+      <w:tr>
+        <w:trPr>
+          <w:cnfStyle w:val="000000100000" w:firstRow="0" w:lastRow="0" w:firstColumn="0" w:lastColumn="0" w:oddVBand="0" w:evenVBand="0" w:oddHBand="1" w:evenHBand="0" w:firstRowFirstColumn="0" w:firstRowLastColumn="0" w:lastRowFirstColumn="0" w:lastRowLastColumn="0"/>
+          <w:jc w:val="center"/>
+        </w:trPr>
+        <w:tc>
+          <w:tcPr>
+            <w:cnfStyle w:val="001000000000" w:firstRow="0" w:lastRow="0" w:firstColumn="1" w:lastColumn="0" w:oddVBand="0" w:evenVBand="0" w:oddHBand="0" w:evenHBand="0" w:firstRowFirstColumn="0" w:firstRowLastColumn="0" w:lastRowFirstColumn="0" w:lastRowLastColumn="0"/>
+            <w:tcW w:w="2880" w:type="dxa"/>
+          </w:tcPr>
+          <w:p>
+            <w:r>
+              <w:rPr>
+                <w:sz w:val="18"/>
+              </w:rPr>
+              <w:t>biography</w:t>
+            </w:r>
+          </w:p>
+        </w:tc>
+        <w:tc>
+          <w:tcPr>
+            <w:tcW w:w="2880" w:type="dxa"/>
+          </w:tcPr>
+          <w:p>
+            <w:pPr>
+              <w:cnfStyle w:val="000000100000" w:firstRow="0" w:lastRow="0" w:firstColumn="0" w:lastColumn="0" w:oddVBand="0" w:evenVBand="0" w:oddHBand="1" w:evenHBand="0" w:firstRowFirstColumn="0" w:firstRowLastColumn="0" w:lastRowFirstColumn="0" w:lastRowLastColumn="0"/>
+            </w:pPr>
+            <w:r>
+              <w:rPr>
+                <w:sz w:val="18"/>
+              </w:rPr>
+              <w:t>Text</w:t>
+            </w:r>
+          </w:p>
+        </w:tc>
+        <w:tc>
+          <w:tcPr>
+            <w:tcW w:w="2880" w:type="dxa"/>
+          </w:tcPr>
+          <w:p>
+            <w:pPr>
+              <w:cnfStyle w:val="000000100000" w:firstRow="0" w:lastRow="0" w:firstColumn="0" w:lastColumn="0" w:oddVBand="0" w:evenVBand="0" w:oddHBand="1" w:evenHBand="0" w:firstRowFirstColumn="0" w:firstRowLastColumn="0" w:lastRowFirstColumn="0" w:lastRowLastColumn="0"/>
+            </w:pPr>
+            <w:r>
+              <w:rPr>
+                <w:sz w:val="18"/>
+              </w:rPr>
+              <w:t>Nullable</w:t>
+            </w:r>
+          </w:p>
+        </w:tc>
+      </w:tr>
+      <w:tr>
+        <w:trPr>
+          <w:cnfStyle w:val="000000010000" w:firstRow="0" w:lastRow="0" w:firstColumn="0" w:lastColumn="0" w:oddVBand="0" w:evenVBand="0" w:oddHBand="0" w:evenHBand="1" w:firstRowFirstColumn="0" w:firstRowLastColumn="0" w:lastRowFirstColumn="0" w:lastRowLastColumn="0"/>
+          <w:jc w:val="center"/>
+        </w:trPr>
+        <w:tc>
+          <w:tcPr>
+            <w:cnfStyle w:val="001000000000" w:firstRow="0" w:lastRow="0" w:firstColumn="1" w:lastColumn="0" w:oddVBand="0" w:evenVBand="0" w:oddHBand="0" w:evenHBand="0" w:firstRowFirstColumn="0" w:firstRowLastColumn="0" w:lastRowFirstColumn="0" w:lastRowLastColumn="0"/>
+            <w:tcW w:w="2880" w:type="dxa"/>
+          </w:tcPr>
+          <w:p>
+            <w:r>
+              <w:rPr>
+                <w:sz w:val="18"/>
+              </w:rPr>
+              <w:t>research_interests</w:t>
+            </w:r>
+          </w:p>
+        </w:tc>
+        <w:tc>
+          <w:tcPr>
+            <w:tcW w:w="2880" w:type="dxa"/>
+          </w:tcPr>
+          <w:p>
+            <w:pPr>
+              <w:cnfStyle w:val="000000010000" w:firstRow="0" w:lastRow="0" w:firstColumn="0" w:lastColumn="0" w:oddVBand="0" w:evenVBand="0" w:oddHBand="0" w:evenHBand="1" w:firstRowFirstColumn="0" w:firstRowLastColumn="0" w:lastRowFirstColumn="0" w:lastRowLastColumn="0"/>
+            </w:pPr>
+            <w:r>
+              <w:rPr>
+                <w:sz w:val="18"/>
+              </w:rPr>
+              <w:t>JSON</w:t>
+            </w:r>
+          </w:p>
+        </w:tc>
+        <w:tc>
+          <w:tcPr>
+            <w:tcW w:w="2880" w:type="dxa"/>
+          </w:tcPr>
+          <w:p>
+            <w:pPr>
+              <w:cnfStyle w:val="000000010000" w:firstRow="0" w:lastRow="0" w:firstColumn="0" w:lastColumn="0" w:oddVBand="0" w:evenVBand="0" w:oddHBand="0" w:evenHBand="1" w:firstRowFirstColumn="0" w:firstRowLastColumn="0" w:lastRowFirstColumn="0" w:lastRowLastColumn="0"/>
+            </w:pPr>
+            <w:r>
+              <w:rPr>
+                <w:sz w:val="18"/>
+              </w:rPr>
+              <w:t>Default=list, Not Null</w:t>
+            </w:r>
+          </w:p>
+        </w:tc>
+      </w:tr>
+      <w:tr>
+        <w:trPr>
+          <w:cnfStyle w:val="000000100000" w:firstRow="0" w:lastRow="0" w:firstColumn="0" w:lastColumn="0" w:oddVBand="0" w:evenVBand="0" w:oddHBand="1" w:evenHBand="0" w:firstRowFirstColumn="0" w:firstRowLastColumn="0" w:lastRowFirstColumn="0" w:lastRowLastColumn="0"/>
+          <w:jc w:val="center"/>
+        </w:trPr>
+        <w:tc>
+          <w:tcPr>
+            <w:cnfStyle w:val="001000000000" w:firstRow="0" w:lastRow="0" w:firstColumn="1" w:lastColumn="0" w:oddVBand="0" w:evenVBand="0" w:oddHBand="0" w:evenHBand="0" w:firstRowFirstColumn="0" w:firstRowLastColumn="0" w:lastRowFirstColumn="0" w:lastRowLastColumn="0"/>
+            <w:tcW w:w="2880" w:type="dxa"/>
+          </w:tcPr>
+          <w:p>
+            <w:r>
+              <w:rPr>
+                <w:sz w:val="18"/>
+              </w:rPr>
+              <w:t>research_domains</w:t>
+            </w:r>
+          </w:p>
+        </w:tc>
+        <w:tc>
+          <w:tcPr>
+            <w:tcW w:w="2880" w:type="dxa"/>
+          </w:tcPr>
+          <w:p>
+            <w:pPr>
+              <w:cnfStyle w:val="000000100000" w:firstRow="0" w:lastRow="0" w:firstColumn="0" w:lastColumn="0" w:oddVBand="0" w:evenVBand="0" w:oddHBand="1" w:evenHBand="0" w:firstRowFirstColumn="0" w:firstRowLastColumn="0" w:lastRowFirstColumn="0" w:lastRowLastColumn="0"/>
+            </w:pPr>
+            <w:r>
+              <w:rPr>
+                <w:sz w:val="18"/>
+              </w:rPr>
+              <w:t>JSON</w:t>
+            </w:r>
+          </w:p>
+        </w:tc>
+        <w:tc>
+          <w:tcPr>
+            <w:tcW w:w="2880" w:type="dxa"/>
+          </w:tcPr>
+          <w:p>
+            <w:pPr>
+              <w:cnfStyle w:val="000000100000" w:firstRow="0" w:lastRow="0" w:firstColumn="0" w:lastColumn="0" w:oddVBand="0" w:evenVBand="0" w:oddHBand="1" w:evenHBand="0" w:firstRowFirstColumn="0" w:firstRowLastColumn="0" w:lastRowFirstColumn="0" w:lastRowLastColumn="0"/>
+            </w:pPr>
+            <w:r>
+              <w:rPr>
+                <w:sz w:val="18"/>
+              </w:rPr>
+              <w:t>Default=list, Not Null</w:t>
+            </w:r>
+          </w:p>
+        </w:tc>
+      </w:tr>
+      <w:tr>
+        <w:trPr>
+          <w:cnfStyle w:val="000000010000" w:firstRow="0" w:lastRow="0" w:firstColumn="0" w:lastColumn="0" w:oddVBand="0" w:evenVBand="0" w:oddHBand="0" w:evenHBand="1" w:firstRowFirstColumn="0" w:firstRowLastColumn="0" w:lastRowFirstColumn="0" w:lastRowLastColumn="0"/>
+          <w:jc w:val="center"/>
+        </w:trPr>
+        <w:tc>
+          <w:tcPr>
+            <w:cnfStyle w:val="001000000000" w:firstRow="0" w:lastRow="0" w:firstColumn="1" w:lastColumn="0" w:oddVBand="0" w:evenVBand="0" w:oddHBand="0" w:evenHBand="0" w:firstRowFirstColumn="0" w:firstRowLastColumn="0" w:lastRowFirstColumn="0" w:lastRowLastColumn="0"/>
+            <w:tcW w:w="2880" w:type="dxa"/>
+          </w:tcPr>
+          <w:p>
+            <w:r>
+              <w:rPr>
+                <w:sz w:val="18"/>
+              </w:rPr>
+              <w:t>keywords</w:t>
+            </w:r>
+          </w:p>
+        </w:tc>
+        <w:tc>
+          <w:tcPr>
+            <w:tcW w:w="2880" w:type="dxa"/>
+          </w:tcPr>
+          <w:p>
+            <w:pPr>
+              <w:cnfStyle w:val="000000010000" w:firstRow="0" w:lastRow="0" w:firstColumn="0" w:lastColumn="0" w:oddVBand="0" w:evenVBand="0" w:oddHBand="0" w:evenHBand="1" w:firstRowFirstColumn="0" w:firstRowLastColumn="0" w:lastRowFirstColumn="0" w:lastRowLastColumn="0"/>
+            </w:pPr>
+            <w:r>
+              <w:rPr>
+                <w:sz w:val="18"/>
+              </w:rPr>
+              <w:t>JSON</w:t>
+            </w:r>
+          </w:p>
+        </w:tc>
+        <w:tc>
+          <w:tcPr>
+            <w:tcW w:w="2880" w:type="dxa"/>
+          </w:tcPr>
+          <w:p>
+            <w:pPr>
+              <w:cnfStyle w:val="000000010000" w:firstRow="0" w:lastRow="0" w:firstColumn="0" w:lastColumn="0" w:oddVBand="0" w:evenVBand="0" w:oddHBand="0" w:evenHBand="1" w:firstRowFirstColumn="0" w:firstRowLastColumn="0" w:lastRowFirstColumn="0" w:lastRowLastColumn="0"/>
+            </w:pPr>
+            <w:r>
+              <w:rPr>
+                <w:sz w:val="18"/>
+              </w:rPr>
+              <w:t>Default=list, Not Null</w:t>
+            </w:r>
+          </w:p>
+        </w:tc>
+      </w:tr>
+      <w:tr>
+        <w:trPr>
+          <w:cnfStyle w:val="000000100000" w:firstRow="0" w:lastRow="0" w:firstColumn="0" w:lastColumn="0" w:oddVBand="0" w:evenVBand="0" w:oddHBand="1" w:evenHBand="0" w:firstRowFirstColumn="0" w:firstRowLastColumn="0" w:lastRowFirstColumn="0" w:lastRowLastColumn="0"/>
+          <w:jc w:val="center"/>
+        </w:trPr>
+        <w:tc>
+          <w:tcPr>
+            <w:cnfStyle w:val="001000000000" w:firstRow="0" w:lastRow="0" w:firstColumn="1" w:lastColumn="0" w:oddVBand="0" w:evenVBand="0" w:oddHBand="0" w:evenHBand="0" w:firstRowFirstColumn="0" w:firstRowLastColumn="0" w:lastRowFirstColumn="0" w:lastRowLastColumn="0"/>
+            <w:tcW w:w="2880" w:type="dxa"/>
+          </w:tcPr>
+          <w:p>
+            <w:r>
+              <w:rPr>
+                <w:sz w:val="18"/>
+              </w:rPr>
+              <w:t>technology_areas</w:t>
+            </w:r>
+          </w:p>
+        </w:tc>
+        <w:tc>
+          <w:tcPr>
+            <w:tcW w:w="2880" w:type="dxa"/>
+          </w:tcPr>
+          <w:p>
+            <w:pPr>
+              <w:cnfStyle w:val="000000100000" w:firstRow="0" w:lastRow="0" w:firstColumn="0" w:lastColumn="0" w:oddVBand="0" w:evenVBand="0" w:oddHBand="1" w:evenHBand="0" w:firstRowFirstColumn="0" w:firstRowLastColumn="0" w:lastRowFirstColumn="0" w:lastRowLastColumn="0"/>
+            </w:pPr>
+            <w:r>
+              <w:rPr>
+                <w:sz w:val="18"/>
+              </w:rPr>
+              <w:t>JSON</w:t>
+            </w:r>
+          </w:p>
+        </w:tc>
+        <w:tc>
+          <w:tcPr>
+            <w:tcW w:w="2880" w:type="dxa"/>
+          </w:tcPr>
+          <w:p>
+            <w:pPr>
+              <w:cnfStyle w:val="000000100000" w:firstRow="0" w:lastRow="0" w:firstColumn="0" w:lastColumn="0" w:oddVBand="0" w:evenVBand="0" w:oddHBand="1" w:evenHBand="0" w:firstRowFirstColumn="0" w:firstRowLastColumn="0" w:lastRowFirstColumn="0" w:lastRowLastColumn="0"/>
+            </w:pPr>
+            <w:r>
+              <w:rPr>
+                <w:sz w:val="18"/>
+              </w:rPr>
+              <w:t>Default=list, Not Null</w:t>
+            </w:r>
+          </w:p>
+        </w:tc>
+      </w:tr>
+      <w:tr>
+        <w:trPr>
+          <w:cnfStyle w:val="000000010000" w:firstRow="0" w:lastRow="0" w:firstColumn="0" w:lastColumn="0" w:oddVBand="0" w:evenVBand="0" w:oddHBand="0" w:evenHBand="1" w:firstRowFirstColumn="0" w:firstRowLastColumn="0" w:lastRowFirstColumn="0" w:lastRowLastColumn="0"/>
+          <w:jc w:val="center"/>
+        </w:trPr>
+        <w:tc>
+          <w:tcPr>
+            <w:cnfStyle w:val="001000000000" w:firstRow="0" w:lastRow="0" w:firstColumn="1" w:lastColumn="0" w:oddVBand="0" w:evenVBand="0" w:oddHBand="0" w:evenHBand="0" w:firstRowFirstColumn="0" w:firstRowLastColumn="0" w:lastRowFirstColumn="0" w:lastRowLastColumn="0"/>
+            <w:tcW w:w="2880" w:type="dxa"/>
+          </w:tcPr>
+          <w:p>
+            <w:r>
+              <w:rPr>
+                <w:sz w:val="18"/>
+              </w:rPr>
+              <w:t>created_at</w:t>
+            </w:r>
+          </w:p>
+        </w:tc>
+        <w:tc>
+          <w:tcPr>
+            <w:tcW w:w="2880" w:type="dxa"/>
+          </w:tcPr>
+          <w:p>
+            <w:pPr>
+              <w:cnfStyle w:val="000000010000" w:firstRow="0" w:lastRow="0" w:firstColumn="0" w:lastColumn="0" w:oddVBand="0" w:evenVBand="0" w:oddHBand="0" w:evenHBand="1" w:firstRowFirstColumn="0" w:firstRowLastColumn="0" w:lastRowFirstColumn="0" w:lastRowLastColumn="0"/>
+            </w:pPr>
+            <w:r>
+              <w:rPr>
+                <w:sz w:val="18"/>
+              </w:rPr>
+              <w:t>DateTime(tz)</w:t>
+            </w:r>
+          </w:p>
+        </w:tc>
+        <w:tc>
+          <w:tcPr>
+            <w:tcW w:w="2880" w:type="dxa"/>
+          </w:tcPr>
+          <w:p>
+            <w:pPr>
+              <w:cnfStyle w:val="000000010000" w:firstRow="0" w:lastRow="0" w:firstColumn="0" w:lastColumn="0" w:oddVBand="0" w:evenVBand="0" w:oddHBand="0" w:evenHBand="1" w:firstRowFirstColumn="0" w:firstRowLastColumn="0" w:lastRowFirstColumn="0" w:lastRowLastColumn="0"/>
+            </w:pPr>
+            <w:r>
+              <w:rPr>
+                <w:sz w:val="18"/>
+              </w:rPr>
+              <w:t>Server default=now()</w:t>
+            </w:r>
+          </w:p>
+        </w:tc>
+      </w:tr>
+      <w:tr>
+        <w:trPr>
+          <w:cnfStyle w:val="000000100000" w:firstRow="0" w:lastRow="0" w:firstColumn="0" w:lastColumn="0" w:oddVBand="0" w:evenVBand="0" w:oddHBand="1" w:evenHBand="0" w:firstRowFirstColumn="0" w:firstRowLastColumn="0" w:lastRowFirstColumn="0" w:lastRowLastColumn="0"/>
+          <w:jc w:val="center"/>
+        </w:trPr>
+        <w:tc>
+          <w:tcPr>
+            <w:cnfStyle w:val="001000000000" w:firstRow="0" w:lastRow="0" w:firstColumn="1" w:lastColumn="0" w:oddVBand="0" w:evenVBand="0" w:oddHBand="0" w:evenHBand="0" w:firstRowFirstColumn="0" w:firstRowLastColumn="0" w:lastRowFirstColumn="0" w:lastRowLastColumn="0"/>
+            <w:tcW w:w="2880" w:type="dxa"/>
+          </w:tcPr>
+          <w:p>
+            <w:r>
+              <w:rPr>
+                <w:sz w:val="18"/>
+              </w:rPr>
+              <w:t>updated_at</w:t>
+            </w:r>
+          </w:p>
+        </w:tc>
+        <w:tc>
+          <w:tcPr>
+            <w:tcW w:w="2880" w:type="dxa"/>
+          </w:tcPr>
+          <w:p>
+            <w:pPr>
+              <w:cnfStyle w:val="000000100000" w:firstRow="0" w:lastRow="0" w:firstColumn="0" w:lastColumn="0" w:oddVBand="0" w:evenVBand="0" w:oddHBand="1" w:evenHBand="0" w:firstRowFirstColumn="0" w:firstRowLastColumn="0" w:lastRowFirstColumn="0" w:lastRowLastColumn="0"/>
+            </w:pPr>
+            <w:r>
+              <w:rPr>
+                <w:sz w:val="18"/>
+              </w:rPr>
+              <w:t>DateTime(tz)</w:t>
+            </w:r>
+          </w:p>
+        </w:tc>
+        <w:tc>
+          <w:tcPr>
+            <w:tcW w:w="2880" w:type="dxa"/>
+          </w:tcPr>
+          <w:p>
+            <w:pPr>
+              <w:cnfStyle w:val="000000100000" w:firstRow="0" w:lastRow="0" w:firstColumn="0" w:lastColumn="0" w:oddVBand="0" w:evenVBand="0" w:oddHBand="1" w:evenHBand="0" w:firstRowFirstColumn="0" w:firstRowLastColumn="0" w:lastRowFirstColumn="0" w:lastRowLastColumn="0"/>
+            </w:pPr>
+            <w:r>
+              <w:rPr>
+                <w:sz w:val="18"/>
+              </w:rPr>
+              <w:t>Server default=now(), auto-updates</w:t>
+            </w:r>
+          </w:p>
+        </w:tc>
+      </w:tr>
+    </w:tbl>
+    <w:p/>
+    <w:p>
+      <w:r>
+        <w:t>Relationships: User ↔ ResearchProfile (1-to-1, cascade delete). ResearchProfile → Publications (1-to-Many). ResearchProfile → Patents (1-to-Many).</w:t>
       </w:r>
     </w:p>
     <w:p>
       <w:pPr>
-        <w:jc w:val="both"/>
-        <w:rPr>
-          <w:rFonts w:ascii="Times New Roman" w:hAnsi="Times New Roman" w:cs="Times New Roman"/>
-          <w:i w:val="0"/>
-          <w:iCs/>
-        </w:rPr>
+        <w:pStyle w:val="Heading3"/>
       </w:pPr>
       <w:r>
+        <w:t>Publication Model (app/models/profile.py, table: publications)</w:t>
+      </w:r>
+    </w:p>
+    <w:tbl>
+      <w:tblPr>
+        <w:tblStyle w:val="LightGrid-Accent1"/>
+        <w:tblW w:w="0" w:type="auto"/>
+        <w:jc w:val="center"/>
+        <w:tblLook w:val="04A0" w:firstRow="1" w:lastRow="0" w:firstColumn="1" w:lastColumn="0" w:noHBand="0" w:noVBand="1"/>
+      </w:tblPr>
+      <w:tblGrid>
+        <w:gridCol w:w="2880"/>
+        <w:gridCol w:w="2880"/>
+        <w:gridCol w:w="2880"/>
+      </w:tblGrid>
+      <w:tr>
+        <w:trPr>
+          <w:cnfStyle w:val="100000000000" w:firstRow="1" w:lastRow="0" w:firstColumn="0" w:lastColumn="0" w:oddVBand="0" w:evenVBand="0" w:oddHBand="0" w:evenHBand="0" w:firstRowFirstColumn="0" w:firstRowLastColumn="0" w:lastRowFirstColumn="0" w:lastRowLastColumn="0"/>
+          <w:jc w:val="center"/>
+        </w:trPr>
+        <w:tc>
+          <w:tcPr>
+            <w:cnfStyle w:val="001000000000" w:firstRow="0" w:lastRow="0" w:firstColumn="1" w:lastColumn="0" w:oddVBand="0" w:evenVBand="0" w:oddHBand="0" w:evenHBand="0" w:firstRowFirstColumn="0" w:firstRowLastColumn="0" w:lastRowFirstColumn="0" w:lastRowLastColumn="0"/>
+            <w:tcW w:w="2880" w:type="dxa"/>
+          </w:tcPr>
+          <w:p>
+            <w:r>
+              <w:rPr>
+                <w:sz w:val="18"/>
+              </w:rPr>
+              <w:t>Field</w:t>
+            </w:r>
+          </w:p>
+        </w:tc>
+        <w:tc>
+          <w:tcPr>
+            <w:tcW w:w="2880" w:type="dxa"/>
+          </w:tcPr>
+          <w:p>
+            <w:pPr>
+              <w:cnfStyle w:val="100000000000" w:firstRow="1" w:lastRow="0" w:firstColumn="0" w:lastColumn="0" w:oddVBand="0" w:evenVBand="0" w:oddHBand="0" w:evenHBand="0" w:firstRowFirstColumn="0" w:firstRowLastColumn="0" w:lastRowFirstColumn="0" w:lastRowLastColumn="0"/>
+            </w:pPr>
+            <w:r>
+              <w:rPr>
+                <w:sz w:val="18"/>
+              </w:rPr>
+              <w:t>Type</w:t>
+            </w:r>
+          </w:p>
+        </w:tc>
+        <w:tc>
+          <w:tcPr>
+            <w:tcW w:w="2880" w:type="dxa"/>
+          </w:tcPr>
+          <w:p>
+            <w:pPr>
+              <w:cnfStyle w:val="100000000000" w:firstRow="1" w:lastRow="0" w:firstColumn="0" w:lastColumn="0" w:oddVBand="0" w:evenVBand="0" w:oddHBand="0" w:evenHBand="0" w:firstRowFirstColumn="0" w:firstRowLastColumn="0" w:lastRowFirstColumn="0" w:lastRowLastColumn="0"/>
+            </w:pPr>
+            <w:r>
+              <w:rPr>
+                <w:sz w:val="18"/>
+              </w:rPr>
+              <w:t>Constraints</w:t>
+            </w:r>
+          </w:p>
+        </w:tc>
+      </w:tr>
+      <w:tr>
+        <w:trPr>
+          <w:cnfStyle w:val="000000100000" w:firstRow="0" w:lastRow="0" w:firstColumn="0" w:lastColumn="0" w:oddVBand="0" w:evenVBand="0" w:oddHBand="1" w:evenHBand="0" w:firstRowFirstColumn="0" w:firstRowLastColumn="0" w:lastRowFirstColumn="0" w:lastRowLastColumn="0"/>
+          <w:jc w:val="center"/>
+        </w:trPr>
+        <w:tc>
+          <w:tcPr>
+            <w:cnfStyle w:val="001000000000" w:firstRow="0" w:lastRow="0" w:firstColumn="1" w:lastColumn="0" w:oddVBand="0" w:evenVBand="0" w:oddHBand="0" w:evenHBand="0" w:firstRowFirstColumn="0" w:firstRowLastColumn="0" w:lastRowFirstColumn="0" w:lastRowLastColumn="0"/>
+            <w:tcW w:w="2880" w:type="dxa"/>
+          </w:tcPr>
+          <w:p>
+            <w:r>
+              <w:rPr>
+                <w:sz w:val="18"/>
+              </w:rPr>
+              <w:t>id</w:t>
+            </w:r>
+          </w:p>
+        </w:tc>
+        <w:tc>
+          <w:tcPr>
+            <w:tcW w:w="2880" w:type="dxa"/>
+          </w:tcPr>
+          <w:p>
+            <w:pPr>
+              <w:cnfStyle w:val="000000100000" w:firstRow="0" w:lastRow="0" w:firstColumn="0" w:lastColumn="0" w:oddVBand="0" w:evenVBand="0" w:oddHBand="1" w:evenHBand="0" w:firstRowFirstColumn="0" w:firstRowLastColumn="0" w:lastRowFirstColumn="0" w:lastRowLastColumn="0"/>
+            </w:pPr>
+            <w:r>
+              <w:rPr>
+                <w:sz w:val="18"/>
+              </w:rPr>
+              <w:t>Integer</w:t>
+            </w:r>
+          </w:p>
+        </w:tc>
+        <w:tc>
+          <w:tcPr>
+            <w:tcW w:w="2880" w:type="dxa"/>
+          </w:tcPr>
+          <w:p>
+            <w:pPr>
+              <w:cnfStyle w:val="000000100000" w:firstRow="0" w:lastRow="0" w:firstColumn="0" w:lastColumn="0" w:oddVBand="0" w:evenVBand="0" w:oddHBand="1" w:evenHBand="0" w:firstRowFirstColumn="0" w:firstRowLastColumn="0" w:lastRowFirstColumn="0" w:lastRowLastColumn="0"/>
+            </w:pPr>
+            <w:r>
+              <w:rPr>
+                <w:sz w:val="18"/>
+              </w:rPr>
+              <w:t>Primary Key</w:t>
+            </w:r>
+          </w:p>
+        </w:tc>
+      </w:tr>
+      <w:tr>
+        <w:trPr>
+          <w:cnfStyle w:val="000000010000" w:firstRow="0" w:lastRow="0" w:firstColumn="0" w:lastColumn="0" w:oddVBand="0" w:evenVBand="0" w:oddHBand="0" w:evenHBand="1" w:firstRowFirstColumn="0" w:firstRowLastColumn="0" w:lastRowFirstColumn="0" w:lastRowLastColumn="0"/>
+          <w:jc w:val="center"/>
+        </w:trPr>
+        <w:tc>
+          <w:tcPr>
+            <w:cnfStyle w:val="001000000000" w:firstRow="0" w:lastRow="0" w:firstColumn="1" w:lastColumn="0" w:oddVBand="0" w:evenVBand="0" w:oddHBand="0" w:evenHBand="0" w:firstRowFirstColumn="0" w:firstRowLastColumn="0" w:lastRowFirstColumn="0" w:lastRowLastColumn="0"/>
+            <w:tcW w:w="2880" w:type="dxa"/>
+          </w:tcPr>
+          <w:p>
+            <w:r>
+              <w:rPr>
+                <w:sz w:val="18"/>
+              </w:rPr>
+              <w:t>profile_id</w:t>
+            </w:r>
+          </w:p>
+        </w:tc>
+        <w:tc>
+          <w:tcPr>
+            <w:tcW w:w="2880" w:type="dxa"/>
+          </w:tcPr>
+          <w:p>
+            <w:pPr>
+              <w:cnfStyle w:val="000000010000" w:firstRow="0" w:lastRow="0" w:firstColumn="0" w:lastColumn="0" w:oddVBand="0" w:evenVBand="0" w:oddHBand="0" w:evenHBand="1" w:firstRowFirstColumn="0" w:firstRowLastColumn="0" w:lastRowFirstColumn="0" w:lastRowLastColumn="0"/>
+            </w:pPr>
+            <w:r>
+              <w:rPr>
+                <w:sz w:val="18"/>
+              </w:rPr>
+              <w:t>Integer</w:t>
+            </w:r>
+          </w:p>
+        </w:tc>
+        <w:tc>
+          <w:tcPr>
+            <w:tcW w:w="2880" w:type="dxa"/>
+          </w:tcPr>
+          <w:p>
+            <w:pPr>
+              <w:cnfStyle w:val="000000010000" w:firstRow="0" w:lastRow="0" w:firstColumn="0" w:lastColumn="0" w:oddVBand="0" w:evenVBand="0" w:oddHBand="0" w:evenHBand="1" w:firstRowFirstColumn="0" w:firstRowLastColumn="0" w:lastRowFirstColumn="0" w:lastRowLastColumn="0"/>
+            </w:pPr>
+            <w:r>
+              <w:rPr>
+                <w:sz w:val="18"/>
+              </w:rPr>
+              <w:t>FK → research_profiles.id (CASCADE)</w:t>
+            </w:r>
+          </w:p>
+        </w:tc>
+      </w:tr>
+      <w:tr>
+        <w:trPr>
+          <w:cnfStyle w:val="000000100000" w:firstRow="0" w:lastRow="0" w:firstColumn="0" w:lastColumn="0" w:oddVBand="0" w:evenVBand="0" w:oddHBand="1" w:evenHBand="0" w:firstRowFirstColumn="0" w:firstRowLastColumn="0" w:lastRowFirstColumn="0" w:lastRowLastColumn="0"/>
+          <w:jc w:val="center"/>
+        </w:trPr>
+        <w:tc>
+          <w:tcPr>
+            <w:cnfStyle w:val="001000000000" w:firstRow="0" w:lastRow="0" w:firstColumn="1" w:lastColumn="0" w:oddVBand="0" w:evenVBand="0" w:oddHBand="0" w:evenHBand="0" w:firstRowFirstColumn="0" w:firstRowLastColumn="0" w:lastRowFirstColumn="0" w:lastRowLastColumn="0"/>
+            <w:tcW w:w="2880" w:type="dxa"/>
+          </w:tcPr>
+          <w:p>
+            <w:r>
+              <w:rPr>
+                <w:sz w:val="18"/>
+              </w:rPr>
+              <w:t>title</w:t>
+            </w:r>
+          </w:p>
+        </w:tc>
+        <w:tc>
+          <w:tcPr>
+            <w:tcW w:w="2880" w:type="dxa"/>
+          </w:tcPr>
+          <w:p>
+            <w:pPr>
+              <w:cnfStyle w:val="000000100000" w:firstRow="0" w:lastRow="0" w:firstColumn="0" w:lastColumn="0" w:oddVBand="0" w:evenVBand="0" w:oddHBand="1" w:evenHBand="0" w:firstRowFirstColumn="0" w:firstRowLastColumn="0" w:lastRowFirstColumn="0" w:lastRowLastColumn="0"/>
+            </w:pPr>
+            <w:r>
+              <w:rPr>
+                <w:sz w:val="18"/>
+              </w:rPr>
+              <w:t>String(500)</w:t>
+            </w:r>
+          </w:p>
+        </w:tc>
+        <w:tc>
+          <w:tcPr>
+            <w:tcW w:w="2880" w:type="dxa"/>
+          </w:tcPr>
+          <w:p>
+            <w:pPr>
+              <w:cnfStyle w:val="000000100000" w:firstRow="0" w:lastRow="0" w:firstColumn="0" w:lastColumn="0" w:oddVBand="0" w:evenVBand="0" w:oddHBand="1" w:evenHBand="0" w:firstRowFirstColumn="0" w:firstRowLastColumn="0" w:lastRowFirstColumn="0" w:lastRowLastColumn="0"/>
+            </w:pPr>
+            <w:r>
+              <w:rPr>
+                <w:sz w:val="18"/>
+              </w:rPr>
+              <w:t>Not Null</w:t>
+            </w:r>
+          </w:p>
+        </w:tc>
+      </w:tr>
+      <w:tr>
+        <w:trPr>
+          <w:cnfStyle w:val="000000010000" w:firstRow="0" w:lastRow="0" w:firstColumn="0" w:lastColumn="0" w:oddVBand="0" w:evenVBand="0" w:oddHBand="0" w:evenHBand="1" w:firstRowFirstColumn="0" w:firstRowLastColumn="0" w:lastRowFirstColumn="0" w:lastRowLastColumn="0"/>
+          <w:jc w:val="center"/>
+        </w:trPr>
+        <w:tc>
+          <w:tcPr>
+            <w:cnfStyle w:val="001000000000" w:firstRow="0" w:lastRow="0" w:firstColumn="1" w:lastColumn="0" w:oddVBand="0" w:evenVBand="0" w:oddHBand="0" w:evenHBand="0" w:firstRowFirstColumn="0" w:firstRowLastColumn="0" w:lastRowFirstColumn="0" w:lastRowLastColumn="0"/>
+            <w:tcW w:w="2880" w:type="dxa"/>
+          </w:tcPr>
+          <w:p>
+            <w:r>
+              <w:rPr>
+                <w:sz w:val="18"/>
+              </w:rPr>
+              <w:t>authors</w:t>
+            </w:r>
+          </w:p>
+        </w:tc>
+        <w:tc>
+          <w:tcPr>
+            <w:tcW w:w="2880" w:type="dxa"/>
+          </w:tcPr>
+          <w:p>
+            <w:pPr>
+              <w:cnfStyle w:val="000000010000" w:firstRow="0" w:lastRow="0" w:firstColumn="0" w:lastColumn="0" w:oddVBand="0" w:evenVBand="0" w:oddHBand="0" w:evenHBand="1" w:firstRowFirstColumn="0" w:firstRowLastColumn="0" w:lastRowFirstColumn="0" w:lastRowLastColumn="0"/>
+            </w:pPr>
+            <w:r>
+              <w:rPr>
+                <w:sz w:val="18"/>
+              </w:rPr>
+              <w:t>Text</w:t>
+            </w:r>
+          </w:p>
+        </w:tc>
+        <w:tc>
+          <w:tcPr>
+            <w:tcW w:w="2880" w:type="dxa"/>
+          </w:tcPr>
+          <w:p>
+            <w:pPr>
+              <w:cnfStyle w:val="000000010000" w:firstRow="0" w:lastRow="0" w:firstColumn="0" w:lastColumn="0" w:oddVBand="0" w:evenVBand="0" w:oddHBand="0" w:evenHBand="1" w:firstRowFirstColumn="0" w:firstRowLastColumn="0" w:lastRowFirstColumn="0" w:lastRowLastColumn="0"/>
+            </w:pPr>
+            <w:r>
+              <w:rPr>
+                <w:sz w:val="18"/>
+              </w:rPr>
+              <w:t>Not Null (comma-separated)</w:t>
+            </w:r>
+          </w:p>
+        </w:tc>
+      </w:tr>
+      <w:tr>
+        <w:trPr>
+          <w:cnfStyle w:val="000000100000" w:firstRow="0" w:lastRow="0" w:firstColumn="0" w:lastColumn="0" w:oddVBand="0" w:evenVBand="0" w:oddHBand="1" w:evenHBand="0" w:firstRowFirstColumn="0" w:firstRowLastColumn="0" w:lastRowFirstColumn="0" w:lastRowLastColumn="0"/>
+          <w:jc w:val="center"/>
+        </w:trPr>
+        <w:tc>
+          <w:tcPr>
+            <w:cnfStyle w:val="001000000000" w:firstRow="0" w:lastRow="0" w:firstColumn="1" w:lastColumn="0" w:oddVBand="0" w:evenVBand="0" w:oddHBand="0" w:evenHBand="0" w:firstRowFirstColumn="0" w:firstRowLastColumn="0" w:lastRowFirstColumn="0" w:lastRowLastColumn="0"/>
+            <w:tcW w:w="2880" w:type="dxa"/>
+          </w:tcPr>
+          <w:p>
+            <w:r>
+              <w:rPr>
+                <w:sz w:val="18"/>
+              </w:rPr>
+              <w:t>journal_or_conference</w:t>
+            </w:r>
+          </w:p>
+        </w:tc>
+        <w:tc>
+          <w:tcPr>
+            <w:tcW w:w="2880" w:type="dxa"/>
+          </w:tcPr>
+          <w:p>
+            <w:pPr>
+              <w:cnfStyle w:val="000000100000" w:firstRow="0" w:lastRow="0" w:firstColumn="0" w:lastColumn="0" w:oddVBand="0" w:evenVBand="0" w:oddHBand="1" w:evenHBand="0" w:firstRowFirstColumn="0" w:firstRowLastColumn="0" w:lastRowFirstColumn="0" w:lastRowLastColumn="0"/>
+            </w:pPr>
+            <w:r>
+              <w:rPr>
+                <w:sz w:val="18"/>
+              </w:rPr>
+              <w:t>String(255)</w:t>
+            </w:r>
+          </w:p>
+        </w:tc>
+        <w:tc>
+          <w:tcPr>
+            <w:tcW w:w="2880" w:type="dxa"/>
+          </w:tcPr>
+          <w:p>
+            <w:pPr>
+              <w:cnfStyle w:val="000000100000" w:firstRow="0" w:lastRow="0" w:firstColumn="0" w:lastColumn="0" w:oddVBand="0" w:evenVBand="0" w:oddHBand="1" w:evenHBand="0" w:firstRowFirstColumn="0" w:firstRowLastColumn="0" w:lastRowFirstColumn="0" w:lastRowLastColumn="0"/>
+            </w:pPr>
+            <w:r>
+              <w:rPr>
+                <w:sz w:val="18"/>
+              </w:rPr>
+              <w:t>Nullable</w:t>
+            </w:r>
+          </w:p>
+        </w:tc>
+      </w:tr>
+      <w:tr>
+        <w:trPr>
+          <w:cnfStyle w:val="000000010000" w:firstRow="0" w:lastRow="0" w:firstColumn="0" w:lastColumn="0" w:oddVBand="0" w:evenVBand="0" w:oddHBand="0" w:evenHBand="1" w:firstRowFirstColumn="0" w:firstRowLastColumn="0" w:lastRowFirstColumn="0" w:lastRowLastColumn="0"/>
+          <w:jc w:val="center"/>
+        </w:trPr>
+        <w:tc>
+          <w:tcPr>
+            <w:cnfStyle w:val="001000000000" w:firstRow="0" w:lastRow="0" w:firstColumn="1" w:lastColumn="0" w:oddVBand="0" w:evenVBand="0" w:oddHBand="0" w:evenHBand="0" w:firstRowFirstColumn="0" w:firstRowLastColumn="0" w:lastRowFirstColumn="0" w:lastRowLastColumn="0"/>
+            <w:tcW w:w="2880" w:type="dxa"/>
+          </w:tcPr>
+          <w:p>
+            <w:r>
+              <w:rPr>
+                <w:sz w:val="18"/>
+              </w:rPr>
+              <w:t>publication_year</w:t>
+            </w:r>
+          </w:p>
+        </w:tc>
+        <w:tc>
+          <w:tcPr>
+            <w:tcW w:w="2880" w:type="dxa"/>
+          </w:tcPr>
+          <w:p>
+            <w:pPr>
+              <w:cnfStyle w:val="000000010000" w:firstRow="0" w:lastRow="0" w:firstColumn="0" w:lastColumn="0" w:oddVBand="0" w:evenVBand="0" w:oddHBand="0" w:evenHBand="1" w:firstRowFirstColumn="0" w:firstRowLastColumn="0" w:lastRowFirstColumn="0" w:lastRowLastColumn="0"/>
+            </w:pPr>
+            <w:r>
+              <w:rPr>
+                <w:sz w:val="18"/>
+              </w:rPr>
+              <w:t>Integer</w:t>
+            </w:r>
+          </w:p>
+        </w:tc>
+        <w:tc>
+          <w:tcPr>
+            <w:tcW w:w="2880" w:type="dxa"/>
+          </w:tcPr>
+          <w:p>
+            <w:pPr>
+              <w:cnfStyle w:val="000000010000" w:firstRow="0" w:lastRow="0" w:firstColumn="0" w:lastColumn="0" w:oddVBand="0" w:evenVBand="0" w:oddHBand="0" w:evenHBand="1" w:firstRowFirstColumn="0" w:firstRowLastColumn="0" w:lastRowFirstColumn="0" w:lastRowLastColumn="0"/>
+            </w:pPr>
+            <w:r>
+              <w:rPr>
+                <w:sz w:val="18"/>
+              </w:rPr>
+              <w:t>Nullable (1800–2100)</w:t>
+            </w:r>
+          </w:p>
+        </w:tc>
+      </w:tr>
+      <w:tr>
+        <w:trPr>
+          <w:cnfStyle w:val="000000100000" w:firstRow="0" w:lastRow="0" w:firstColumn="0" w:lastColumn="0" w:oddVBand="0" w:evenVBand="0" w:oddHBand="1" w:evenHBand="0" w:firstRowFirstColumn="0" w:firstRowLastColumn="0" w:lastRowFirstColumn="0" w:lastRowLastColumn="0"/>
+          <w:jc w:val="center"/>
+        </w:trPr>
+        <w:tc>
+          <w:tcPr>
+            <w:cnfStyle w:val="001000000000" w:firstRow="0" w:lastRow="0" w:firstColumn="1" w:lastColumn="0" w:oddVBand="0" w:evenVBand="0" w:oddHBand="0" w:evenHBand="0" w:firstRowFirstColumn="0" w:firstRowLastColumn="0" w:lastRowFirstColumn="0" w:lastRowLastColumn="0"/>
+            <w:tcW w:w="2880" w:type="dxa"/>
+          </w:tcPr>
+          <w:p>
+            <w:r>
+              <w:rPr>
+                <w:sz w:val="18"/>
+              </w:rPr>
+              <w:t>doi</w:t>
+            </w:r>
+          </w:p>
+        </w:tc>
+        <w:tc>
+          <w:tcPr>
+            <w:tcW w:w="2880" w:type="dxa"/>
+          </w:tcPr>
+          <w:p>
+            <w:pPr>
+              <w:cnfStyle w:val="000000100000" w:firstRow="0" w:lastRow="0" w:firstColumn="0" w:lastColumn="0" w:oddVBand="0" w:evenVBand="0" w:oddHBand="1" w:evenHBand="0" w:firstRowFirstColumn="0" w:firstRowLastColumn="0" w:lastRowFirstColumn="0" w:lastRowLastColumn="0"/>
+            </w:pPr>
+            <w:r>
+              <w:rPr>
+                <w:sz w:val="18"/>
+              </w:rPr>
+              <w:t>String(100)</w:t>
+            </w:r>
+          </w:p>
+        </w:tc>
+        <w:tc>
+          <w:tcPr>
+            <w:tcW w:w="2880" w:type="dxa"/>
+          </w:tcPr>
+          <w:p>
+            <w:pPr>
+              <w:cnfStyle w:val="000000100000" w:firstRow="0" w:lastRow="0" w:firstColumn="0" w:lastColumn="0" w:oddVBand="0" w:evenVBand="0" w:oddHBand="1" w:evenHBand="0" w:firstRowFirstColumn="0" w:firstRowLastColumn="0" w:lastRowFirstColumn="0" w:lastRowLastColumn="0"/>
+            </w:pPr>
+            <w:r>
+              <w:rPr>
+                <w:sz w:val="18"/>
+              </w:rPr>
+              <w:t>Nullable</w:t>
+            </w:r>
+          </w:p>
+        </w:tc>
+      </w:tr>
+      <w:tr>
+        <w:trPr>
+          <w:cnfStyle w:val="000000010000" w:firstRow="0" w:lastRow="0" w:firstColumn="0" w:lastColumn="0" w:oddVBand="0" w:evenVBand="0" w:oddHBand="0" w:evenHBand="1" w:firstRowFirstColumn="0" w:firstRowLastColumn="0" w:lastRowFirstColumn="0" w:lastRowLastColumn="0"/>
+          <w:jc w:val="center"/>
+        </w:trPr>
+        <w:tc>
+          <w:tcPr>
+            <w:cnfStyle w:val="001000000000" w:firstRow="0" w:lastRow="0" w:firstColumn="1" w:lastColumn="0" w:oddVBand="0" w:evenVBand="0" w:oddHBand="0" w:evenHBand="0" w:firstRowFirstColumn="0" w:firstRowLastColumn="0" w:lastRowFirstColumn="0" w:lastRowLastColumn="0"/>
+            <w:tcW w:w="2880" w:type="dxa"/>
+          </w:tcPr>
+          <w:p>
+            <w:r>
+              <w:rPr>
+                <w:sz w:val="18"/>
+              </w:rPr>
+              <w:t>url</w:t>
+            </w:r>
+          </w:p>
+        </w:tc>
+        <w:tc>
+          <w:tcPr>
+            <w:tcW w:w="2880" w:type="dxa"/>
+          </w:tcPr>
+          <w:p>
+            <w:pPr>
+              <w:cnfStyle w:val="000000010000" w:firstRow="0" w:lastRow="0" w:firstColumn="0" w:lastColumn="0" w:oddVBand="0" w:evenVBand="0" w:oddHBand="0" w:evenHBand="1" w:firstRowFirstColumn="0" w:firstRowLastColumn="0" w:lastRowFirstColumn="0" w:lastRowLastColumn="0"/>
+            </w:pPr>
+            <w:r>
+              <w:rPr>
+                <w:sz w:val="18"/>
+              </w:rPr>
+              <w:t>String(500)</w:t>
+            </w:r>
+          </w:p>
+        </w:tc>
+        <w:tc>
+          <w:tcPr>
+            <w:tcW w:w="2880" w:type="dxa"/>
+          </w:tcPr>
+          <w:p>
+            <w:pPr>
+              <w:cnfStyle w:val="000000010000" w:firstRow="0" w:lastRow="0" w:firstColumn="0" w:lastColumn="0" w:oddVBand="0" w:evenVBand="0" w:oddHBand="0" w:evenHBand="1" w:firstRowFirstColumn="0" w:firstRowLastColumn="0" w:lastRowFirstColumn="0" w:lastRowLastColumn="0"/>
+            </w:pPr>
+            <w:r>
+              <w:rPr>
+                <w:sz w:val="18"/>
+              </w:rPr>
+              <w:t>Nullable</w:t>
+            </w:r>
+          </w:p>
+        </w:tc>
+      </w:tr>
+      <w:tr>
+        <w:trPr>
+          <w:cnfStyle w:val="000000100000" w:firstRow="0" w:lastRow="0" w:firstColumn="0" w:lastColumn="0" w:oddVBand="0" w:evenVBand="0" w:oddHBand="1" w:evenHBand="0" w:firstRowFirstColumn="0" w:firstRowLastColumn="0" w:lastRowFirstColumn="0" w:lastRowLastColumn="0"/>
+          <w:jc w:val="center"/>
+        </w:trPr>
+        <w:tc>
+          <w:tcPr>
+            <w:cnfStyle w:val="001000000000" w:firstRow="0" w:lastRow="0" w:firstColumn="1" w:lastColumn="0" w:oddVBand="0" w:evenVBand="0" w:oddHBand="0" w:evenHBand="0" w:firstRowFirstColumn="0" w:firstRowLastColumn="0" w:lastRowFirstColumn="0" w:lastRowLastColumn="0"/>
+            <w:tcW w:w="2880" w:type="dxa"/>
+          </w:tcPr>
+          <w:p>
+            <w:r>
+              <w:rPr>
+                <w:sz w:val="18"/>
+              </w:rPr>
+              <w:t>citations</w:t>
+            </w:r>
+          </w:p>
+        </w:tc>
+        <w:tc>
+          <w:tcPr>
+            <w:tcW w:w="2880" w:type="dxa"/>
+          </w:tcPr>
+          <w:p>
+            <w:pPr>
+              <w:cnfStyle w:val="000000100000" w:firstRow="0" w:lastRow="0" w:firstColumn="0" w:lastColumn="0" w:oddVBand="0" w:evenVBand="0" w:oddHBand="1" w:evenHBand="0" w:firstRowFirstColumn="0" w:firstRowLastColumn="0" w:lastRowFirstColumn="0" w:lastRowLastColumn="0"/>
+            </w:pPr>
+            <w:r>
+              <w:rPr>
+                <w:sz w:val="18"/>
+              </w:rPr>
+              <w:t>Integer</w:t>
+            </w:r>
+          </w:p>
+        </w:tc>
+        <w:tc>
+          <w:tcPr>
+            <w:tcW w:w="2880" w:type="dxa"/>
+          </w:tcPr>
+          <w:p>
+            <w:pPr>
+              <w:cnfStyle w:val="000000100000" w:firstRow="0" w:lastRow="0" w:firstColumn="0" w:lastColumn="0" w:oddVBand="0" w:evenVBand="0" w:oddHBand="1" w:evenHBand="0" w:firstRowFirstColumn="0" w:firstRowLastColumn="0" w:lastRowFirstColumn="0" w:lastRowLastColumn="0"/>
+            </w:pPr>
+            <w:r>
+              <w:rPr>
+                <w:sz w:val="18"/>
+              </w:rPr>
+              <w:t>Default=0</w:t>
+            </w:r>
+          </w:p>
+        </w:tc>
+      </w:tr>
+    </w:tbl>
+    <w:p/>
+    <w:p>
+      <w:pPr>
+        <w:pStyle w:val="Heading3"/>
+      </w:pPr>
+      <w:r>
+        <w:t>Patent Model (app/models/profile.py, table: patents)</w:t>
+      </w:r>
+    </w:p>
+    <w:tbl>
+      <w:tblPr>
+        <w:tblStyle w:val="LightGrid-Accent1"/>
+        <w:tblW w:w="0" w:type="auto"/>
+        <w:jc w:val="center"/>
+        <w:tblLook w:val="04A0" w:firstRow="1" w:lastRow="0" w:firstColumn="1" w:lastColumn="0" w:noHBand="0" w:noVBand="1"/>
+      </w:tblPr>
+      <w:tblGrid>
+        <w:gridCol w:w="2880"/>
+        <w:gridCol w:w="2880"/>
+        <w:gridCol w:w="2880"/>
+      </w:tblGrid>
+      <w:tr>
+        <w:trPr>
+          <w:cnfStyle w:val="100000000000" w:firstRow="1" w:lastRow="0" w:firstColumn="0" w:lastColumn="0" w:oddVBand="0" w:evenVBand="0" w:oddHBand="0" w:evenHBand="0" w:firstRowFirstColumn="0" w:firstRowLastColumn="0" w:lastRowFirstColumn="0" w:lastRowLastColumn="0"/>
+          <w:jc w:val="center"/>
+        </w:trPr>
+        <w:tc>
+          <w:tcPr>
+            <w:cnfStyle w:val="001000000000" w:firstRow="0" w:lastRow="0" w:firstColumn="1" w:lastColumn="0" w:oddVBand="0" w:evenVBand="0" w:oddHBand="0" w:evenHBand="0" w:firstRowFirstColumn="0" w:firstRowLastColumn="0" w:lastRowFirstColumn="0" w:lastRowLastColumn="0"/>
+            <w:tcW w:w="2880" w:type="dxa"/>
+          </w:tcPr>
+          <w:p>
+            <w:r>
+              <w:rPr>
+                <w:sz w:val="18"/>
+              </w:rPr>
+              <w:t>Field</w:t>
+            </w:r>
+          </w:p>
+        </w:tc>
+        <w:tc>
+          <w:tcPr>
+            <w:tcW w:w="2880" w:type="dxa"/>
+          </w:tcPr>
+          <w:p>
+            <w:pPr>
+              <w:cnfStyle w:val="100000000000" w:firstRow="1" w:lastRow="0" w:firstColumn="0" w:lastColumn="0" w:oddVBand="0" w:evenVBand="0" w:oddHBand="0" w:evenHBand="0" w:firstRowFirstColumn="0" w:firstRowLastColumn="0" w:lastRowFirstColumn="0" w:lastRowLastColumn="0"/>
+            </w:pPr>
+            <w:r>
+              <w:rPr>
+                <w:sz w:val="18"/>
+              </w:rPr>
+              <w:t>Type</w:t>
+            </w:r>
+          </w:p>
+        </w:tc>
+        <w:tc>
+          <w:tcPr>
+            <w:tcW w:w="2880" w:type="dxa"/>
+          </w:tcPr>
+          <w:p>
+            <w:pPr>
+              <w:cnfStyle w:val="100000000000" w:firstRow="1" w:lastRow="0" w:firstColumn="0" w:lastColumn="0" w:oddVBand="0" w:evenVBand="0" w:oddHBand="0" w:evenHBand="0" w:firstRowFirstColumn="0" w:firstRowLastColumn="0" w:lastRowFirstColumn="0" w:lastRowLastColumn="0"/>
+            </w:pPr>
+            <w:r>
+              <w:rPr>
+                <w:sz w:val="18"/>
+              </w:rPr>
+              <w:t>Constraints</w:t>
+            </w:r>
+          </w:p>
+        </w:tc>
+      </w:tr>
+      <w:tr>
+        <w:trPr>
+          <w:cnfStyle w:val="000000100000" w:firstRow="0" w:lastRow="0" w:firstColumn="0" w:lastColumn="0" w:oddVBand="0" w:evenVBand="0" w:oddHBand="1" w:evenHBand="0" w:firstRowFirstColumn="0" w:firstRowLastColumn="0" w:lastRowFirstColumn="0" w:lastRowLastColumn="0"/>
+          <w:jc w:val="center"/>
+        </w:trPr>
+        <w:tc>
+          <w:tcPr>
+            <w:cnfStyle w:val="001000000000" w:firstRow="0" w:lastRow="0" w:firstColumn="1" w:lastColumn="0" w:oddVBand="0" w:evenVBand="0" w:oddHBand="0" w:evenHBand="0" w:firstRowFirstColumn="0" w:firstRowLastColumn="0" w:lastRowFirstColumn="0" w:lastRowLastColumn="0"/>
+            <w:tcW w:w="2880" w:type="dxa"/>
+          </w:tcPr>
+          <w:p>
+            <w:r>
+              <w:rPr>
+                <w:sz w:val="18"/>
+              </w:rPr>
+              <w:t>id</w:t>
+            </w:r>
+          </w:p>
+        </w:tc>
+        <w:tc>
+          <w:tcPr>
+            <w:tcW w:w="2880" w:type="dxa"/>
+          </w:tcPr>
+          <w:p>
+            <w:pPr>
+              <w:cnfStyle w:val="000000100000" w:firstRow="0" w:lastRow="0" w:firstColumn="0" w:lastColumn="0" w:oddVBand="0" w:evenVBand="0" w:oddHBand="1" w:evenHBand="0" w:firstRowFirstColumn="0" w:firstRowLastColumn="0" w:lastRowFirstColumn="0" w:lastRowLastColumn="0"/>
+            </w:pPr>
+            <w:r>
+              <w:rPr>
+                <w:sz w:val="18"/>
+              </w:rPr>
+              <w:t>Integer</w:t>
+            </w:r>
+          </w:p>
+        </w:tc>
+        <w:tc>
+          <w:tcPr>
+            <w:tcW w:w="2880" w:type="dxa"/>
+          </w:tcPr>
+          <w:p>
+            <w:pPr>
+              <w:cnfStyle w:val="000000100000" w:firstRow="0" w:lastRow="0" w:firstColumn="0" w:lastColumn="0" w:oddVBand="0" w:evenVBand="0" w:oddHBand="1" w:evenHBand="0" w:firstRowFirstColumn="0" w:firstRowLastColumn="0" w:lastRowFirstColumn="0" w:lastRowLastColumn="0"/>
+            </w:pPr>
+            <w:r>
+              <w:rPr>
+                <w:sz w:val="18"/>
+              </w:rPr>
+              <w:t>Primary Key</w:t>
+            </w:r>
+          </w:p>
+        </w:tc>
+      </w:tr>
+      <w:tr>
+        <w:trPr>
+          <w:cnfStyle w:val="000000010000" w:firstRow="0" w:lastRow="0" w:firstColumn="0" w:lastColumn="0" w:oddVBand="0" w:evenVBand="0" w:oddHBand="0" w:evenHBand="1" w:firstRowFirstColumn="0" w:firstRowLastColumn="0" w:lastRowFirstColumn="0" w:lastRowLastColumn="0"/>
+          <w:jc w:val="center"/>
+        </w:trPr>
+        <w:tc>
+          <w:tcPr>
+            <w:cnfStyle w:val="001000000000" w:firstRow="0" w:lastRow="0" w:firstColumn="1" w:lastColumn="0" w:oddVBand="0" w:evenVBand="0" w:oddHBand="0" w:evenHBand="0" w:firstRowFirstColumn="0" w:firstRowLastColumn="0" w:lastRowFirstColumn="0" w:lastRowLastColumn="0"/>
+            <w:tcW w:w="2880" w:type="dxa"/>
+          </w:tcPr>
+          <w:p>
+            <w:r>
+              <w:rPr>
+                <w:sz w:val="18"/>
+              </w:rPr>
+              <w:t>profile_id</w:t>
+            </w:r>
+          </w:p>
+        </w:tc>
+        <w:tc>
+          <w:tcPr>
+            <w:tcW w:w="2880" w:type="dxa"/>
+          </w:tcPr>
+          <w:p>
+            <w:pPr>
+              <w:cnfStyle w:val="000000010000" w:firstRow="0" w:lastRow="0" w:firstColumn="0" w:lastColumn="0" w:oddVBand="0" w:evenVBand="0" w:oddHBand="0" w:evenHBand="1" w:firstRowFirstColumn="0" w:firstRowLastColumn="0" w:lastRowFirstColumn="0" w:lastRowLastColumn="0"/>
+            </w:pPr>
+            <w:r>
+              <w:rPr>
+                <w:sz w:val="18"/>
+              </w:rPr>
+              <w:t>Integer</w:t>
+            </w:r>
+          </w:p>
+        </w:tc>
+        <w:tc>
+          <w:tcPr>
+            <w:tcW w:w="2880" w:type="dxa"/>
+          </w:tcPr>
+          <w:p>
+            <w:pPr>
+              <w:cnfStyle w:val="000000010000" w:firstRow="0" w:lastRow="0" w:firstColumn="0" w:lastColumn="0" w:oddVBand="0" w:evenVBand="0" w:oddHBand="0" w:evenHBand="1" w:firstRowFirstColumn="0" w:firstRowLastColumn="0" w:lastRowFirstColumn="0" w:lastRowLastColumn="0"/>
+            </w:pPr>
+            <w:r>
+              <w:rPr>
+                <w:sz w:val="18"/>
+              </w:rPr>
+              <w:t>FK → research_profiles.id (CASCADE)</w:t>
+            </w:r>
+          </w:p>
+        </w:tc>
+      </w:tr>
+      <w:tr>
+        <w:trPr>
+          <w:cnfStyle w:val="000000100000" w:firstRow="0" w:lastRow="0" w:firstColumn="0" w:lastColumn="0" w:oddVBand="0" w:evenVBand="0" w:oddHBand="1" w:evenHBand="0" w:firstRowFirstColumn="0" w:firstRowLastColumn="0" w:lastRowFirstColumn="0" w:lastRowLastColumn="0"/>
+          <w:jc w:val="center"/>
+        </w:trPr>
+        <w:tc>
+          <w:tcPr>
+            <w:cnfStyle w:val="001000000000" w:firstRow="0" w:lastRow="0" w:firstColumn="1" w:lastColumn="0" w:oddVBand="0" w:evenVBand="0" w:oddHBand="0" w:evenHBand="0" w:firstRowFirstColumn="0" w:firstRowLastColumn="0" w:lastRowFirstColumn="0" w:lastRowLastColumn="0"/>
+            <w:tcW w:w="2880" w:type="dxa"/>
+          </w:tcPr>
+          <w:p>
+            <w:r>
+              <w:rPr>
+                <w:sz w:val="18"/>
+              </w:rPr>
+              <w:t>title</w:t>
+            </w:r>
+          </w:p>
+        </w:tc>
+        <w:tc>
+          <w:tcPr>
+            <w:tcW w:w="2880" w:type="dxa"/>
+          </w:tcPr>
+          <w:p>
+            <w:pPr>
+              <w:cnfStyle w:val="000000100000" w:firstRow="0" w:lastRow="0" w:firstColumn="0" w:lastColumn="0" w:oddVBand="0" w:evenVBand="0" w:oddHBand="1" w:evenHBand="0" w:firstRowFirstColumn="0" w:firstRowLastColumn="0" w:lastRowFirstColumn="0" w:lastRowLastColumn="0"/>
+            </w:pPr>
+            <w:r>
+              <w:rPr>
+                <w:sz w:val="18"/>
+              </w:rPr>
+              <w:t>String(500)</w:t>
+            </w:r>
+          </w:p>
+        </w:tc>
+        <w:tc>
+          <w:tcPr>
+            <w:tcW w:w="2880" w:type="dxa"/>
+          </w:tcPr>
+          <w:p>
+            <w:pPr>
+              <w:cnfStyle w:val="000000100000" w:firstRow="0" w:lastRow="0" w:firstColumn="0" w:lastColumn="0" w:oddVBand="0" w:evenVBand="0" w:oddHBand="1" w:evenHBand="0" w:firstRowFirstColumn="0" w:firstRowLastColumn="0" w:lastRowFirstColumn="0" w:lastRowLastColumn="0"/>
+            </w:pPr>
+            <w:r>
+              <w:rPr>
+                <w:sz w:val="18"/>
+              </w:rPr>
+              <w:t>Not Null</w:t>
+            </w:r>
+          </w:p>
+        </w:tc>
+      </w:tr>
+      <w:tr>
+        <w:trPr>
+          <w:cnfStyle w:val="000000010000" w:firstRow="0" w:lastRow="0" w:firstColumn="0" w:lastColumn="0" w:oddVBand="0" w:evenVBand="0" w:oddHBand="0" w:evenHBand="1" w:firstRowFirstColumn="0" w:firstRowLastColumn="0" w:lastRowFirstColumn="0" w:lastRowLastColumn="0"/>
+          <w:jc w:val="center"/>
+        </w:trPr>
+        <w:tc>
+          <w:tcPr>
+            <w:cnfStyle w:val="001000000000" w:firstRow="0" w:lastRow="0" w:firstColumn="1" w:lastColumn="0" w:oddVBand="0" w:evenVBand="0" w:oddHBand="0" w:evenHBand="0" w:firstRowFirstColumn="0" w:firstRowLastColumn="0" w:lastRowFirstColumn="0" w:lastRowLastColumn="0"/>
+            <w:tcW w:w="2880" w:type="dxa"/>
+          </w:tcPr>
+          <w:p>
+            <w:r>
+              <w:rPr>
+                <w:sz w:val="18"/>
+              </w:rPr>
+              <w:t>patent_number</w:t>
+            </w:r>
+          </w:p>
+        </w:tc>
+        <w:tc>
+          <w:tcPr>
+            <w:tcW w:w="2880" w:type="dxa"/>
+          </w:tcPr>
+          <w:p>
+            <w:pPr>
+              <w:cnfStyle w:val="000000010000" w:firstRow="0" w:lastRow="0" w:firstColumn="0" w:lastColumn="0" w:oddVBand="0" w:evenVBand="0" w:oddHBand="0" w:evenHBand="1" w:firstRowFirstColumn="0" w:firstRowLastColumn="0" w:lastRowFirstColumn="0" w:lastRowLastColumn="0"/>
+            </w:pPr>
+            <w:r>
+              <w:rPr>
+                <w:sz w:val="18"/>
+              </w:rPr>
+              <w:t>String(100)</w:t>
+            </w:r>
+          </w:p>
+        </w:tc>
+        <w:tc>
+          <w:tcPr>
+            <w:tcW w:w="2880" w:type="dxa"/>
+          </w:tcPr>
+          <w:p>
+            <w:pPr>
+              <w:cnfStyle w:val="000000010000" w:firstRow="0" w:lastRow="0" w:firstColumn="0" w:lastColumn="0" w:oddVBand="0" w:evenVBand="0" w:oddHBand="0" w:evenHBand="1" w:firstRowFirstColumn="0" w:firstRowLastColumn="0" w:lastRowFirstColumn="0" w:lastRowLastColumn="0"/>
+            </w:pPr>
+            <w:r>
+              <w:rPr>
+                <w:sz w:val="18"/>
+              </w:rPr>
+              <w:t>Unique, Indexed, Not Null</w:t>
+            </w:r>
+          </w:p>
+        </w:tc>
+      </w:tr>
+      <w:tr>
+        <w:trPr>
+          <w:cnfStyle w:val="000000100000" w:firstRow="0" w:lastRow="0" w:firstColumn="0" w:lastColumn="0" w:oddVBand="0" w:evenVBand="0" w:oddHBand="1" w:evenHBand="0" w:firstRowFirstColumn="0" w:firstRowLastColumn="0" w:lastRowFirstColumn="0" w:lastRowLastColumn="0"/>
+          <w:jc w:val="center"/>
+        </w:trPr>
+        <w:tc>
+          <w:tcPr>
+            <w:cnfStyle w:val="001000000000" w:firstRow="0" w:lastRow="0" w:firstColumn="1" w:lastColumn="0" w:oddVBand="0" w:evenVBand="0" w:oddHBand="0" w:evenHBand="0" w:firstRowFirstColumn="0" w:firstRowLastColumn="0" w:lastRowFirstColumn="0" w:lastRowLastColumn="0"/>
+            <w:tcW w:w="2880" w:type="dxa"/>
+          </w:tcPr>
+          <w:p>
+            <w:r>
+              <w:rPr>
+                <w:sz w:val="18"/>
+              </w:rPr>
+              <w:t>filing_date</w:t>
+            </w:r>
+          </w:p>
+        </w:tc>
+        <w:tc>
+          <w:tcPr>
+            <w:tcW w:w="2880" w:type="dxa"/>
+          </w:tcPr>
+          <w:p>
+            <w:pPr>
+              <w:cnfStyle w:val="000000100000" w:firstRow="0" w:lastRow="0" w:firstColumn="0" w:lastColumn="0" w:oddVBand="0" w:evenVBand="0" w:oddHBand="1" w:evenHBand="0" w:firstRowFirstColumn="0" w:firstRowLastColumn="0" w:lastRowFirstColumn="0" w:lastRowLastColumn="0"/>
+            </w:pPr>
+            <w:r>
+              <w:rPr>
+                <w:sz w:val="18"/>
+              </w:rPr>
+              <w:t>String(50)</w:t>
+            </w:r>
+          </w:p>
+        </w:tc>
+        <w:tc>
+          <w:tcPr>
+            <w:tcW w:w="2880" w:type="dxa"/>
+          </w:tcPr>
+          <w:p>
+            <w:pPr>
+              <w:cnfStyle w:val="000000100000" w:firstRow="0" w:lastRow="0" w:firstColumn="0" w:lastColumn="0" w:oddVBand="0" w:evenVBand="0" w:oddHBand="1" w:evenHBand="0" w:firstRowFirstColumn="0" w:firstRowLastColumn="0" w:lastRowFirstColumn="0" w:lastRowLastColumn="0"/>
+            </w:pPr>
+            <w:r>
+              <w:rPr>
+                <w:sz w:val="18"/>
+              </w:rPr>
+              <w:t>Nullable</w:t>
+            </w:r>
+          </w:p>
+        </w:tc>
+      </w:tr>
+      <w:tr>
+        <w:trPr>
+          <w:cnfStyle w:val="000000010000" w:firstRow="0" w:lastRow="0" w:firstColumn="0" w:lastColumn="0" w:oddVBand="0" w:evenVBand="0" w:oddHBand="0" w:evenHBand="1" w:firstRowFirstColumn="0" w:firstRowLastColumn="0" w:lastRowFirstColumn="0" w:lastRowLastColumn="0"/>
+          <w:jc w:val="center"/>
+        </w:trPr>
+        <w:tc>
+          <w:tcPr>
+            <w:cnfStyle w:val="001000000000" w:firstRow="0" w:lastRow="0" w:firstColumn="1" w:lastColumn="0" w:oddVBand="0" w:evenVBand="0" w:oddHBand="0" w:evenHBand="0" w:firstRowFirstColumn="0" w:firstRowLastColumn="0" w:lastRowFirstColumn="0" w:lastRowLastColumn="0"/>
+            <w:tcW w:w="2880" w:type="dxa"/>
+          </w:tcPr>
+          <w:p>
+            <w:r>
+              <w:rPr>
+                <w:sz w:val="18"/>
+              </w:rPr>
+              <w:t>status</w:t>
+            </w:r>
+          </w:p>
+        </w:tc>
+        <w:tc>
+          <w:tcPr>
+            <w:tcW w:w="2880" w:type="dxa"/>
+          </w:tcPr>
+          <w:p>
+            <w:pPr>
+              <w:cnfStyle w:val="000000010000" w:firstRow="0" w:lastRow="0" w:firstColumn="0" w:lastColumn="0" w:oddVBand="0" w:evenVBand="0" w:oddHBand="0" w:evenHBand="1" w:firstRowFirstColumn="0" w:firstRowLastColumn="0" w:lastRowFirstColumn="0" w:lastRowLastColumn="0"/>
+            </w:pPr>
+            <w:r>
+              <w:rPr>
+                <w:sz w:val="18"/>
+              </w:rPr>
+              <w:t>String(50)</w:t>
+            </w:r>
+          </w:p>
+        </w:tc>
+        <w:tc>
+          <w:tcPr>
+            <w:tcW w:w="2880" w:type="dxa"/>
+          </w:tcPr>
+          <w:p>
+            <w:pPr>
+              <w:cnfStyle w:val="000000010000" w:firstRow="0" w:lastRow="0" w:firstColumn="0" w:lastColumn="0" w:oddVBand="0" w:evenVBand="0" w:oddHBand="0" w:evenHBand="1" w:firstRowFirstColumn="0" w:firstRowLastColumn="0" w:lastRowFirstColumn="0" w:lastRowLastColumn="0"/>
+            </w:pPr>
+            <w:r>
+              <w:rPr>
+                <w:sz w:val="18"/>
+              </w:rPr>
+              <w:t>Nullable (Pending/Granted)</w:t>
+            </w:r>
+          </w:p>
+        </w:tc>
+      </w:tr>
+      <w:tr>
+        <w:trPr>
+          <w:cnfStyle w:val="000000100000" w:firstRow="0" w:lastRow="0" w:firstColumn="0" w:lastColumn="0" w:oddVBand="0" w:evenVBand="0" w:oddHBand="1" w:evenHBand="0" w:firstRowFirstColumn="0" w:firstRowLastColumn="0" w:lastRowFirstColumn="0" w:lastRowLastColumn="0"/>
+          <w:jc w:val="center"/>
+        </w:trPr>
+        <w:tc>
+          <w:tcPr>
+            <w:cnfStyle w:val="001000000000" w:firstRow="0" w:lastRow="0" w:firstColumn="1" w:lastColumn="0" w:oddVBand="0" w:evenVBand="0" w:oddHBand="0" w:evenHBand="0" w:firstRowFirstColumn="0" w:firstRowLastColumn="0" w:lastRowFirstColumn="0" w:lastRowLastColumn="0"/>
+            <w:tcW w:w="2880" w:type="dxa"/>
+          </w:tcPr>
+          <w:p>
+            <w:r>
+              <w:rPr>
+                <w:sz w:val="18"/>
+              </w:rPr>
+              <w:t>url</w:t>
+            </w:r>
+          </w:p>
+        </w:tc>
+        <w:tc>
+          <w:tcPr>
+            <w:tcW w:w="2880" w:type="dxa"/>
+          </w:tcPr>
+          <w:p>
+            <w:pPr>
+              <w:cnfStyle w:val="000000100000" w:firstRow="0" w:lastRow="0" w:firstColumn="0" w:lastColumn="0" w:oddVBand="0" w:evenVBand="0" w:oddHBand="1" w:evenHBand="0" w:firstRowFirstColumn="0" w:firstRowLastColumn="0" w:lastRowFirstColumn="0" w:lastRowLastColumn="0"/>
+            </w:pPr>
+            <w:r>
+              <w:rPr>
+                <w:sz w:val="18"/>
+              </w:rPr>
+              <w:t>String(500)</w:t>
+            </w:r>
+          </w:p>
+        </w:tc>
+        <w:tc>
+          <w:tcPr>
+            <w:tcW w:w="2880" w:type="dxa"/>
+          </w:tcPr>
+          <w:p>
+            <w:pPr>
+              <w:cnfStyle w:val="000000100000" w:firstRow="0" w:lastRow="0" w:firstColumn="0" w:lastColumn="0" w:oddVBand="0" w:evenVBand="0" w:oddHBand="1" w:evenHBand="0" w:firstRowFirstColumn="0" w:firstRowLastColumn="0" w:lastRowFirstColumn="0" w:lastRowLastColumn="0"/>
+            </w:pPr>
+            <w:r>
+              <w:rPr>
+                <w:sz w:val="18"/>
+              </w:rPr>
+              <w:t>Nullable</w:t>
+            </w:r>
+          </w:p>
+        </w:tc>
+      </w:tr>
+      <w:tr>
+        <w:trPr>
+          <w:cnfStyle w:val="000000010000" w:firstRow="0" w:lastRow="0" w:firstColumn="0" w:lastColumn="0" w:oddVBand="0" w:evenVBand="0" w:oddHBand="0" w:evenHBand="1" w:firstRowFirstColumn="0" w:firstRowLastColumn="0" w:lastRowFirstColumn="0" w:lastRowLastColumn="0"/>
+          <w:jc w:val="center"/>
+        </w:trPr>
+        <w:tc>
+          <w:tcPr>
+            <w:cnfStyle w:val="001000000000" w:firstRow="0" w:lastRow="0" w:firstColumn="1" w:lastColumn="0" w:oddVBand="0" w:evenVBand="0" w:oddHBand="0" w:evenHBand="0" w:firstRowFirstColumn="0" w:firstRowLastColumn="0" w:lastRowFirstColumn="0" w:lastRowLastColumn="0"/>
+            <w:tcW w:w="2880" w:type="dxa"/>
+          </w:tcPr>
+          <w:p>
+            <w:r>
+              <w:rPr>
+                <w:sz w:val="18"/>
+              </w:rPr>
+              <w:t>citations</w:t>
+            </w:r>
+          </w:p>
+        </w:tc>
+        <w:tc>
+          <w:tcPr>
+            <w:tcW w:w="2880" w:type="dxa"/>
+          </w:tcPr>
+          <w:p>
+            <w:pPr>
+              <w:cnfStyle w:val="000000010000" w:firstRow="0" w:lastRow="0" w:firstColumn="0" w:lastColumn="0" w:oddVBand="0" w:evenVBand="0" w:oddHBand="0" w:evenHBand="1" w:firstRowFirstColumn="0" w:firstRowLastColumn="0" w:lastRowFirstColumn="0" w:lastRowLastColumn="0"/>
+            </w:pPr>
+            <w:r>
+              <w:rPr>
+                <w:sz w:val="18"/>
+              </w:rPr>
+              <w:t>Integer</w:t>
+            </w:r>
+          </w:p>
+        </w:tc>
+        <w:tc>
+          <w:tcPr>
+            <w:tcW w:w="2880" w:type="dxa"/>
+          </w:tcPr>
+          <w:p>
+            <w:pPr>
+              <w:cnfStyle w:val="000000010000" w:firstRow="0" w:lastRow="0" w:firstColumn="0" w:lastColumn="0" w:oddVBand="0" w:evenVBand="0" w:oddHBand="0" w:evenHBand="1" w:firstRowFirstColumn="0" w:firstRowLastColumn="0" w:lastRowFirstColumn="0" w:lastRowLastColumn="0"/>
+            </w:pPr>
+            <w:r>
+              <w:rPr>
+                <w:sz w:val="18"/>
+              </w:rPr>
+              <w:t>Default=0</w:t>
+            </w:r>
+          </w:p>
+        </w:tc>
+      </w:tr>
+      <w:tr>
+        <w:trPr>
+          <w:cnfStyle w:val="000000100000" w:firstRow="0" w:lastRow="0" w:firstColumn="0" w:lastColumn="0" w:oddVBand="0" w:evenVBand="0" w:oddHBand="1" w:evenHBand="0" w:firstRowFirstColumn="0" w:firstRowLastColumn="0" w:lastRowFirstColumn="0" w:lastRowLastColumn="0"/>
+          <w:jc w:val="center"/>
+        </w:trPr>
+        <w:tc>
+          <w:tcPr>
+            <w:cnfStyle w:val="001000000000" w:firstRow="0" w:lastRow="0" w:firstColumn="1" w:lastColumn="0" w:oddVBand="0" w:evenVBand="0" w:oddHBand="0" w:evenHBand="0" w:firstRowFirstColumn="0" w:firstRowLastColumn="0" w:lastRowFirstColumn="0" w:lastRowLastColumn="0"/>
+            <w:tcW w:w="2880" w:type="dxa"/>
+          </w:tcPr>
+          <w:p>
+            <w:r>
+              <w:rPr>
+                <w:sz w:val="18"/>
+              </w:rPr>
+              <w:t>tech_class</w:t>
+            </w:r>
+          </w:p>
+        </w:tc>
+        <w:tc>
+          <w:tcPr>
+            <w:tcW w:w="2880" w:type="dxa"/>
+          </w:tcPr>
+          <w:p>
+            <w:pPr>
+              <w:cnfStyle w:val="000000100000" w:firstRow="0" w:lastRow="0" w:firstColumn="0" w:lastColumn="0" w:oddVBand="0" w:evenVBand="0" w:oddHBand="1" w:evenHBand="0" w:firstRowFirstColumn="0" w:firstRowLastColumn="0" w:lastRowFirstColumn="0" w:lastRowLastColumn="0"/>
+            </w:pPr>
+            <w:r>
+              <w:rPr>
+                <w:sz w:val="18"/>
+              </w:rPr>
+              <w:t>String(100)</w:t>
+            </w:r>
+          </w:p>
+        </w:tc>
+        <w:tc>
+          <w:tcPr>
+            <w:tcW w:w="2880" w:type="dxa"/>
+          </w:tcPr>
+          <w:p>
+            <w:pPr>
+              <w:cnfStyle w:val="000000100000" w:firstRow="0" w:lastRow="0" w:firstColumn="0" w:lastColumn="0" w:oddVBand="0" w:evenVBand="0" w:oddHBand="1" w:evenHBand="0" w:firstRowFirstColumn="0" w:firstRowLastColumn="0" w:lastRowFirstColumn="0" w:lastRowLastColumn="0"/>
+            </w:pPr>
+            <w:r>
+              <w:rPr>
+                <w:sz w:val="18"/>
+              </w:rPr>
+              <w:t>Nullable</w:t>
+            </w:r>
+          </w:p>
+        </w:tc>
+      </w:tr>
+      <w:tr>
+        <w:trPr>
+          <w:cnfStyle w:val="000000010000" w:firstRow="0" w:lastRow="0" w:firstColumn="0" w:lastColumn="0" w:oddVBand="0" w:evenVBand="0" w:oddHBand="0" w:evenHBand="1" w:firstRowFirstColumn="0" w:firstRowLastColumn="0" w:lastRowFirstColumn="0" w:lastRowLastColumn="0"/>
+          <w:jc w:val="center"/>
+        </w:trPr>
+        <w:tc>
+          <w:tcPr>
+            <w:cnfStyle w:val="001000000000" w:firstRow="0" w:lastRow="0" w:firstColumn="1" w:lastColumn="0" w:oddVBand="0" w:evenVBand="0" w:oddHBand="0" w:evenHBand="0" w:firstRowFirstColumn="0" w:firstRowLastColumn="0" w:lastRowFirstColumn="0" w:lastRowLastColumn="0"/>
+            <w:tcW w:w="2880" w:type="dxa"/>
+          </w:tcPr>
+          <w:p>
+            <w:r>
+              <w:rPr>
+                <w:sz w:val="18"/>
+              </w:rPr>
+              <w:t>trl</w:t>
+            </w:r>
+          </w:p>
+        </w:tc>
+        <w:tc>
+          <w:tcPr>
+            <w:tcW w:w="2880" w:type="dxa"/>
+          </w:tcPr>
+          <w:p>
+            <w:pPr>
+              <w:cnfStyle w:val="000000010000" w:firstRow="0" w:lastRow="0" w:firstColumn="0" w:lastColumn="0" w:oddVBand="0" w:evenVBand="0" w:oddHBand="0" w:evenHBand="1" w:firstRowFirstColumn="0" w:firstRowLastColumn="0" w:lastRowFirstColumn="0" w:lastRowLastColumn="0"/>
+            </w:pPr>
+            <w:r>
+              <w:rPr>
+                <w:sz w:val="18"/>
+              </w:rPr>
+              <w:t>Integer</w:t>
+            </w:r>
+          </w:p>
+        </w:tc>
+        <w:tc>
+          <w:tcPr>
+            <w:tcW w:w="2880" w:type="dxa"/>
+          </w:tcPr>
+          <w:p>
+            <w:pPr>
+              <w:cnfStyle w:val="000000010000" w:firstRow="0" w:lastRow="0" w:firstColumn="0" w:lastColumn="0" w:oddVBand="0" w:evenVBand="0" w:oddHBand="0" w:evenHBand="1" w:firstRowFirstColumn="0" w:firstRowLastColumn="0" w:lastRowFirstColumn="0" w:lastRowLastColumn="0"/>
+            </w:pPr>
+            <w:r>
+              <w:rPr>
+                <w:sz w:val="18"/>
+              </w:rPr>
+              <w:t>Default=1 (Technology Readiness Level 1-9)</w:t>
+            </w:r>
+          </w:p>
+        </w:tc>
+      </w:tr>
+    </w:tbl>
+    <w:p/>
+    <w:p>
+      <w:pPr>
+        <w:pStyle w:val="Heading2"/>
+      </w:pPr>
+      <w:r>
+        <w:t>2. Authentication &amp; Security Services</w:t>
+      </w:r>
+    </w:p>
+    <w:p>
+      <w:pPr>
+        <w:pStyle w:val="Heading3"/>
+      </w:pPr>
+      <w:r>
+        <w:t>Core Security (app/core/security.py)</w:t>
+      </w:r>
+    </w:p>
+    <w:p>
+      <w:r>
+        <w:t>• verify_password(plain, hashed) → bool: Uses bcrypt.checkpw for password verification.</w:t>
+      </w:r>
+      <w:r>
+        <w:br/>
+        <w:t>• get_password_hash(password) → str: Uses bcrypt.hashpw with auto-generated salt.</w:t>
+      </w:r>
+      <w:r>
+        <w:br/>
+        <w:t>• create_access_token(data, expires_delta) → str: Creates JWT using python-jose with HS256 algorithm. Embeds sub (email), role, and exp (expiration epoch) claims. Token lifetime: 1440 minutes (24 hours).</w:t>
+      </w:r>
+      <w:r>
+        <w:br/>
+        <w:t>• decode_access_token(token) → dict|None: Decodes and validates JWT. Returns None on any JWTError.</w:t>
+      </w:r>
+    </w:p>
+    <w:p>
+      <w:pPr>
+        <w:pStyle w:val="Heading3"/>
+      </w:pPr>
+      <w:r>
+        <w:t>Authentication Service (app/services/auth.py)</w:t>
+      </w:r>
+    </w:p>
+    <w:p>
+      <w:r>
+        <w:t>• register_user(db, user_in): Checks email uniqueness, hashes password with bcrypt, creates User record. Raises HTTP 400 if email already exists.</w:t>
+      </w:r>
+      <w:r>
+        <w:br/>
+        <w:t>• authenticate_user(db, login_in): Verifies email lookup and password hash match. Returns User object or None.</w:t>
+      </w:r>
+      <w:r>
+        <w:br/>
+        <w:t>• get_user_by_email(db, email): Database lookup by email.</w:t>
+      </w:r>
+      <w:r>
+        <w:br/>
+        <w:t>• get_user_by_id(db, user_id): Database lookup by user ID.</w:t>
+      </w:r>
+    </w:p>
+    <w:p>
+      <w:pPr>
+        <w:pStyle w:val="Heading3"/>
+      </w:pPr>
+      <w:r>
+        <w:t>Auto-Profile Initialization (app/services/profile.py)</w:t>
+      </w:r>
+    </w:p>
+    <w:p>
+      <w:r>
+        <w:t>When a user logs in for the first time, the system automatically creates a default research profile with pre-populated fields (organization: MIT, department: Computer Science Department, interests: Machine Learning/Neural Networks/NLP, domains: AI/Quantum Computing). This ensures the recommendation engine and dashboard always have profile data to work with, even before the user manually configures their profile.</w:t>
+      </w:r>
+    </w:p>
+    <w:p>
+      <w:pPr>
+        <w:pStyle w:val="Heading2"/>
+      </w:pPr>
+      <w:r>
+        <w:t>3. REST API Router Endpoints</w:t>
+      </w:r>
+    </w:p>
+    <w:p>
+      <w:pPr>
+        <w:pStyle w:val="Heading3"/>
+      </w:pPr>
+      <w:r>
+        <w:t>Authentication Router (app/routers/auth.py — prefix: /auth)</w:t>
+      </w:r>
+    </w:p>
+    <w:tbl>
+      <w:tblPr>
+        <w:tblStyle w:val="LightGrid-Accent1"/>
+        <w:tblW w:w="0" w:type="auto"/>
+        <w:jc w:val="center"/>
+        <w:tblLook w:val="04A0" w:firstRow="1" w:lastRow="0" w:firstColumn="1" w:lastColumn="0" w:noHBand="0" w:noVBand="1"/>
+      </w:tblPr>
+      <w:tblGrid>
+        <w:gridCol w:w="2880"/>
+        <w:gridCol w:w="2880"/>
+        <w:gridCol w:w="2880"/>
+      </w:tblGrid>
+      <w:tr>
+        <w:trPr>
+          <w:cnfStyle w:val="100000000000" w:firstRow="1" w:lastRow="0" w:firstColumn="0" w:lastColumn="0" w:oddVBand="0" w:evenVBand="0" w:oddHBand="0" w:evenHBand="0" w:firstRowFirstColumn="0" w:firstRowLastColumn="0" w:lastRowFirstColumn="0" w:lastRowLastColumn="0"/>
+          <w:jc w:val="center"/>
+        </w:trPr>
+        <w:tc>
+          <w:tcPr>
+            <w:cnfStyle w:val="001000000000" w:firstRow="0" w:lastRow="0" w:firstColumn="1" w:lastColumn="0" w:oddVBand="0" w:evenVBand="0" w:oddHBand="0" w:evenHBand="0" w:firstRowFirstColumn="0" w:firstRowLastColumn="0" w:lastRowFirstColumn="0" w:lastRowLastColumn="0"/>
+            <w:tcW w:w="2880" w:type="dxa"/>
+          </w:tcPr>
+          <w:p>
+            <w:r>
+              <w:rPr>
+                <w:sz w:val="18"/>
+              </w:rPr>
+              <w:t>Method</w:t>
+            </w:r>
+          </w:p>
+        </w:tc>
+        <w:tc>
+          <w:tcPr>
+            <w:tcW w:w="2880" w:type="dxa"/>
+          </w:tcPr>
+          <w:p>
+            <w:pPr>
+              <w:cnfStyle w:val="100000000000" w:firstRow="1" w:lastRow="0" w:firstColumn="0" w:lastColumn="0" w:oddVBand="0" w:evenVBand="0" w:oddHBand="0" w:evenHBand="0" w:firstRowFirstColumn="0" w:firstRowLastColumn="0" w:lastRowFirstColumn="0" w:lastRowLastColumn="0"/>
+            </w:pPr>
+            <w:r>
+              <w:rPr>
+                <w:sz w:val="18"/>
+              </w:rPr>
+              <w:t>Path</w:t>
+            </w:r>
+          </w:p>
+        </w:tc>
+        <w:tc>
+          <w:tcPr>
+            <w:tcW w:w="2880" w:type="dxa"/>
+          </w:tcPr>
+          <w:p>
+            <w:pPr>
+              <w:cnfStyle w:val="100000000000" w:firstRow="1" w:lastRow="0" w:firstColumn="0" w:lastColumn="0" w:oddVBand="0" w:evenVBand="0" w:oddHBand="0" w:evenHBand="0" w:firstRowFirstColumn="0" w:firstRowLastColumn="0" w:lastRowFirstColumn="0" w:lastRowLastColumn="0"/>
+            </w:pPr>
+            <w:r>
+              <w:rPr>
+                <w:sz w:val="18"/>
+              </w:rPr>
+              <w:t>Description</w:t>
+            </w:r>
+          </w:p>
+        </w:tc>
+      </w:tr>
+      <w:tr>
+        <w:trPr>
+          <w:cnfStyle w:val="000000100000" w:firstRow="0" w:lastRow="0" w:firstColumn="0" w:lastColumn="0" w:oddVBand="0" w:evenVBand="0" w:oddHBand="1" w:evenHBand="0" w:firstRowFirstColumn="0" w:firstRowLastColumn="0" w:lastRowFirstColumn="0" w:lastRowLastColumn="0"/>
+          <w:jc w:val="center"/>
+        </w:trPr>
+        <w:tc>
+          <w:tcPr>
+            <w:cnfStyle w:val="001000000000" w:firstRow="0" w:lastRow="0" w:firstColumn="1" w:lastColumn="0" w:oddVBand="0" w:evenVBand="0" w:oddHBand="0" w:evenHBand="0" w:firstRowFirstColumn="0" w:firstRowLastColumn="0" w:lastRowFirstColumn="0" w:lastRowLastColumn="0"/>
+            <w:tcW w:w="2880" w:type="dxa"/>
+          </w:tcPr>
+          <w:p>
+            <w:r>
+              <w:rPr>
+                <w:sz w:val="18"/>
+              </w:rPr>
+              <w:t>POST</w:t>
+            </w:r>
+          </w:p>
+        </w:tc>
+        <w:tc>
+          <w:tcPr>
+            <w:tcW w:w="2880" w:type="dxa"/>
+          </w:tcPr>
+          <w:p>
+            <w:pPr>
+              <w:cnfStyle w:val="000000100000" w:firstRow="0" w:lastRow="0" w:firstColumn="0" w:lastColumn="0" w:oddVBand="0" w:evenVBand="0" w:oddHBand="1" w:evenHBand="0" w:firstRowFirstColumn="0" w:firstRowLastColumn="0" w:lastRowFirstColumn="0" w:lastRowLastColumn="0"/>
+            </w:pPr>
+            <w:r>
+              <w:rPr>
+                <w:sz w:val="18"/>
+              </w:rPr>
+              <w:t>/auth/register</w:t>
+            </w:r>
+          </w:p>
+        </w:tc>
+        <w:tc>
+          <w:tcPr>
+            <w:tcW w:w="2880" w:type="dxa"/>
+          </w:tcPr>
+          <w:p>
+            <w:pPr>
+              <w:cnfStyle w:val="000000100000" w:firstRow="0" w:lastRow="0" w:firstColumn="0" w:lastColumn="0" w:oddVBand="0" w:evenVBand="0" w:oddHBand="1" w:evenHBand="0" w:firstRowFirstColumn="0" w:firstRowLastColumn="0" w:lastRowFirstColumn="0" w:lastRowLastColumn="0"/>
+            </w:pPr>
+            <w:r>
+              <w:rPr>
+                <w:sz w:val="18"/>
+              </w:rPr>
+              <w:t>Register new user with email + password. Returns UserResponse (201).</w:t>
+            </w:r>
+          </w:p>
+        </w:tc>
+      </w:tr>
+      <w:tr>
+        <w:trPr>
+          <w:cnfStyle w:val="000000010000" w:firstRow="0" w:lastRow="0" w:firstColumn="0" w:lastColumn="0" w:oddVBand="0" w:evenVBand="0" w:oddHBand="0" w:evenHBand="1" w:firstRowFirstColumn="0" w:firstRowLastColumn="0" w:lastRowFirstColumn="0" w:lastRowLastColumn="0"/>
+          <w:jc w:val="center"/>
+        </w:trPr>
+        <w:tc>
+          <w:tcPr>
+            <w:cnfStyle w:val="001000000000" w:firstRow="0" w:lastRow="0" w:firstColumn="1" w:lastColumn="0" w:oddVBand="0" w:evenVBand="0" w:oddHBand="0" w:evenHBand="0" w:firstRowFirstColumn="0" w:firstRowLastColumn="0" w:lastRowFirstColumn="0" w:lastRowLastColumn="0"/>
+            <w:tcW w:w="2880" w:type="dxa"/>
+          </w:tcPr>
+          <w:p>
+            <w:r>
+              <w:rPr>
+                <w:sz w:val="18"/>
+              </w:rPr>
+              <w:t>POST</w:t>
+            </w:r>
+          </w:p>
+        </w:tc>
+        <w:tc>
+          <w:tcPr>
+            <w:tcW w:w="2880" w:type="dxa"/>
+          </w:tcPr>
+          <w:p>
+            <w:pPr>
+              <w:cnfStyle w:val="000000010000" w:firstRow="0" w:lastRow="0" w:firstColumn="0" w:lastColumn="0" w:oddVBand="0" w:evenVBand="0" w:oddHBand="0" w:evenHBand="1" w:firstRowFirstColumn="0" w:firstRowLastColumn="0" w:lastRowFirstColumn="0" w:lastRowLastColumn="0"/>
+            </w:pPr>
+            <w:r>
+              <w:rPr>
+                <w:sz w:val="18"/>
+              </w:rPr>
+              <w:t>/auth/login</w:t>
+            </w:r>
+          </w:p>
+        </w:tc>
+        <w:tc>
+          <w:tcPr>
+            <w:tcW w:w="2880" w:type="dxa"/>
+          </w:tcPr>
+          <w:p>
+            <w:pPr>
+              <w:cnfStyle w:val="000000010000" w:firstRow="0" w:lastRow="0" w:firstColumn="0" w:lastColumn="0" w:oddVBand="0" w:evenVBand="0" w:oddHBand="0" w:evenHBand="1" w:firstRowFirstColumn="0" w:firstRowLastColumn="0" w:lastRowFirstColumn="0" w:lastRowLastColumn="0"/>
+            </w:pPr>
+            <w:r>
+              <w:rPr>
+                <w:sz w:val="18"/>
+              </w:rPr>
+              <w:t>OAuth2 form login (username=email). Returns JWT Token with access_token, token_type, and role.</w:t>
+            </w:r>
+          </w:p>
+        </w:tc>
+      </w:tr>
+    </w:tbl>
+    <w:p/>
+    <w:p>
+      <w:pPr>
+        <w:pStyle w:val="Heading3"/>
+      </w:pPr>
+      <w:r>
+        <w:t>Profile Router (app/routers/profile.py — prefix: /profiles)</w:t>
+      </w:r>
+    </w:p>
+    <w:tbl>
+      <w:tblPr>
+        <w:tblStyle w:val="LightGrid-Accent1"/>
+        <w:tblW w:w="0" w:type="auto"/>
+        <w:jc w:val="center"/>
+        <w:tblLook w:val="04A0" w:firstRow="1" w:lastRow="0" w:firstColumn="1" w:lastColumn="0" w:noHBand="0" w:noVBand="1"/>
+      </w:tblPr>
+      <w:tblGrid>
+        <w:gridCol w:w="2880"/>
+        <w:gridCol w:w="2880"/>
+        <w:gridCol w:w="2880"/>
+      </w:tblGrid>
+      <w:tr>
+        <w:trPr>
+          <w:cnfStyle w:val="100000000000" w:firstRow="1" w:lastRow="0" w:firstColumn="0" w:lastColumn="0" w:oddVBand="0" w:evenVBand="0" w:oddHBand="0" w:evenHBand="0" w:firstRowFirstColumn="0" w:firstRowLastColumn="0" w:lastRowFirstColumn="0" w:lastRowLastColumn="0"/>
+          <w:jc w:val="center"/>
+        </w:trPr>
+        <w:tc>
+          <w:tcPr>
+            <w:cnfStyle w:val="001000000000" w:firstRow="0" w:lastRow="0" w:firstColumn="1" w:lastColumn="0" w:oddVBand="0" w:evenVBand="0" w:oddHBand="0" w:evenHBand="0" w:firstRowFirstColumn="0" w:firstRowLastColumn="0" w:lastRowFirstColumn="0" w:lastRowLastColumn="0"/>
+            <w:tcW w:w="2880" w:type="dxa"/>
+          </w:tcPr>
+          <w:p>
+            <w:r>
+              <w:rPr>
+                <w:sz w:val="18"/>
+              </w:rPr>
+              <w:t>Method</w:t>
+            </w:r>
+          </w:p>
+        </w:tc>
+        <w:tc>
+          <w:tcPr>
+            <w:tcW w:w="2880" w:type="dxa"/>
+          </w:tcPr>
+          <w:p>
+            <w:pPr>
+              <w:cnfStyle w:val="100000000000" w:firstRow="1" w:lastRow="0" w:firstColumn="0" w:lastColumn="0" w:oddVBand="0" w:evenVBand="0" w:oddHBand="0" w:evenHBand="0" w:firstRowFirstColumn="0" w:firstRowLastColumn="0" w:lastRowFirstColumn="0" w:lastRowLastColumn="0"/>
+            </w:pPr>
+            <w:r>
+              <w:rPr>
+                <w:sz w:val="18"/>
+              </w:rPr>
+              <w:t>Path</w:t>
+            </w:r>
+          </w:p>
+        </w:tc>
+        <w:tc>
+          <w:tcPr>
+            <w:tcW w:w="2880" w:type="dxa"/>
+          </w:tcPr>
+          <w:p>
+            <w:pPr>
+              <w:cnfStyle w:val="100000000000" w:firstRow="1" w:lastRow="0" w:firstColumn="0" w:lastColumn="0" w:oddVBand="0" w:evenVBand="0" w:oddHBand="0" w:evenHBand="0" w:firstRowFirstColumn="0" w:firstRowLastColumn="0" w:lastRowFirstColumn="0" w:lastRowLastColumn="0"/>
+            </w:pPr>
+            <w:r>
+              <w:rPr>
+                <w:sz w:val="18"/>
+              </w:rPr>
+              <w:t>Description</w:t>
+            </w:r>
+          </w:p>
+        </w:tc>
+      </w:tr>
+      <w:tr>
+        <w:trPr>
+          <w:cnfStyle w:val="000000100000" w:firstRow="0" w:lastRow="0" w:firstColumn="0" w:lastColumn="0" w:oddVBand="0" w:evenVBand="0" w:oddHBand="1" w:evenHBand="0" w:firstRowFirstColumn="0" w:firstRowLastColumn="0" w:lastRowFirstColumn="0" w:lastRowLastColumn="0"/>
+          <w:jc w:val="center"/>
+        </w:trPr>
+        <w:tc>
+          <w:tcPr>
+            <w:cnfStyle w:val="001000000000" w:firstRow="0" w:lastRow="0" w:firstColumn="1" w:lastColumn="0" w:oddVBand="0" w:evenVBand="0" w:oddHBand="0" w:evenHBand="0" w:firstRowFirstColumn="0" w:firstRowLastColumn="0" w:lastRowFirstColumn="0" w:lastRowLastColumn="0"/>
+            <w:tcW w:w="2880" w:type="dxa"/>
+          </w:tcPr>
+          <w:p>
+            <w:r>
+              <w:rPr>
+                <w:sz w:val="18"/>
+              </w:rPr>
+              <w:t>POST</w:t>
+            </w:r>
+          </w:p>
+        </w:tc>
+        <w:tc>
+          <w:tcPr>
+            <w:tcW w:w="2880" w:type="dxa"/>
+          </w:tcPr>
+          <w:p>
+            <w:pPr>
+              <w:cnfStyle w:val="000000100000" w:firstRow="0" w:lastRow="0" w:firstColumn="0" w:lastColumn="0" w:oddVBand="0" w:evenVBand="0" w:oddHBand="1" w:evenHBand="0" w:firstRowFirstColumn="0" w:firstRowLastColumn="0" w:lastRowFirstColumn="0" w:lastRowLastColumn="0"/>
+            </w:pPr>
+            <w:r>
+              <w:rPr>
+                <w:sz w:val="18"/>
+              </w:rPr>
+              <w:t>/profiles/</w:t>
+            </w:r>
+          </w:p>
+        </w:tc>
+        <w:tc>
+          <w:tcPr>
+            <w:tcW w:w="2880" w:type="dxa"/>
+          </w:tcPr>
+          <w:p>
+            <w:pPr>
+              <w:cnfStyle w:val="000000100000" w:firstRow="0" w:lastRow="0" w:firstColumn="0" w:lastColumn="0" w:oddVBand="0" w:evenVBand="0" w:oddHBand="1" w:evenHBand="0" w:firstRowFirstColumn="0" w:firstRowLastColumn="0" w:lastRowFirstColumn="0" w:lastRowLastColumn="0"/>
+            </w:pPr>
+            <w:r>
+              <w:rPr>
+                <w:sz w:val="18"/>
+              </w:rPr>
+              <w:t>Create or update research profile for logged-in user (201).</w:t>
+            </w:r>
+          </w:p>
+        </w:tc>
+      </w:tr>
+      <w:tr>
+        <w:trPr>
+          <w:cnfStyle w:val="000000010000" w:firstRow="0" w:lastRow="0" w:firstColumn="0" w:lastColumn="0" w:oddVBand="0" w:evenVBand="0" w:oddHBand="0" w:evenHBand="1" w:firstRowFirstColumn="0" w:firstRowLastColumn="0" w:lastRowFirstColumn="0" w:lastRowLastColumn="0"/>
+          <w:jc w:val="center"/>
+        </w:trPr>
+        <w:tc>
+          <w:tcPr>
+            <w:cnfStyle w:val="001000000000" w:firstRow="0" w:lastRow="0" w:firstColumn="1" w:lastColumn="0" w:oddVBand="0" w:evenVBand="0" w:oddHBand="0" w:evenHBand="0" w:firstRowFirstColumn="0" w:firstRowLastColumn="0" w:lastRowFirstColumn="0" w:lastRowLastColumn="0"/>
+            <w:tcW w:w="2880" w:type="dxa"/>
+          </w:tcPr>
+          <w:p>
+            <w:r>
+              <w:rPr>
+                <w:sz w:val="18"/>
+              </w:rPr>
+              <w:t>GET</w:t>
+            </w:r>
+          </w:p>
+        </w:tc>
+        <w:tc>
+          <w:tcPr>
+            <w:tcW w:w="2880" w:type="dxa"/>
+          </w:tcPr>
+          <w:p>
+            <w:pPr>
+              <w:cnfStyle w:val="000000010000" w:firstRow="0" w:lastRow="0" w:firstColumn="0" w:lastColumn="0" w:oddVBand="0" w:evenVBand="0" w:oddHBand="0" w:evenHBand="1" w:firstRowFirstColumn="0" w:firstRowLastColumn="0" w:lastRowFirstColumn="0" w:lastRowLastColumn="0"/>
+            </w:pPr>
+            <w:r>
+              <w:rPr>
+                <w:sz w:val="18"/>
+              </w:rPr>
+              <w:t>/profiles/me</w:t>
+            </w:r>
+          </w:p>
+        </w:tc>
+        <w:tc>
+          <w:tcPr>
+            <w:tcW w:w="2880" w:type="dxa"/>
+          </w:tcPr>
+          <w:p>
+            <w:pPr>
+              <w:cnfStyle w:val="000000010000" w:firstRow="0" w:lastRow="0" w:firstColumn="0" w:lastColumn="0" w:oddVBand="0" w:evenVBand="0" w:oddHBand="0" w:evenHBand="1" w:firstRowFirstColumn="0" w:firstRowLastColumn="0" w:lastRowFirstColumn="0" w:lastRowLastColumn="0"/>
+            </w:pPr>
+            <w:r>
+              <w:rPr>
+                <w:sz w:val="18"/>
+              </w:rPr>
+              <w:t>Fetch current user's research profile.</w:t>
+            </w:r>
+          </w:p>
+        </w:tc>
+      </w:tr>
+      <w:tr>
+        <w:trPr>
+          <w:cnfStyle w:val="000000100000" w:firstRow="0" w:lastRow="0" w:firstColumn="0" w:lastColumn="0" w:oddVBand="0" w:evenVBand="0" w:oddHBand="1" w:evenHBand="0" w:firstRowFirstColumn="0" w:firstRowLastColumn="0" w:lastRowFirstColumn="0" w:lastRowLastColumn="0"/>
+          <w:jc w:val="center"/>
+        </w:trPr>
+        <w:tc>
+          <w:tcPr>
+            <w:cnfStyle w:val="001000000000" w:firstRow="0" w:lastRow="0" w:firstColumn="1" w:lastColumn="0" w:oddVBand="0" w:evenVBand="0" w:oddHBand="0" w:evenHBand="0" w:firstRowFirstColumn="0" w:firstRowLastColumn="0" w:lastRowFirstColumn="0" w:lastRowLastColumn="0"/>
+            <w:tcW w:w="2880" w:type="dxa"/>
+          </w:tcPr>
+          <w:p>
+            <w:r>
+              <w:rPr>
+                <w:sz w:val="18"/>
+              </w:rPr>
+              <w:t>PUT</w:t>
+            </w:r>
+          </w:p>
+        </w:tc>
+        <w:tc>
+          <w:tcPr>
+            <w:tcW w:w="2880" w:type="dxa"/>
+          </w:tcPr>
+          <w:p>
+            <w:pPr>
+              <w:cnfStyle w:val="000000100000" w:firstRow="0" w:lastRow="0" w:firstColumn="0" w:lastColumn="0" w:oddVBand="0" w:evenVBand="0" w:oddHBand="1" w:evenHBand="0" w:firstRowFirstColumn="0" w:firstRowLastColumn="0" w:lastRowFirstColumn="0" w:lastRowLastColumn="0"/>
+            </w:pPr>
+            <w:r>
+              <w:rPr>
+                <w:sz w:val="18"/>
+              </w:rPr>
+              <w:t>/profiles/me</w:t>
+            </w:r>
+          </w:p>
+        </w:tc>
+        <w:tc>
+          <w:tcPr>
+            <w:tcW w:w="2880" w:type="dxa"/>
+          </w:tcPr>
+          <w:p>
+            <w:pPr>
+              <w:cnfStyle w:val="000000100000" w:firstRow="0" w:lastRow="0" w:firstColumn="0" w:lastColumn="0" w:oddVBand="0" w:evenVBand="0" w:oddHBand="1" w:evenHBand="0" w:firstRowFirstColumn="0" w:firstRowLastColumn="0" w:lastRowFirstColumn="0" w:lastRowLastColumn="0"/>
+            </w:pPr>
+            <w:r>
+              <w:rPr>
+                <w:sz w:val="18"/>
+              </w:rPr>
+              <w:t xml:space="preserve">Partial update of profile fields </w:t>
+            </w:r>
+            <w:r>
+              <w:rPr>
+                <w:sz w:val="18"/>
+              </w:rPr>
+              <w:lastRenderedPageBreak/>
+              <w:t>(exclude_unset=True).</w:t>
+            </w:r>
+          </w:p>
+        </w:tc>
+      </w:tr>
+      <w:tr>
+        <w:trPr>
+          <w:cnfStyle w:val="000000010000" w:firstRow="0" w:lastRow="0" w:firstColumn="0" w:lastColumn="0" w:oddVBand="0" w:evenVBand="0" w:oddHBand="0" w:evenHBand="1" w:firstRowFirstColumn="0" w:firstRowLastColumn="0" w:lastRowFirstColumn="0" w:lastRowLastColumn="0"/>
+          <w:jc w:val="center"/>
+        </w:trPr>
+        <w:tc>
+          <w:tcPr>
+            <w:cnfStyle w:val="001000000000" w:firstRow="0" w:lastRow="0" w:firstColumn="1" w:lastColumn="0" w:oddVBand="0" w:evenVBand="0" w:oddHBand="0" w:evenHBand="0" w:firstRowFirstColumn="0" w:firstRowLastColumn="0" w:lastRowFirstColumn="0" w:lastRowLastColumn="0"/>
+            <w:tcW w:w="2880" w:type="dxa"/>
+          </w:tcPr>
+          <w:p>
+            <w:r>
+              <w:rPr>
+                <w:sz w:val="18"/>
+              </w:rPr>
+              <w:lastRenderedPageBreak/>
+              <w:t>POST</w:t>
+            </w:r>
+          </w:p>
+        </w:tc>
+        <w:tc>
+          <w:tcPr>
+            <w:tcW w:w="2880" w:type="dxa"/>
+          </w:tcPr>
+          <w:p>
+            <w:pPr>
+              <w:cnfStyle w:val="000000010000" w:firstRow="0" w:lastRow="0" w:firstColumn="0" w:lastColumn="0" w:oddVBand="0" w:evenVBand="0" w:oddHBand="0" w:evenHBand="1" w:firstRowFirstColumn="0" w:firstRowLastColumn="0" w:lastRowFirstColumn="0" w:lastRowLastColumn="0"/>
+            </w:pPr>
+            <w:r>
+              <w:rPr>
+                <w:sz w:val="18"/>
+              </w:rPr>
+              <w:t>/profiles/me/publications</w:t>
+            </w:r>
+          </w:p>
+        </w:tc>
+        <w:tc>
+          <w:tcPr>
+            <w:tcW w:w="2880" w:type="dxa"/>
+          </w:tcPr>
+          <w:p>
+            <w:pPr>
+              <w:cnfStyle w:val="000000010000" w:firstRow="0" w:lastRow="0" w:firstColumn="0" w:lastColumn="0" w:oddVBand="0" w:evenVBand="0" w:oddHBand="0" w:evenHBand="1" w:firstRowFirstColumn="0" w:firstRowLastColumn="0" w:lastRowFirstColumn="0" w:lastRowLastColumn="0"/>
+            </w:pPr>
+            <w:r>
+              <w:rPr>
+                <w:sz w:val="18"/>
+              </w:rPr>
+              <w:t>Add a publication to the user's profile.</w:t>
+            </w:r>
+          </w:p>
+        </w:tc>
+      </w:tr>
+      <w:tr>
+        <w:trPr>
+          <w:cnfStyle w:val="000000100000" w:firstRow="0" w:lastRow="0" w:firstColumn="0" w:lastColumn="0" w:oddVBand="0" w:evenVBand="0" w:oddHBand="1" w:evenHBand="0" w:firstRowFirstColumn="0" w:firstRowLastColumn="0" w:lastRowFirstColumn="0" w:lastRowLastColumn="0"/>
+          <w:jc w:val="center"/>
+        </w:trPr>
+        <w:tc>
+          <w:tcPr>
+            <w:cnfStyle w:val="001000000000" w:firstRow="0" w:lastRow="0" w:firstColumn="1" w:lastColumn="0" w:oddVBand="0" w:evenVBand="0" w:oddHBand="0" w:evenHBand="0" w:firstRowFirstColumn="0" w:firstRowLastColumn="0" w:lastRowFirstColumn="0" w:lastRowLastColumn="0"/>
+            <w:tcW w:w="2880" w:type="dxa"/>
+          </w:tcPr>
+          <w:p>
+            <w:r>
+              <w:rPr>
+                <w:sz w:val="18"/>
+              </w:rPr>
+              <w:t>POST</w:t>
+            </w:r>
+          </w:p>
+        </w:tc>
+        <w:tc>
+          <w:tcPr>
+            <w:tcW w:w="2880" w:type="dxa"/>
+          </w:tcPr>
+          <w:p>
+            <w:pPr>
+              <w:cnfStyle w:val="000000100000" w:firstRow="0" w:lastRow="0" w:firstColumn="0" w:lastColumn="0" w:oddVBand="0" w:evenVBand="0" w:oddHBand="1" w:evenHBand="0" w:firstRowFirstColumn="0" w:firstRowLastColumn="0" w:lastRowFirstColumn="0" w:lastRowLastColumn="0"/>
+            </w:pPr>
+            <w:r>
+              <w:rPr>
+                <w:sz w:val="18"/>
+              </w:rPr>
+              <w:t>/profiles/me/patents</w:t>
+            </w:r>
+          </w:p>
+        </w:tc>
+        <w:tc>
+          <w:tcPr>
+            <w:tcW w:w="2880" w:type="dxa"/>
+          </w:tcPr>
+          <w:p>
+            <w:pPr>
+              <w:cnfStyle w:val="000000100000" w:firstRow="0" w:lastRow="0" w:firstColumn="0" w:lastColumn="0" w:oddVBand="0" w:evenVBand="0" w:oddHBand="1" w:evenHBand="0" w:firstRowFirstColumn="0" w:firstRowLastColumn="0" w:lastRowFirstColumn="0" w:lastRowLastColumn="0"/>
+            </w:pPr>
+            <w:r>
+              <w:rPr>
+                <w:sz w:val="18"/>
+              </w:rPr>
+              <w:t>Add a patent to the user's profile.</w:t>
+            </w:r>
+          </w:p>
+        </w:tc>
+      </w:tr>
+      <w:tr>
+        <w:trPr>
+          <w:cnfStyle w:val="000000010000" w:firstRow="0" w:lastRow="0" w:firstColumn="0" w:lastColumn="0" w:oddVBand="0" w:evenVBand="0" w:oddHBand="0" w:evenHBand="1" w:firstRowFirstColumn="0" w:firstRowLastColumn="0" w:lastRowFirstColumn="0" w:lastRowLastColumn="0"/>
+          <w:jc w:val="center"/>
+        </w:trPr>
+        <w:tc>
+          <w:tcPr>
+            <w:cnfStyle w:val="001000000000" w:firstRow="0" w:lastRow="0" w:firstColumn="1" w:lastColumn="0" w:oddVBand="0" w:evenVBand="0" w:oddHBand="0" w:evenHBand="0" w:firstRowFirstColumn="0" w:firstRowLastColumn="0" w:lastRowFirstColumn="0" w:lastRowLastColumn="0"/>
+            <w:tcW w:w="2880" w:type="dxa"/>
+          </w:tcPr>
+          <w:p>
+            <w:r>
+              <w:rPr>
+                <w:sz w:val="18"/>
+              </w:rPr>
+              <w:t>GET</w:t>
+            </w:r>
+          </w:p>
+        </w:tc>
+        <w:tc>
+          <w:tcPr>
+            <w:tcW w:w="2880" w:type="dxa"/>
+          </w:tcPr>
+          <w:p>
+            <w:pPr>
+              <w:cnfStyle w:val="000000010000" w:firstRow="0" w:lastRow="0" w:firstColumn="0" w:lastColumn="0" w:oddVBand="0" w:evenVBand="0" w:oddHBand="0" w:evenHBand="1" w:firstRowFirstColumn="0" w:firstRowLastColumn="0" w:lastRowFirstColumn="0" w:lastRowLastColumn="0"/>
+            </w:pPr>
+            <w:r>
+              <w:rPr>
+                <w:sz w:val="18"/>
+              </w:rPr>
+              <w:t>/profiles/</w:t>
+            </w:r>
+          </w:p>
+        </w:tc>
+        <w:tc>
+          <w:tcPr>
+            <w:tcW w:w="2880" w:type="dxa"/>
+          </w:tcPr>
+          <w:p>
+            <w:pPr>
+              <w:cnfStyle w:val="000000010000" w:firstRow="0" w:lastRow="0" w:firstColumn="0" w:lastColumn="0" w:oddVBand="0" w:evenVBand="0" w:oddHBand="0" w:evenHBand="1" w:firstRowFirstColumn="0" w:firstRowLastColumn="0" w:lastRowFirstColumn="0" w:lastRowLastColumn="0"/>
+            </w:pPr>
+            <w:r>
+              <w:rPr>
+                <w:sz w:val="18"/>
+              </w:rPr>
+              <w:t>Search/list profiles. Query params: organization, domain.</w:t>
+            </w:r>
+          </w:p>
+        </w:tc>
+      </w:tr>
+      <w:tr>
+        <w:trPr>
+          <w:cnfStyle w:val="000000100000" w:firstRow="0" w:lastRow="0" w:firstColumn="0" w:lastColumn="0" w:oddVBand="0" w:evenVBand="0" w:oddHBand="1" w:evenHBand="0" w:firstRowFirstColumn="0" w:firstRowLastColumn="0" w:lastRowFirstColumn="0" w:lastRowLastColumn="0"/>
+          <w:jc w:val="center"/>
+        </w:trPr>
+        <w:tc>
+          <w:tcPr>
+            <w:cnfStyle w:val="001000000000" w:firstRow="0" w:lastRow="0" w:firstColumn="1" w:lastColumn="0" w:oddVBand="0" w:evenVBand="0" w:oddHBand="0" w:evenHBand="0" w:firstRowFirstColumn="0" w:firstRowLastColumn="0" w:lastRowFirstColumn="0" w:lastRowLastColumn="0"/>
+            <w:tcW w:w="2880" w:type="dxa"/>
+          </w:tcPr>
+          <w:p>
+            <w:r>
+              <w:rPr>
+                <w:sz w:val="18"/>
+              </w:rPr>
+              <w:t>GET</w:t>
+            </w:r>
+          </w:p>
+        </w:tc>
+        <w:tc>
+          <w:tcPr>
+            <w:tcW w:w="2880" w:type="dxa"/>
+          </w:tcPr>
+          <w:p>
+            <w:pPr>
+              <w:cnfStyle w:val="000000100000" w:firstRow="0" w:lastRow="0" w:firstColumn="0" w:lastColumn="0" w:oddVBand="0" w:evenVBand="0" w:oddHBand="1" w:evenHBand="0" w:firstRowFirstColumn="0" w:firstRowLastColumn="0" w:lastRowFirstColumn="0" w:lastRowLastColumn="0"/>
+            </w:pPr>
+            <w:r>
+              <w:rPr>
+                <w:sz w:val="18"/>
+              </w:rPr>
+              <w:t>/profiles/{profile_id}</w:t>
+            </w:r>
+          </w:p>
+        </w:tc>
+        <w:tc>
+          <w:tcPr>
+            <w:tcW w:w="2880" w:type="dxa"/>
+          </w:tcPr>
+          <w:p>
+            <w:pPr>
+              <w:cnfStyle w:val="000000100000" w:firstRow="0" w:lastRow="0" w:firstColumn="0" w:lastColumn="0" w:oddVBand="0" w:evenVBand="0" w:oddHBand="1" w:evenHBand="0" w:firstRowFirstColumn="0" w:firstRowLastColumn="0" w:lastRowFirstColumn="0" w:lastRowLastColumn="0"/>
+            </w:pPr>
+            <w:r>
+              <w:rPr>
+                <w:sz w:val="18"/>
+              </w:rPr>
+              <w:t>Fetch profile by ID (admin/cross-reference use).</w:t>
+            </w:r>
+          </w:p>
+        </w:tc>
+      </w:tr>
+    </w:tbl>
+    <w:p/>
+    <w:p>
+      <w:pPr>
+        <w:pStyle w:val="Heading2"/>
+      </w:pPr>
+      <w:r>
+        <w:t>4. Frontend User Interface</w:t>
+      </w:r>
+    </w:p>
+    <w:p>
+      <w:pPr>
+        <w:pStyle w:val="Heading3"/>
+      </w:pPr>
+      <w:r>
+        <w:t>Login &amp; Registration Page</w:t>
+      </w:r>
+    </w:p>
+    <w:p>
+      <w:r>
+        <w:t>The login page displays the 'Innovation Platform' branding with a Brain icon. Users can toggle between Sign In and Sign Up modes. The registration form collects email and password only (no role selection — all users are RESEARCHER by default). A dark/light theme toggle (Sun/Moon icon) is available in the header. Error messages are displayed in red alert boxes with human-readable text.</w:t>
+      </w:r>
+    </w:p>
+    <w:p>
+      <w:r>
         <w:rPr>
-          <w:rFonts w:ascii="Times New Roman" w:hAnsi="Times New Roman" w:cs="Times New Roman"/>
-          <w:i w:val="0"/>
-          <w:iCs/>
+          <w:b/>
+          <w:color w:val="10A37F"/>
+        </w:rPr>
+        <w:t>Login Page</w:t>
+      </w:r>
+    </w:p>
+    <w:p>
+      <w:r>
+        <w:rPr>
           <w:noProof/>
         </w:rPr>
-        <w:lastRenderedPageBreak/>
         <w:drawing>
-          <wp:inline distT="0" distB="0" distL="0" distR="0" wp14:anchorId="19BA3306" wp14:editId="17443A49">
-            <wp:extent cx="5486400" cy="5486400"/>
+          <wp:inline distT="0" distB="0" distL="0" distR="0" wp14:anchorId="5B034B3E" wp14:editId="4049CCC6">
+            <wp:extent cx="5486400" cy="3086100"/>
             <wp:effectExtent l="0" t="0" r="0" b="0"/>
-            <wp:docPr id="1" name="Picture 1"/>
+            <wp:docPr id="201431194" name="Picture 1"/>
             <wp:cNvGraphicFramePr>
               <a:graphicFrameLocks xmlns:a="http://schemas.openxmlformats.org/drawingml/2006/main" noChangeAspect="1"/>
             </wp:cNvGraphicFramePr>
@@ -230,7 +3141,7 @@
               <a:graphicData uri="http://schemas.openxmlformats.org/drawingml/2006/picture">
                 <pic:pic xmlns:pic="http://schemas.openxmlformats.org/drawingml/2006/picture">
                   <pic:nvPicPr>
-                    <pic:cNvPr id="0" name="system_architecture_1783525228988.png"/>
+                    <pic:cNvPr id="201431194" name=""/>
                     <pic:cNvPicPr/>
                   </pic:nvPicPr>
                   <pic:blipFill>
@@ -242,7 +3153,7 @@
                   <pic:spPr>
                     <a:xfrm>
                       <a:off x="0" y="0"/>
-                      <a:ext cx="5486400" cy="5486400"/>
+                      <a:ext cx="5486400" cy="3086100"/>
                     </a:xfrm>
                     <a:prstGeom prst="rect">
                       <a:avLst/>
@@ -257,592 +3168,63 @@
     </w:p>
     <w:p>
       <w:pPr>
-        <w:spacing w:after="240"/>
-        <w:jc w:val="both"/>
         <w:rPr>
-          <w:rFonts w:ascii="Times New Roman" w:hAnsi="Times New Roman" w:cs="Times New Roman"/>
-          <w:i w:val="0"/>
-          <w:iCs/>
-          <w:sz w:val="24"/>
-          <w:szCs w:val="24"/>
+          <w:b/>
+          <w:color w:val="10A37F"/>
         </w:rPr>
       </w:pPr>
       <w:r>
         <w:rPr>
-          <w:rFonts w:ascii="Times New Roman" w:hAnsi="Times New Roman" w:cs="Times New Roman"/>
-          <w:i w:val="0"/>
-          <w:iCs/>
-          <w:sz w:val="24"/>
-          <w:szCs w:val="24"/>
+          <w:b/>
+          <w:color w:val="10A37F"/>
         </w:rPr>
-        <w:t>Figure 1.1: System Architecture Diagram</w:t>
+        <w:br/>
       </w:r>
     </w:p>
     <w:p>
       <w:pPr>
-        <w:spacing w:before="160" w:after="60"/>
-        <w:jc w:val="both"/>
         <w:rPr>
-          <w:rFonts w:ascii="Times New Roman" w:hAnsi="Times New Roman" w:cs="Times New Roman"/>
-          <w:i w:val="0"/>
-          <w:iCs/>
-          <w:sz w:val="24"/>
-          <w:szCs w:val="24"/>
-        </w:rPr>
-      </w:pPr>
-      <w:r>
-        <w:rPr>
-          <w:rFonts w:ascii="Times New Roman" w:hAnsi="Times New Roman" w:cs="Times New Roman"/>
           <w:b/>
-          <w:i w:val="0"/>
-          <w:iCs/>
-          <w:color w:val="5C768D"/>
-          <w:sz w:val="24"/>
-          <w:szCs w:val="24"/>
-        </w:rPr>
-        <w:t>docker-compose.yml – Database Infrastructure Layer</w:t>
-      </w:r>
-    </w:p>
-    <w:p>
-      <w:pPr>
-        <w:jc w:val="both"/>
-        <w:rPr>
-          <w:rFonts w:ascii="Times New Roman" w:hAnsi="Times New Roman" w:cs="Times New Roman"/>
-          <w:i w:val="0"/>
-          <w:iCs/>
-          <w:sz w:val="24"/>
-          <w:szCs w:val="24"/>
-        </w:rPr>
-      </w:pPr>
-      <w:r>
-        <w:rPr>
-          <w:rFonts w:ascii="Times New Roman" w:hAnsi="Times New Roman" w:cs="Times New Roman"/>
-          <w:i w:val="0"/>
-          <w:iCs/>
-          <w:sz w:val="24"/>
-          <w:szCs w:val="24"/>
-        </w:rPr>
-        <w:t>This file specifies how the database server runs:</w:t>
-      </w:r>
-    </w:p>
-    <w:p>
-      <w:pPr>
-        <w:pStyle w:val="ListBullet"/>
-        <w:jc w:val="both"/>
-        <w:rPr>
-          <w:rFonts w:ascii="Times New Roman" w:hAnsi="Times New Roman" w:cs="Times New Roman"/>
-          <w:i w:val="0"/>
-          <w:iCs/>
-          <w:sz w:val="24"/>
-          <w:szCs w:val="24"/>
-        </w:rPr>
-      </w:pPr>
-      <w:r>
-        <w:rPr>
-          <w:rFonts w:ascii="Times New Roman" w:hAnsi="Times New Roman" w:cs="Times New Roman"/>
-          <w:i w:val="0"/>
-          <w:iCs/>
-          <w:sz w:val="24"/>
-          <w:szCs w:val="24"/>
-        </w:rPr>
-        <w:t>postgres:16-alpine: Lightweight, secure container image.</w:t>
-      </w:r>
-    </w:p>
-    <w:p>
-      <w:pPr>
-        <w:pStyle w:val="ListBullet"/>
-        <w:jc w:val="both"/>
-        <w:rPr>
-          <w:rFonts w:ascii="Times New Roman" w:hAnsi="Times New Roman" w:cs="Times New Roman"/>
-          <w:i w:val="0"/>
-          <w:iCs/>
-          <w:sz w:val="24"/>
-          <w:szCs w:val="24"/>
-        </w:rPr>
-      </w:pPr>
-      <w:r>
-        <w:rPr>
-          <w:rFonts w:ascii="Times New Roman" w:hAnsi="Times New Roman" w:cs="Times New Roman"/>
-          <w:i w:val="0"/>
-          <w:iCs/>
-          <w:sz w:val="24"/>
-          <w:szCs w:val="24"/>
-        </w:rPr>
-        <w:t>ports: 5432:5432: Maps the host computer's port 5432 to the container's PostgreSQL port.</w:t>
-      </w:r>
-    </w:p>
-    <w:p>
-      <w:pPr>
-        <w:pStyle w:val="ListBullet"/>
-        <w:jc w:val="both"/>
-        <w:rPr>
-          <w:rFonts w:ascii="Times New Roman" w:hAnsi="Times New Roman" w:cs="Times New Roman"/>
-          <w:i w:val="0"/>
-          <w:iCs/>
-        </w:rPr>
-      </w:pPr>
-      <w:r>
-        <w:rPr>
-          <w:rFonts w:ascii="Times New Roman" w:hAnsi="Times New Roman" w:cs="Times New Roman"/>
-          <w:i w:val="0"/>
-          <w:iCs/>
-          <w:sz w:val="24"/>
-          <w:szCs w:val="24"/>
-        </w:rPr>
-        <w:t>volumes: postgres_data: Persists data on your local hard drive so records aren't lost when the container stops</w:t>
-      </w:r>
-      <w:r>
-        <w:rPr>
-          <w:rFonts w:ascii="Times New Roman" w:hAnsi="Times New Roman" w:cs="Times New Roman"/>
-          <w:i w:val="0"/>
-          <w:iCs/>
-        </w:rPr>
-        <w:t>.</w:t>
-      </w:r>
-    </w:p>
-    <w:p>
-      <w:pPr>
-        <w:pStyle w:val="ListBullet"/>
-        <w:numPr>
-          <w:ilvl w:val="0"/>
-          <w:numId w:val="0"/>
-        </w:numPr>
-        <w:ind w:left="360"/>
-        <w:jc w:val="both"/>
-        <w:rPr>
-          <w:rFonts w:ascii="Times New Roman" w:hAnsi="Times New Roman" w:cs="Times New Roman"/>
-          <w:i w:val="0"/>
-          <w:iCs/>
+          <w:color w:val="10A37F"/>
         </w:rPr>
       </w:pPr>
     </w:p>
     <w:p>
       <w:pPr>
-        <w:pStyle w:val="ListBullet"/>
-        <w:numPr>
-          <w:ilvl w:val="0"/>
-          <w:numId w:val="0"/>
-        </w:numPr>
-        <w:ind w:left="360"/>
-        <w:jc w:val="both"/>
         <w:rPr>
-          <w:rFonts w:ascii="Times New Roman" w:hAnsi="Times New Roman" w:cs="Times New Roman"/>
-          <w:i w:val="0"/>
-          <w:iCs/>
+          <w:b/>
+          <w:color w:val="10A37F"/>
         </w:rPr>
       </w:pPr>
     </w:p>
     <w:p>
       <w:pPr>
-        <w:spacing w:before="360" w:after="120"/>
-        <w:jc w:val="both"/>
         <w:rPr>
-          <w:rFonts w:ascii="Times New Roman" w:hAnsi="Times New Roman" w:cs="Times New Roman"/>
-          <w:i w:val="0"/>
-          <w:iCs/>
+          <w:b/>
+          <w:color w:val="10A37F"/>
         </w:rPr>
       </w:pPr>
+    </w:p>
+    <w:p>
       <w:r>
         <w:rPr>
-          <w:rFonts w:ascii="Times New Roman" w:hAnsi="Times New Roman" w:cs="Times New Roman"/>
           <w:b/>
-          <w:i w:val="0"/>
-          <w:iCs/>
-          <w:color w:val="1B365D"/>
-          <w:sz w:val="32"/>
+          <w:color w:val="10A37F"/>
         </w:rPr>
         <w:lastRenderedPageBreak/>
-        <w:t>2. Declarative ORM Database Design (Models)</w:t>
+        <w:t>Registration Page</w:t>
       </w:r>
     </w:p>
     <w:p>
-      <w:pPr>
-        <w:jc w:val="both"/>
-        <w:rPr>
-          <w:rFonts w:ascii="Times New Roman" w:hAnsi="Times New Roman" w:cs="Times New Roman"/>
-          <w:i w:val="0"/>
-          <w:iCs/>
-          <w:sz w:val="24"/>
-          <w:szCs w:val="24"/>
-        </w:rPr>
-      </w:pPr>
       <w:r>
         <w:rPr>
-          <w:rFonts w:ascii="Times New Roman" w:hAnsi="Times New Roman" w:cs="Times New Roman"/>
-          <w:i w:val="0"/>
-          <w:iCs/>
-          <w:sz w:val="24"/>
-          <w:szCs w:val="24"/>
-        </w:rPr>
-        <w:t>The database structure is built using SQLAlchemy declarative models. It defines the tables, data types, constraints, and relationships.</w:t>
-      </w:r>
-    </w:p>
-    <w:p>
-      <w:pPr>
-        <w:spacing w:before="160" w:after="60"/>
-        <w:jc w:val="both"/>
-        <w:rPr>
-          <w:rFonts w:ascii="Times New Roman" w:hAnsi="Times New Roman" w:cs="Times New Roman"/>
-          <w:i w:val="0"/>
-          <w:iCs/>
-          <w:sz w:val="24"/>
-          <w:szCs w:val="24"/>
-        </w:rPr>
-      </w:pPr>
-      <w:r>
-        <w:rPr>
-          <w:rFonts w:ascii="Times New Roman" w:hAnsi="Times New Roman" w:cs="Times New Roman"/>
-          <w:b/>
-          <w:i w:val="0"/>
-          <w:iCs/>
-          <w:color w:val="5C768D"/>
-          <w:sz w:val="24"/>
-          <w:szCs w:val="24"/>
-        </w:rPr>
-        <w:t>app/models/user.py – User Accounts</w:t>
-      </w:r>
-    </w:p>
-    <w:p>
-      <w:pPr>
-        <w:jc w:val="both"/>
-        <w:rPr>
-          <w:rFonts w:ascii="Times New Roman" w:hAnsi="Times New Roman" w:cs="Times New Roman"/>
-          <w:i w:val="0"/>
-          <w:iCs/>
-          <w:sz w:val="24"/>
-          <w:szCs w:val="24"/>
-        </w:rPr>
-      </w:pPr>
-      <w:r>
-        <w:rPr>
-          <w:rFonts w:ascii="Times New Roman" w:hAnsi="Times New Roman" w:cs="Times New Roman"/>
-          <w:i w:val="0"/>
-          <w:iCs/>
-          <w:sz w:val="24"/>
-          <w:szCs w:val="24"/>
-        </w:rPr>
-        <w:t>Stores primary authentication data:</w:t>
-      </w:r>
-    </w:p>
-    <w:p>
-      <w:pPr>
-        <w:pStyle w:val="ListBullet"/>
-        <w:jc w:val="both"/>
-        <w:rPr>
-          <w:rFonts w:ascii="Times New Roman" w:hAnsi="Times New Roman" w:cs="Times New Roman"/>
-          <w:i w:val="0"/>
-          <w:iCs/>
-          <w:sz w:val="24"/>
-          <w:szCs w:val="24"/>
-        </w:rPr>
-      </w:pPr>
-      <w:r>
-        <w:rPr>
-          <w:rFonts w:ascii="Times New Roman" w:hAnsi="Times New Roman" w:cs="Times New Roman"/>
-          <w:i w:val="0"/>
-          <w:iCs/>
-          <w:sz w:val="24"/>
-          <w:szCs w:val="24"/>
-        </w:rPr>
-        <w:t>id: Integer primary key.</w:t>
-      </w:r>
-    </w:p>
-    <w:p>
-      <w:pPr>
-        <w:pStyle w:val="ListBullet"/>
-        <w:jc w:val="both"/>
-        <w:rPr>
-          <w:rFonts w:ascii="Times New Roman" w:hAnsi="Times New Roman" w:cs="Times New Roman"/>
-          <w:i w:val="0"/>
-          <w:iCs/>
-          <w:sz w:val="24"/>
-          <w:szCs w:val="24"/>
-        </w:rPr>
-      </w:pPr>
-      <w:r>
-        <w:rPr>
-          <w:rFonts w:ascii="Times New Roman" w:hAnsi="Times New Roman" w:cs="Times New Roman"/>
-          <w:i w:val="0"/>
-          <w:iCs/>
-          <w:sz w:val="24"/>
-          <w:szCs w:val="24"/>
-        </w:rPr>
-        <w:t>email: Unique string index representing user identity.</w:t>
-      </w:r>
-    </w:p>
-    <w:p>
-      <w:pPr>
-        <w:pStyle w:val="ListBullet"/>
-        <w:jc w:val="both"/>
-        <w:rPr>
-          <w:rFonts w:ascii="Times New Roman" w:hAnsi="Times New Roman" w:cs="Times New Roman"/>
-          <w:i w:val="0"/>
-          <w:iCs/>
-          <w:sz w:val="24"/>
-          <w:szCs w:val="24"/>
-        </w:rPr>
-      </w:pPr>
-      <w:r>
-        <w:rPr>
-          <w:rFonts w:ascii="Times New Roman" w:hAnsi="Times New Roman" w:cs="Times New Roman"/>
-          <w:i w:val="0"/>
-          <w:iCs/>
-          <w:sz w:val="24"/>
-          <w:szCs w:val="24"/>
-        </w:rPr>
-        <w:t>hashed_password: Cryptographically secure bcrypt hash string.</w:t>
-      </w:r>
-    </w:p>
-    <w:p>
-      <w:pPr>
-        <w:pStyle w:val="ListBullet"/>
-        <w:jc w:val="both"/>
-        <w:rPr>
-          <w:rFonts w:ascii="Times New Roman" w:hAnsi="Times New Roman" w:cs="Times New Roman"/>
-          <w:i w:val="0"/>
-          <w:iCs/>
-          <w:sz w:val="24"/>
-          <w:szCs w:val="24"/>
-        </w:rPr>
-      </w:pPr>
-      <w:r>
-        <w:rPr>
-          <w:rFonts w:ascii="Times New Roman" w:hAnsi="Times New Roman" w:cs="Times New Roman"/>
-          <w:i w:val="0"/>
-          <w:iCs/>
-          <w:sz w:val="24"/>
-          <w:szCs w:val="24"/>
-        </w:rPr>
-        <w:t>role: Access role (e.g. RESEARCHER, ADMINISTRATOR).</w:t>
-      </w:r>
-    </w:p>
-    <w:p>
-      <w:pPr>
-        <w:pStyle w:val="ListBullet"/>
-        <w:jc w:val="both"/>
-        <w:rPr>
-          <w:rFonts w:ascii="Times New Roman" w:hAnsi="Times New Roman" w:cs="Times New Roman"/>
-          <w:i w:val="0"/>
-          <w:iCs/>
-          <w:sz w:val="24"/>
-          <w:szCs w:val="24"/>
-        </w:rPr>
-      </w:pPr>
-      <w:r>
-        <w:rPr>
-          <w:rFonts w:ascii="Times New Roman" w:hAnsi="Times New Roman" w:cs="Times New Roman"/>
-          <w:i w:val="0"/>
-          <w:iCs/>
-          <w:sz w:val="24"/>
-          <w:szCs w:val="24"/>
-        </w:rPr>
-        <w:t>profile: One-to-one relationship linking to ResearchProfile.</w:t>
-      </w:r>
-    </w:p>
-    <w:p>
-      <w:pPr>
-        <w:spacing w:before="160" w:after="60"/>
-        <w:jc w:val="both"/>
-        <w:rPr>
-          <w:rFonts w:ascii="Times New Roman" w:hAnsi="Times New Roman" w:cs="Times New Roman"/>
-          <w:i w:val="0"/>
-          <w:iCs/>
-          <w:sz w:val="24"/>
-          <w:szCs w:val="24"/>
-        </w:rPr>
-      </w:pPr>
-      <w:r>
-        <w:rPr>
-          <w:rFonts w:ascii="Times New Roman" w:hAnsi="Times New Roman" w:cs="Times New Roman"/>
-          <w:b/>
-          <w:i w:val="0"/>
-          <w:iCs/>
-          <w:color w:val="5C768D"/>
-          <w:sz w:val="24"/>
-          <w:szCs w:val="24"/>
-        </w:rPr>
-        <w:t>app/models/profile.py – Research Profile Metadata</w:t>
-      </w:r>
-    </w:p>
-    <w:p>
-      <w:pPr>
-        <w:jc w:val="both"/>
-        <w:rPr>
-          <w:rFonts w:ascii="Times New Roman" w:hAnsi="Times New Roman" w:cs="Times New Roman"/>
-          <w:i w:val="0"/>
-          <w:iCs/>
-          <w:sz w:val="24"/>
-          <w:szCs w:val="24"/>
-        </w:rPr>
-      </w:pPr>
-      <w:r>
-        <w:rPr>
-          <w:rFonts w:ascii="Times New Roman" w:hAnsi="Times New Roman" w:cs="Times New Roman"/>
-          <w:i w:val="0"/>
-          <w:iCs/>
-          <w:sz w:val="24"/>
-          <w:szCs w:val="24"/>
-        </w:rPr>
-        <w:t>Contains academic details, linked publications, and patents:</w:t>
-      </w:r>
-    </w:p>
-    <w:p>
-      <w:pPr>
-        <w:pStyle w:val="ListBullet"/>
-        <w:jc w:val="both"/>
-        <w:rPr>
-          <w:rFonts w:ascii="Times New Roman" w:hAnsi="Times New Roman" w:cs="Times New Roman"/>
-          <w:i w:val="0"/>
-          <w:iCs/>
-          <w:sz w:val="24"/>
-          <w:szCs w:val="24"/>
-        </w:rPr>
-      </w:pPr>
-      <w:r>
-        <w:rPr>
-          <w:rFonts w:ascii="Times New Roman" w:hAnsi="Times New Roman" w:cs="Times New Roman"/>
-          <w:i w:val="0"/>
-          <w:iCs/>
-          <w:sz w:val="24"/>
-          <w:szCs w:val="24"/>
-        </w:rPr>
-        <w:t>ResearchProfile: Holds first name, last name, organization, biography, and JSON collections for research_domains, keywords, and technology_areas.</w:t>
-      </w:r>
-    </w:p>
-    <w:p>
-      <w:pPr>
-        <w:pStyle w:val="ListBullet"/>
-        <w:jc w:val="both"/>
-        <w:rPr>
-          <w:rFonts w:ascii="Times New Roman" w:hAnsi="Times New Roman" w:cs="Times New Roman"/>
-          <w:i w:val="0"/>
-          <w:iCs/>
-          <w:sz w:val="24"/>
-          <w:szCs w:val="24"/>
-        </w:rPr>
-      </w:pPr>
-      <w:r>
-        <w:rPr>
-          <w:rFonts w:ascii="Times New Roman" w:hAnsi="Times New Roman" w:cs="Times New Roman"/>
-          <w:i w:val="0"/>
-          <w:iCs/>
-          <w:sz w:val="24"/>
-          <w:szCs w:val="24"/>
-        </w:rPr>
-        <w:t>Publication: Holds research papers with titles, authors, journal, publication year, DOI, and URL. Linked to ResearchProfile (Many-to-One).</w:t>
-      </w:r>
-    </w:p>
-    <w:p>
-      <w:pPr>
-        <w:pStyle w:val="ListBullet"/>
-        <w:jc w:val="both"/>
-        <w:rPr>
-          <w:rFonts w:ascii="Times New Roman" w:hAnsi="Times New Roman" w:cs="Times New Roman"/>
-          <w:i w:val="0"/>
-          <w:iCs/>
-          <w:sz w:val="24"/>
-          <w:szCs w:val="24"/>
-        </w:rPr>
-      </w:pPr>
-      <w:r>
-        <w:rPr>
-          <w:rFonts w:ascii="Times New Roman" w:hAnsi="Times New Roman" w:cs="Times New Roman"/>
-          <w:i w:val="0"/>
-          <w:iCs/>
-          <w:sz w:val="24"/>
-          <w:szCs w:val="24"/>
-        </w:rPr>
-        <w:t xml:space="preserve">Patent: Holds intellectual property data with titles, unique patent numbers, filing dates, status, and URL links. Linked to </w:t>
-      </w:r>
-      <w:proofErr w:type="spellStart"/>
-      <w:r>
-        <w:rPr>
-          <w:rFonts w:ascii="Times New Roman" w:hAnsi="Times New Roman" w:cs="Times New Roman"/>
-          <w:i w:val="0"/>
-          <w:iCs/>
-          <w:sz w:val="24"/>
-          <w:szCs w:val="24"/>
-        </w:rPr>
-        <w:t>ResearchProfile</w:t>
-      </w:r>
-      <w:proofErr w:type="spellEnd"/>
-      <w:r>
-        <w:rPr>
-          <w:rFonts w:ascii="Times New Roman" w:hAnsi="Times New Roman" w:cs="Times New Roman"/>
-          <w:i w:val="0"/>
-          <w:iCs/>
-          <w:sz w:val="24"/>
-          <w:szCs w:val="24"/>
-        </w:rPr>
-        <w:t xml:space="preserve"> (Many-to-One).</w:t>
-      </w:r>
-    </w:p>
-    <w:p>
-      <w:pPr>
-        <w:spacing w:before="360" w:after="120"/>
-        <w:jc w:val="both"/>
-        <w:rPr>
-          <w:rFonts w:ascii="Times New Roman" w:hAnsi="Times New Roman" w:cs="Times New Roman"/>
-          <w:i w:val="0"/>
-          <w:iCs/>
-        </w:rPr>
-      </w:pPr>
-      <w:r>
-        <w:rPr>
-          <w:rFonts w:ascii="Times New Roman" w:hAnsi="Times New Roman" w:cs="Times New Roman"/>
-          <w:b/>
-          <w:i w:val="0"/>
-          <w:iCs/>
-          <w:color w:val="1B365D"/>
-          <w:sz w:val="32"/>
-        </w:rPr>
-        <w:t>3. JWT Authentication System</w:t>
-      </w:r>
-    </w:p>
-    <w:p>
-      <w:pPr>
-        <w:jc w:val="both"/>
-        <w:rPr>
-          <w:rFonts w:ascii="Times New Roman" w:hAnsi="Times New Roman" w:cs="Times New Roman"/>
-          <w:i w:val="0"/>
-          <w:iCs/>
-          <w:sz w:val="24"/>
-          <w:szCs w:val="24"/>
-        </w:rPr>
-      </w:pPr>
-      <w:r>
-        <w:rPr>
-          <w:rFonts w:ascii="Times New Roman" w:hAnsi="Times New Roman" w:cs="Times New Roman"/>
-          <w:i w:val="0"/>
-          <w:iCs/>
-          <w:sz w:val="24"/>
-          <w:szCs w:val="24"/>
-        </w:rPr>
-        <w:t>Secures the platform through JSON Web Tokens (JWT) and OAuth2 security definitions.</w:t>
-      </w:r>
-    </w:p>
-    <w:p>
-      <w:pPr>
-        <w:jc w:val="both"/>
-        <w:rPr>
-          <w:rFonts w:ascii="Times New Roman" w:hAnsi="Times New Roman" w:cs="Times New Roman"/>
-          <w:i w:val="0"/>
-          <w:iCs/>
-        </w:rPr>
-      </w:pPr>
-      <w:r>
-        <w:rPr>
-          <w:rFonts w:ascii="Times New Roman" w:hAnsi="Times New Roman" w:cs="Times New Roman"/>
-          <w:i w:val="0"/>
-          <w:iCs/>
           <w:noProof/>
         </w:rPr>
-        <w:lastRenderedPageBreak/>
         <w:drawing>
-          <wp:inline distT="0" distB="0" distL="0" distR="0" wp14:anchorId="2F7CB27A" wp14:editId="5DD7AF63">
-            <wp:extent cx="5486400" cy="5486400"/>
+          <wp:inline distT="0" distB="0" distL="0" distR="0" wp14:anchorId="171A5C52" wp14:editId="2156CC91">
+            <wp:extent cx="5486400" cy="3086100"/>
             <wp:effectExtent l="0" t="0" r="0" b="0"/>
-            <wp:docPr id="2" name="Picture 2"/>
+            <wp:docPr id="1499505758" name="Picture 1"/>
             <wp:cNvGraphicFramePr>
               <a:graphicFrameLocks xmlns:a="http://schemas.openxmlformats.org/drawingml/2006/main" noChangeAspect="1"/>
             </wp:cNvGraphicFramePr>
@@ -850,7 +3232,7 @@
               <a:graphicData uri="http://schemas.openxmlformats.org/drawingml/2006/picture">
                 <pic:pic xmlns:pic="http://schemas.openxmlformats.org/drawingml/2006/picture">
                   <pic:nvPicPr>
-                    <pic:cNvPr id="0" name="auth_rbac_flow_1783525243026.png"/>
+                    <pic:cNvPr id="1499505758" name=""/>
                     <pic:cNvPicPr/>
                   </pic:nvPicPr>
                   <pic:blipFill>
@@ -862,7 +3244,7 @@
                   <pic:spPr>
                     <a:xfrm>
                       <a:off x="0" y="0"/>
-                      <a:ext cx="5486400" cy="5486400"/>
+                      <a:ext cx="5486400" cy="3086100"/>
                     </a:xfrm>
                     <a:prstGeom prst="rect">
                       <a:avLst/>
@@ -877,1509 +3259,175 @@
     </w:p>
     <w:p>
       <w:pPr>
-        <w:spacing w:after="240"/>
-        <w:jc w:val="both"/>
-        <w:rPr>
-          <w:rFonts w:ascii="Times New Roman" w:hAnsi="Times New Roman" w:cs="Times New Roman"/>
-          <w:i w:val="0"/>
-          <w:iCs/>
-          <w:sz w:val="24"/>
-          <w:szCs w:val="24"/>
-        </w:rPr>
+        <w:pStyle w:val="Heading3"/>
       </w:pPr>
       <w:r>
+        <w:t>Dashboard &amp; Navigation</w:t>
+      </w:r>
+    </w:p>
+    <w:p>
+      <w:r>
+        <w:t>After login, users see a sidebar with six navigation tabs: Dashboard, Funding, Research Papers, Patents, Technology Trends, and Profile. The sidebar header shows 'Innovation Platform' branding. The sidebar footer displays the user's email, role badge, theme toggle, and logout button.</w:t>
+      </w:r>
+    </w:p>
+    <w:p>
+      <w:r>
         <w:rPr>
-          <w:rFonts w:ascii="Times New Roman" w:hAnsi="Times New Roman" w:cs="Times New Roman"/>
-          <w:i w:val="0"/>
-          <w:iCs/>
-          <w:sz w:val="24"/>
-          <w:szCs w:val="24"/>
+          <w:b/>
+          <w:color w:val="10A37F"/>
         </w:rPr>
-        <w:t>Figure 1.2: JWT Authentication and RBAC Flow Infographic</w:t>
+        <w:br/>
+        <w:t>Dashboard Overview</w:t>
+      </w:r>
+    </w:p>
+    <w:p>
+      <w:r>
+        <w:rPr>
+          <w:noProof/>
+        </w:rPr>
+        <w:drawing>
+          <wp:inline distT="0" distB="0" distL="0" distR="0" wp14:anchorId="4FC6D2DA" wp14:editId="261A71EE">
+            <wp:extent cx="5486400" cy="3086100"/>
+            <wp:effectExtent l="0" t="0" r="0" b="0"/>
+            <wp:docPr id="1894127611" name="Picture 1"/>
+            <wp:cNvGraphicFramePr>
+              <a:graphicFrameLocks xmlns:a="http://schemas.openxmlformats.org/drawingml/2006/main" noChangeAspect="1"/>
+            </wp:cNvGraphicFramePr>
+            <a:graphic xmlns:a="http://schemas.openxmlformats.org/drawingml/2006/main">
+              <a:graphicData uri="http://schemas.openxmlformats.org/drawingml/2006/picture">
+                <pic:pic xmlns:pic="http://schemas.openxmlformats.org/drawingml/2006/picture">
+                  <pic:nvPicPr>
+                    <pic:cNvPr id="1894127611" name=""/>
+                    <pic:cNvPicPr/>
+                  </pic:nvPicPr>
+                  <pic:blipFill>
+                    <a:blip r:embed="rId8"/>
+                    <a:stretch>
+                      <a:fillRect/>
+                    </a:stretch>
+                  </pic:blipFill>
+                  <pic:spPr>
+                    <a:xfrm>
+                      <a:off x="0" y="0"/>
+                      <a:ext cx="5486400" cy="3086100"/>
+                    </a:xfrm>
+                    <a:prstGeom prst="rect">
+                      <a:avLst/>
+                    </a:prstGeom>
+                  </pic:spPr>
+                </pic:pic>
+              </a:graphicData>
+            </a:graphic>
+          </wp:inline>
+        </w:drawing>
       </w:r>
     </w:p>
     <w:p>
       <w:pPr>
-        <w:spacing w:before="160" w:after="60"/>
-        <w:jc w:val="both"/>
-        <w:rPr>
-          <w:rFonts w:ascii="Times New Roman" w:hAnsi="Times New Roman" w:cs="Times New Roman"/>
-          <w:i w:val="0"/>
-          <w:iCs/>
-          <w:sz w:val="24"/>
-          <w:szCs w:val="24"/>
-        </w:rPr>
+        <w:pStyle w:val="Heading3"/>
       </w:pPr>
       <w:r>
+        <w:lastRenderedPageBreak/>
+        <w:t>Profile Management Tab</w:t>
+      </w:r>
+    </w:p>
+    <w:p>
+      <w:r>
+        <w:t>The Profile tab allows users to configure their research portfolio with fields for: Organization, Department, Research Interests (comma-separated), Research Domains, Keywords, and Technology Areas. Saving the profile triggers a re-fetch of all recommendation feeds to recalculate ML embeddings.</w:t>
+      </w:r>
+    </w:p>
+    <w:p>
+      <w:r>
         <w:rPr>
-          <w:rFonts w:ascii="Times New Roman" w:hAnsi="Times New Roman" w:cs="Times New Roman"/>
           <w:b/>
-          <w:i w:val="0"/>
-          <w:iCs/>
-          <w:color w:val="5C768D"/>
-          <w:sz w:val="24"/>
-          <w:szCs w:val="24"/>
+          <w:color w:val="10A37F"/>
         </w:rPr>
-        <w:t>app/core/security.py – Cryptography Services</w:t>
+        <w:br/>
+        <w:t>Profile Tab</w:t>
+      </w:r>
+    </w:p>
+    <w:p>
+      <w:r>
+        <w:rPr>
+          <w:noProof/>
+        </w:rPr>
+        <w:drawing>
+          <wp:inline distT="0" distB="0" distL="0" distR="0" wp14:anchorId="458C5C58" wp14:editId="1BD326AB">
+            <wp:extent cx="5486400" cy="3086100"/>
+            <wp:effectExtent l="0" t="0" r="0" b="0"/>
+            <wp:docPr id="99554485" name="Picture 1"/>
+            <wp:cNvGraphicFramePr>
+              <a:graphicFrameLocks xmlns:a="http://schemas.openxmlformats.org/drawingml/2006/main" noChangeAspect="1"/>
+            </wp:cNvGraphicFramePr>
+            <a:graphic xmlns:a="http://schemas.openxmlformats.org/drawingml/2006/main">
+              <a:graphicData uri="http://schemas.openxmlformats.org/drawingml/2006/picture">
+                <pic:pic xmlns:pic="http://schemas.openxmlformats.org/drawingml/2006/picture">
+                  <pic:nvPicPr>
+                    <pic:cNvPr id="99554485" name=""/>
+                    <pic:cNvPicPr/>
+                  </pic:nvPicPr>
+                  <pic:blipFill>
+                    <a:blip r:embed="rId9"/>
+                    <a:stretch>
+                      <a:fillRect/>
+                    </a:stretch>
+                  </pic:blipFill>
+                  <pic:spPr>
+                    <a:xfrm>
+                      <a:off x="0" y="0"/>
+                      <a:ext cx="5486400" cy="3086100"/>
+                    </a:xfrm>
+                    <a:prstGeom prst="rect">
+                      <a:avLst/>
+                    </a:prstGeom>
+                  </pic:spPr>
+                </pic:pic>
+              </a:graphicData>
+            </a:graphic>
+          </wp:inline>
+        </w:drawing>
       </w:r>
     </w:p>
     <w:p>
       <w:pPr>
-        <w:pStyle w:val="ListBullet"/>
-        <w:jc w:val="both"/>
-        <w:rPr>
-          <w:rFonts w:ascii="Times New Roman" w:hAnsi="Times New Roman" w:cs="Times New Roman"/>
-          <w:i w:val="0"/>
-          <w:iCs/>
-          <w:sz w:val="24"/>
-          <w:szCs w:val="24"/>
-        </w:rPr>
+        <w:pStyle w:val="Heading2"/>
       </w:pPr>
       <w:r>
-        <w:rPr>
-          <w:rFonts w:ascii="Times New Roman" w:hAnsi="Times New Roman" w:cs="Times New Roman"/>
-          <w:i w:val="0"/>
-          <w:iCs/>
-          <w:sz w:val="24"/>
-          <w:szCs w:val="24"/>
-        </w:rPr>
-        <w:t>get_password_hash(password): Hashes plain password string using bcrypt with a salt factor.</w:t>
+        <w:t>5. Verification and Integration Testing</w:t>
       </w:r>
     </w:p>
     <w:p>
-      <w:pPr>
-        <w:pStyle w:val="ListBullet"/>
-        <w:jc w:val="both"/>
-        <w:rPr>
-          <w:rFonts w:ascii="Times New Roman" w:hAnsi="Times New Roman" w:cs="Times New Roman"/>
-          <w:i w:val="0"/>
-          <w:iCs/>
-          <w:sz w:val="24"/>
-          <w:szCs w:val="24"/>
-        </w:rPr>
-      </w:pPr>
       <w:r>
-        <w:rPr>
-          <w:rFonts w:ascii="Times New Roman" w:hAnsi="Times New Roman" w:cs="Times New Roman"/>
-          <w:i w:val="0"/>
-          <w:iCs/>
-          <w:sz w:val="24"/>
-          <w:szCs w:val="24"/>
-        </w:rPr>
-        <w:t>verify_</w:t>
-      </w:r>
-      <w:proofErr w:type="gramStart"/>
-      <w:r>
-        <w:rPr>
-          <w:rFonts w:ascii="Times New Roman" w:hAnsi="Times New Roman" w:cs="Times New Roman"/>
-          <w:i w:val="0"/>
-          <w:iCs/>
-          <w:sz w:val="24"/>
-          <w:szCs w:val="24"/>
-        </w:rPr>
-        <w:t>password(</w:t>
-      </w:r>
-      <w:proofErr w:type="gramEnd"/>
-      <w:r>
-        <w:rPr>
-          <w:rFonts w:ascii="Times New Roman" w:hAnsi="Times New Roman" w:cs="Times New Roman"/>
-          <w:i w:val="0"/>
-          <w:iCs/>
-          <w:sz w:val="24"/>
-          <w:szCs w:val="24"/>
-        </w:rPr>
-        <w:t>plain, hashed): Safe timing verification of input password against database hash.</w:t>
-      </w:r>
-    </w:p>
-    <w:p>
-      <w:pPr>
-        <w:pStyle w:val="ListBullet"/>
-        <w:jc w:val="both"/>
-        <w:rPr>
-          <w:rFonts w:ascii="Times New Roman" w:hAnsi="Times New Roman" w:cs="Times New Roman"/>
-          <w:i w:val="0"/>
-          <w:iCs/>
-          <w:sz w:val="24"/>
-          <w:szCs w:val="24"/>
-        </w:rPr>
-      </w:pPr>
-      <w:r>
-        <w:rPr>
-          <w:rFonts w:ascii="Times New Roman" w:hAnsi="Times New Roman" w:cs="Times New Roman"/>
-          <w:i w:val="0"/>
-          <w:iCs/>
-          <w:sz w:val="24"/>
-          <w:szCs w:val="24"/>
-        </w:rPr>
-        <w:t>create_access_</w:t>
-      </w:r>
-      <w:proofErr w:type="gramStart"/>
-      <w:r>
-        <w:rPr>
-          <w:rFonts w:ascii="Times New Roman" w:hAnsi="Times New Roman" w:cs="Times New Roman"/>
-          <w:i w:val="0"/>
-          <w:iCs/>
-          <w:sz w:val="24"/>
-          <w:szCs w:val="24"/>
-        </w:rPr>
-        <w:t>token(</w:t>
-      </w:r>
-      <w:proofErr w:type="gramEnd"/>
-      <w:r>
-        <w:rPr>
-          <w:rFonts w:ascii="Times New Roman" w:hAnsi="Times New Roman" w:cs="Times New Roman"/>
-          <w:i w:val="0"/>
-          <w:iCs/>
-          <w:sz w:val="24"/>
-          <w:szCs w:val="24"/>
-        </w:rPr>
-        <w:t>data, expires_delta): Compiles access tokens signed with HMAC-SHA256 signature containing user identity claims (sub, role) and expiry timestamps.</w:t>
-      </w:r>
-    </w:p>
-    <w:p>
-      <w:pPr>
-        <w:spacing w:before="160" w:after="60"/>
-        <w:jc w:val="both"/>
-        <w:rPr>
-          <w:rFonts w:ascii="Times New Roman" w:hAnsi="Times New Roman" w:cs="Times New Roman"/>
-          <w:i w:val="0"/>
-          <w:iCs/>
-          <w:sz w:val="24"/>
-          <w:szCs w:val="24"/>
-        </w:rPr>
-      </w:pPr>
-      <w:r>
-        <w:rPr>
-          <w:rFonts w:ascii="Times New Roman" w:hAnsi="Times New Roman" w:cs="Times New Roman"/>
-          <w:b/>
-          <w:i w:val="0"/>
-          <w:iCs/>
-          <w:color w:val="5C768D"/>
-          <w:sz w:val="24"/>
-          <w:szCs w:val="24"/>
-        </w:rPr>
-        <w:t>app/routers/auth.py – Authentication Router</w:t>
-      </w:r>
-    </w:p>
-    <w:p>
-      <w:pPr>
-        <w:pStyle w:val="ListBullet"/>
-        <w:jc w:val="both"/>
-        <w:rPr>
-          <w:rFonts w:ascii="Times New Roman" w:hAnsi="Times New Roman" w:cs="Times New Roman"/>
-          <w:i w:val="0"/>
-          <w:iCs/>
-          <w:sz w:val="24"/>
-          <w:szCs w:val="24"/>
-        </w:rPr>
-      </w:pPr>
-      <w:r>
-        <w:rPr>
-          <w:rFonts w:ascii="Times New Roman" w:hAnsi="Times New Roman" w:cs="Times New Roman"/>
-          <w:i w:val="0"/>
-          <w:iCs/>
-          <w:sz w:val="24"/>
-          <w:szCs w:val="24"/>
-        </w:rPr>
-        <w:lastRenderedPageBreak/>
-        <w:t>POST /auth/register: Registers a new user account, encrypts their password, and saves them to the DB.</w:t>
-      </w:r>
-    </w:p>
-    <w:p>
-      <w:pPr>
-        <w:pStyle w:val="ListBullet"/>
-        <w:jc w:val="both"/>
-        <w:rPr>
-          <w:rFonts w:ascii="Times New Roman" w:hAnsi="Times New Roman" w:cs="Times New Roman"/>
-          <w:i w:val="0"/>
-          <w:iCs/>
-          <w:sz w:val="24"/>
-          <w:szCs w:val="24"/>
-        </w:rPr>
-      </w:pPr>
-      <w:r>
-        <w:rPr>
-          <w:rFonts w:ascii="Times New Roman" w:hAnsi="Times New Roman" w:cs="Times New Roman"/>
-          <w:i w:val="0"/>
-          <w:iCs/>
-          <w:sz w:val="24"/>
-          <w:szCs w:val="24"/>
-        </w:rPr>
-        <w:t>POST /auth/login: Accepts OAuth2 compatible credentials form, verifies password hashes, and returns a JWT token.</w:t>
-      </w:r>
-    </w:p>
-    <w:p>
-      <w:pPr>
-        <w:spacing w:before="360" w:after="120"/>
-        <w:jc w:val="both"/>
-        <w:rPr>
-          <w:rFonts w:ascii="Times New Roman" w:hAnsi="Times New Roman" w:cs="Times New Roman"/>
-          <w:i w:val="0"/>
-          <w:iCs/>
-        </w:rPr>
-      </w:pPr>
-      <w:r>
-        <w:rPr>
-          <w:rFonts w:ascii="Times New Roman" w:hAnsi="Times New Roman" w:cs="Times New Roman"/>
-          <w:b/>
-          <w:i w:val="0"/>
-          <w:iCs/>
-          <w:color w:val="1B365D"/>
-          <w:sz w:val="32"/>
-        </w:rPr>
-        <w:t>4. Role-Based Access Control (RBAC)</w:t>
-      </w:r>
-    </w:p>
-    <w:p>
-      <w:pPr>
-        <w:jc w:val="both"/>
-        <w:rPr>
-          <w:rFonts w:ascii="Times New Roman" w:hAnsi="Times New Roman" w:cs="Times New Roman"/>
-          <w:i w:val="0"/>
-          <w:iCs/>
-          <w:sz w:val="24"/>
-          <w:szCs w:val="24"/>
-        </w:rPr>
-      </w:pPr>
-      <w:r>
-        <w:rPr>
-          <w:rFonts w:ascii="Times New Roman" w:hAnsi="Times New Roman" w:cs="Times New Roman"/>
-          <w:i w:val="0"/>
-          <w:iCs/>
-          <w:sz w:val="24"/>
-          <w:szCs w:val="24"/>
-        </w:rPr>
-        <w:t>Enforces endpoint boundaries depending on who is logged in.</w:t>
-      </w:r>
-    </w:p>
-    <w:p>
-      <w:pPr>
-        <w:spacing w:before="160" w:after="60"/>
-        <w:jc w:val="both"/>
-        <w:rPr>
-          <w:rFonts w:ascii="Times New Roman" w:hAnsi="Times New Roman" w:cs="Times New Roman"/>
-          <w:i w:val="0"/>
-          <w:iCs/>
-          <w:sz w:val="24"/>
-          <w:szCs w:val="24"/>
-        </w:rPr>
-      </w:pPr>
-      <w:r>
-        <w:rPr>
-          <w:rFonts w:ascii="Times New Roman" w:hAnsi="Times New Roman" w:cs="Times New Roman"/>
-          <w:b/>
-          <w:i w:val="0"/>
-          <w:iCs/>
-          <w:color w:val="5C768D"/>
-          <w:sz w:val="24"/>
-          <w:szCs w:val="24"/>
-        </w:rPr>
-        <w:t>app/dependencies.py – Guard Verification</w:t>
-      </w:r>
-    </w:p>
-    <w:p>
-      <w:pPr>
-        <w:pStyle w:val="ListBullet"/>
-        <w:jc w:val="both"/>
-        <w:rPr>
-          <w:rFonts w:ascii="Times New Roman" w:hAnsi="Times New Roman" w:cs="Times New Roman"/>
-          <w:i w:val="0"/>
-          <w:iCs/>
-          <w:sz w:val="24"/>
-          <w:szCs w:val="24"/>
-        </w:rPr>
-      </w:pPr>
-      <w:r>
-        <w:rPr>
-          <w:rFonts w:ascii="Times New Roman" w:hAnsi="Times New Roman" w:cs="Times New Roman"/>
-          <w:i w:val="0"/>
-          <w:iCs/>
-          <w:sz w:val="24"/>
-          <w:szCs w:val="24"/>
-        </w:rPr>
-        <w:t>get_current_</w:t>
-      </w:r>
-      <w:proofErr w:type="gramStart"/>
-      <w:r>
-        <w:rPr>
-          <w:rFonts w:ascii="Times New Roman" w:hAnsi="Times New Roman" w:cs="Times New Roman"/>
-          <w:i w:val="0"/>
-          <w:iCs/>
-          <w:sz w:val="24"/>
-          <w:szCs w:val="24"/>
-        </w:rPr>
-        <w:t>user(</w:t>
-      </w:r>
-      <w:proofErr w:type="gramEnd"/>
-      <w:r>
-        <w:rPr>
-          <w:rFonts w:ascii="Times New Roman" w:hAnsi="Times New Roman" w:cs="Times New Roman"/>
-          <w:i w:val="0"/>
-          <w:iCs/>
-          <w:sz w:val="24"/>
-          <w:szCs w:val="24"/>
-        </w:rPr>
-        <w:t xml:space="preserve">): Extracts the bearer </w:t>
-      </w:r>
-      <w:proofErr w:type="gramStart"/>
-      <w:r>
-        <w:rPr>
-          <w:rFonts w:ascii="Times New Roman" w:hAnsi="Times New Roman" w:cs="Times New Roman"/>
-          <w:i w:val="0"/>
-          <w:iCs/>
-          <w:sz w:val="24"/>
-          <w:szCs w:val="24"/>
-        </w:rPr>
-        <w:t>token</w:t>
-      </w:r>
-      <w:proofErr w:type="gramEnd"/>
-      <w:r>
-        <w:rPr>
-          <w:rFonts w:ascii="Times New Roman" w:hAnsi="Times New Roman" w:cs="Times New Roman"/>
-          <w:i w:val="0"/>
-          <w:iCs/>
-          <w:sz w:val="24"/>
-          <w:szCs w:val="24"/>
-        </w:rPr>
-        <w:t xml:space="preserve"> from the request header, decodes the signature, verifies expiration, and returns the active User model.</w:t>
-      </w:r>
-    </w:p>
-    <w:p>
-      <w:pPr>
-        <w:pStyle w:val="ListBullet"/>
-        <w:jc w:val="both"/>
-        <w:rPr>
-          <w:rFonts w:ascii="Times New Roman" w:hAnsi="Times New Roman" w:cs="Times New Roman"/>
-          <w:i w:val="0"/>
-          <w:iCs/>
-          <w:sz w:val="24"/>
-          <w:szCs w:val="24"/>
-        </w:rPr>
-      </w:pPr>
-      <w:r>
-        <w:rPr>
-          <w:rFonts w:ascii="Times New Roman" w:hAnsi="Times New Roman" w:cs="Times New Roman"/>
-          <w:i w:val="0"/>
-          <w:iCs/>
-          <w:sz w:val="24"/>
-          <w:szCs w:val="24"/>
-        </w:rPr>
-        <w:t>RoleChecker: Reusable dependency checker class that validates if the logged-in user's role belongs to the list of allowed permissions.</w:t>
-      </w:r>
-    </w:p>
-    <w:p>
-      <w:pPr>
-        <w:jc w:val="both"/>
-        <w:rPr>
-          <w:rFonts w:ascii="Times New Roman" w:hAnsi="Times New Roman" w:cs="Times New Roman"/>
-          <w:i w:val="0"/>
-          <w:iCs/>
-          <w:sz w:val="24"/>
-          <w:szCs w:val="24"/>
-        </w:rPr>
-      </w:pPr>
-      <w:r>
-        <w:rPr>
-          <w:rFonts w:ascii="Times New Roman" w:hAnsi="Times New Roman" w:cs="Times New Roman"/>
-          <w:i w:val="0"/>
-          <w:iCs/>
-          <w:sz w:val="24"/>
-          <w:szCs w:val="24"/>
-        </w:rPr>
-        <w:t>Assigned Roles:</w:t>
-      </w:r>
-    </w:p>
-    <w:p>
-      <w:pPr>
-        <w:pStyle w:val="ListBullet"/>
-        <w:jc w:val="both"/>
-        <w:rPr>
-          <w:rFonts w:ascii="Times New Roman" w:hAnsi="Times New Roman" w:cs="Times New Roman"/>
-          <w:i w:val="0"/>
-          <w:iCs/>
-          <w:sz w:val="24"/>
-          <w:szCs w:val="24"/>
-        </w:rPr>
-      </w:pPr>
-      <w:r>
-        <w:rPr>
-          <w:rFonts w:ascii="Times New Roman" w:hAnsi="Times New Roman" w:cs="Times New Roman"/>
-          <w:i w:val="0"/>
-          <w:iCs/>
-          <w:sz w:val="24"/>
-          <w:szCs w:val="24"/>
-        </w:rPr>
-        <w:t>RESEARCHER: Access to own profile, add publications/patents, view trends.</w:t>
-      </w:r>
-    </w:p>
-    <w:p>
-      <w:pPr>
-        <w:pStyle w:val="ListBullet"/>
-        <w:jc w:val="both"/>
-        <w:rPr>
-          <w:rFonts w:ascii="Times New Roman" w:hAnsi="Times New Roman" w:cs="Times New Roman"/>
-          <w:i w:val="0"/>
-          <w:iCs/>
-          <w:sz w:val="24"/>
-          <w:szCs w:val="24"/>
-        </w:rPr>
-      </w:pPr>
-      <w:r>
-        <w:rPr>
-          <w:rFonts w:ascii="Times New Roman" w:hAnsi="Times New Roman" w:cs="Times New Roman"/>
-          <w:i w:val="0"/>
-          <w:iCs/>
-          <w:sz w:val="24"/>
-          <w:szCs w:val="24"/>
-        </w:rPr>
-        <w:t>STARTUP_FOUNDER: Access to own profile, add patents/tech areas, search profiles.</w:t>
-      </w:r>
-    </w:p>
-    <w:p>
-      <w:pPr>
-        <w:pStyle w:val="ListBullet"/>
-        <w:jc w:val="both"/>
-        <w:rPr>
-          <w:rFonts w:ascii="Times New Roman" w:hAnsi="Times New Roman" w:cs="Times New Roman"/>
-          <w:i w:val="0"/>
-          <w:iCs/>
-          <w:sz w:val="24"/>
-          <w:szCs w:val="24"/>
-        </w:rPr>
-      </w:pPr>
-      <w:r>
-        <w:rPr>
-          <w:rFonts w:ascii="Times New Roman" w:hAnsi="Times New Roman" w:cs="Times New Roman"/>
-          <w:i w:val="0"/>
-          <w:iCs/>
-          <w:sz w:val="24"/>
-          <w:szCs w:val="24"/>
-        </w:rPr>
-        <w:t>INNOVATION_MANAGER: Access to pipeline analytics, view and search profiles.</w:t>
-      </w:r>
-    </w:p>
-    <w:p>
-      <w:pPr>
-        <w:pStyle w:val="ListBullet"/>
-        <w:jc w:val="both"/>
-        <w:rPr>
-          <w:rFonts w:ascii="Times New Roman" w:hAnsi="Times New Roman" w:cs="Times New Roman"/>
-          <w:i w:val="0"/>
-          <w:iCs/>
-          <w:sz w:val="24"/>
-          <w:szCs w:val="24"/>
-        </w:rPr>
-      </w:pPr>
-      <w:r>
-        <w:rPr>
-          <w:rFonts w:ascii="Times New Roman" w:hAnsi="Times New Roman" w:cs="Times New Roman"/>
-          <w:i w:val="0"/>
-          <w:iCs/>
-          <w:sz w:val="24"/>
-          <w:szCs w:val="24"/>
-        </w:rPr>
-        <w:t>ADMINISTRATOR: Full read/write administrative access to system services.</w:t>
-      </w:r>
-    </w:p>
-    <w:p>
-      <w:pPr>
-        <w:spacing w:before="360" w:after="120"/>
-        <w:jc w:val="both"/>
-        <w:rPr>
-          <w:rFonts w:ascii="Times New Roman" w:hAnsi="Times New Roman" w:cs="Times New Roman"/>
-          <w:i w:val="0"/>
-          <w:iCs/>
-        </w:rPr>
-      </w:pPr>
-      <w:r>
-        <w:rPr>
-          <w:rFonts w:ascii="Times New Roman" w:hAnsi="Times New Roman" w:cs="Times New Roman"/>
-          <w:b/>
-          <w:i w:val="0"/>
-          <w:iCs/>
-          <w:color w:val="1B365D"/>
-          <w:sz w:val="32"/>
-        </w:rPr>
-        <w:t>5. Research Profile Management</w:t>
-      </w:r>
-    </w:p>
-    <w:p>
-      <w:pPr>
-        <w:jc w:val="both"/>
-        <w:rPr>
-          <w:rFonts w:ascii="Times New Roman" w:hAnsi="Times New Roman" w:cs="Times New Roman"/>
-          <w:i w:val="0"/>
-          <w:iCs/>
-          <w:sz w:val="24"/>
-          <w:szCs w:val="24"/>
-        </w:rPr>
-      </w:pPr>
-      <w:r>
-        <w:rPr>
-          <w:rFonts w:ascii="Times New Roman" w:hAnsi="Times New Roman" w:cs="Times New Roman"/>
-          <w:i w:val="0"/>
-          <w:iCs/>
-          <w:sz w:val="24"/>
-          <w:szCs w:val="24"/>
-        </w:rPr>
-        <w:t>Provides CRUD endpoints to manage researcher identities, publication history, and patent portfolios.</w:t>
-      </w:r>
-    </w:p>
-    <w:p>
-      <w:pPr>
-        <w:spacing w:before="160" w:after="60"/>
-        <w:jc w:val="both"/>
-        <w:rPr>
-          <w:rFonts w:ascii="Times New Roman" w:hAnsi="Times New Roman" w:cs="Times New Roman"/>
-          <w:i w:val="0"/>
-          <w:iCs/>
-          <w:sz w:val="24"/>
-          <w:szCs w:val="24"/>
-        </w:rPr>
-      </w:pPr>
-      <w:r>
-        <w:rPr>
-          <w:rFonts w:ascii="Times New Roman" w:hAnsi="Times New Roman" w:cs="Times New Roman"/>
-          <w:b/>
-          <w:i w:val="0"/>
-          <w:iCs/>
-          <w:color w:val="5C768D"/>
-          <w:sz w:val="24"/>
-          <w:szCs w:val="24"/>
-        </w:rPr>
-        <w:t>app/services/profile.py – Profile Logic</w:t>
-      </w:r>
-    </w:p>
-    <w:p>
-      <w:pPr>
-        <w:pStyle w:val="ListBullet"/>
-        <w:jc w:val="both"/>
-        <w:rPr>
-          <w:rFonts w:ascii="Times New Roman" w:hAnsi="Times New Roman" w:cs="Times New Roman"/>
-          <w:i w:val="0"/>
-          <w:iCs/>
-          <w:sz w:val="24"/>
-          <w:szCs w:val="24"/>
-        </w:rPr>
-      </w:pPr>
-      <w:r>
-        <w:rPr>
-          <w:rFonts w:ascii="Times New Roman" w:hAnsi="Times New Roman" w:cs="Times New Roman"/>
-          <w:i w:val="0"/>
-          <w:iCs/>
-          <w:sz w:val="24"/>
-          <w:szCs w:val="24"/>
-        </w:rPr>
-        <w:t>create_research_</w:t>
-      </w:r>
-      <w:proofErr w:type="gramStart"/>
-      <w:r>
-        <w:rPr>
-          <w:rFonts w:ascii="Times New Roman" w:hAnsi="Times New Roman" w:cs="Times New Roman"/>
-          <w:i w:val="0"/>
-          <w:iCs/>
-          <w:sz w:val="24"/>
-          <w:szCs w:val="24"/>
-        </w:rPr>
-        <w:t>profile(</w:t>
-      </w:r>
-      <w:proofErr w:type="gramEnd"/>
-      <w:r>
-        <w:rPr>
-          <w:rFonts w:ascii="Times New Roman" w:hAnsi="Times New Roman" w:cs="Times New Roman"/>
-          <w:i w:val="0"/>
-          <w:iCs/>
-          <w:sz w:val="24"/>
-          <w:szCs w:val="24"/>
-        </w:rPr>
-        <w:t>): Prevents creating duplicate profiles for a single user account.</w:t>
-      </w:r>
-    </w:p>
-    <w:p>
-      <w:pPr>
-        <w:pStyle w:val="ListBullet"/>
-        <w:jc w:val="both"/>
-        <w:rPr>
-          <w:rFonts w:ascii="Times New Roman" w:hAnsi="Times New Roman" w:cs="Times New Roman"/>
-          <w:i w:val="0"/>
-          <w:iCs/>
-          <w:sz w:val="24"/>
-          <w:szCs w:val="24"/>
-        </w:rPr>
-      </w:pPr>
-      <w:r>
-        <w:rPr>
-          <w:rFonts w:ascii="Times New Roman" w:hAnsi="Times New Roman" w:cs="Times New Roman"/>
-          <w:i w:val="0"/>
-          <w:iCs/>
-          <w:sz w:val="24"/>
-          <w:szCs w:val="24"/>
-        </w:rPr>
-        <w:t>update_research_</w:t>
-      </w:r>
-      <w:proofErr w:type="gramStart"/>
-      <w:r>
-        <w:rPr>
-          <w:rFonts w:ascii="Times New Roman" w:hAnsi="Times New Roman" w:cs="Times New Roman"/>
-          <w:i w:val="0"/>
-          <w:iCs/>
-          <w:sz w:val="24"/>
-          <w:szCs w:val="24"/>
-        </w:rPr>
-        <w:t>profile(</w:t>
-      </w:r>
-      <w:proofErr w:type="gramEnd"/>
-      <w:r>
-        <w:rPr>
-          <w:rFonts w:ascii="Times New Roman" w:hAnsi="Times New Roman" w:cs="Times New Roman"/>
-          <w:i w:val="0"/>
-          <w:iCs/>
-          <w:sz w:val="24"/>
-          <w:szCs w:val="24"/>
-        </w:rPr>
-        <w:t>): Updates specific fields dynamically (e.g. organization, biography) using partial updates.</w:t>
-      </w:r>
-    </w:p>
-    <w:p>
-      <w:pPr>
-        <w:pStyle w:val="ListBullet"/>
-        <w:jc w:val="both"/>
-        <w:rPr>
-          <w:rFonts w:ascii="Times New Roman" w:hAnsi="Times New Roman" w:cs="Times New Roman"/>
-          <w:i w:val="0"/>
-          <w:iCs/>
-          <w:sz w:val="24"/>
-          <w:szCs w:val="24"/>
-        </w:rPr>
-      </w:pPr>
-      <w:r>
-        <w:rPr>
-          <w:rFonts w:ascii="Times New Roman" w:hAnsi="Times New Roman" w:cs="Times New Roman"/>
-          <w:i w:val="0"/>
-          <w:iCs/>
-          <w:sz w:val="24"/>
-          <w:szCs w:val="24"/>
-        </w:rPr>
-        <w:t>add_</w:t>
-      </w:r>
-      <w:proofErr w:type="gramStart"/>
-      <w:r>
-        <w:rPr>
-          <w:rFonts w:ascii="Times New Roman" w:hAnsi="Times New Roman" w:cs="Times New Roman"/>
-          <w:i w:val="0"/>
-          <w:iCs/>
-          <w:sz w:val="24"/>
-          <w:szCs w:val="24"/>
-        </w:rPr>
-        <w:t>publication(</w:t>
-      </w:r>
-      <w:proofErr w:type="gramEnd"/>
-      <w:r>
-        <w:rPr>
-          <w:rFonts w:ascii="Times New Roman" w:hAnsi="Times New Roman" w:cs="Times New Roman"/>
-          <w:i w:val="0"/>
-          <w:iCs/>
-          <w:sz w:val="24"/>
-          <w:szCs w:val="24"/>
-        </w:rPr>
-        <w:t>): Links a new publication to the user's research profile.</w:t>
-      </w:r>
-    </w:p>
-    <w:p>
-      <w:pPr>
-        <w:pStyle w:val="ListBullet"/>
-        <w:jc w:val="both"/>
-        <w:rPr>
-          <w:rFonts w:ascii="Times New Roman" w:hAnsi="Times New Roman" w:cs="Times New Roman"/>
-          <w:i w:val="0"/>
-          <w:iCs/>
-          <w:sz w:val="24"/>
-          <w:szCs w:val="24"/>
-        </w:rPr>
-      </w:pPr>
-      <w:r>
-        <w:rPr>
-          <w:rFonts w:ascii="Times New Roman" w:hAnsi="Times New Roman" w:cs="Times New Roman"/>
-          <w:i w:val="0"/>
-          <w:iCs/>
-          <w:sz w:val="24"/>
-          <w:szCs w:val="24"/>
-        </w:rPr>
-        <w:t>add_</w:t>
-      </w:r>
-      <w:proofErr w:type="gramStart"/>
-      <w:r>
-        <w:rPr>
-          <w:rFonts w:ascii="Times New Roman" w:hAnsi="Times New Roman" w:cs="Times New Roman"/>
-          <w:i w:val="0"/>
-          <w:iCs/>
-          <w:sz w:val="24"/>
-          <w:szCs w:val="24"/>
-        </w:rPr>
-        <w:t>patent(</w:t>
-      </w:r>
-      <w:proofErr w:type="gramEnd"/>
-      <w:r>
-        <w:rPr>
-          <w:rFonts w:ascii="Times New Roman" w:hAnsi="Times New Roman" w:cs="Times New Roman"/>
-          <w:i w:val="0"/>
-          <w:iCs/>
-          <w:sz w:val="24"/>
-          <w:szCs w:val="24"/>
-        </w:rPr>
-        <w:t>): Validates that the patent number is globally unique before linking it to the user's profile.</w:t>
-      </w:r>
-    </w:p>
-    <w:p>
-      <w:pPr>
-        <w:spacing w:before="160" w:after="60"/>
-        <w:jc w:val="both"/>
-        <w:rPr>
-          <w:rFonts w:ascii="Times New Roman" w:hAnsi="Times New Roman" w:cs="Times New Roman"/>
-          <w:i w:val="0"/>
-          <w:iCs/>
-          <w:sz w:val="24"/>
-          <w:szCs w:val="24"/>
-        </w:rPr>
-      </w:pPr>
-      <w:r>
-        <w:rPr>
-          <w:rFonts w:ascii="Times New Roman" w:hAnsi="Times New Roman" w:cs="Times New Roman"/>
-          <w:b/>
-          <w:i w:val="0"/>
-          <w:iCs/>
-          <w:color w:val="5C768D"/>
-          <w:sz w:val="24"/>
-          <w:szCs w:val="24"/>
-        </w:rPr>
-        <w:t>app/routers/profile.py – CRUD Router</w:t>
-      </w:r>
-    </w:p>
-    <w:p>
-      <w:pPr>
-        <w:pStyle w:val="ListBullet"/>
-        <w:jc w:val="both"/>
-        <w:rPr>
-          <w:rFonts w:ascii="Times New Roman" w:hAnsi="Times New Roman" w:cs="Times New Roman"/>
-          <w:i w:val="0"/>
-          <w:iCs/>
-          <w:sz w:val="24"/>
-          <w:szCs w:val="24"/>
-        </w:rPr>
-      </w:pPr>
-      <w:r>
-        <w:rPr>
-          <w:rFonts w:ascii="Times New Roman" w:hAnsi="Times New Roman" w:cs="Times New Roman"/>
-          <w:i w:val="0"/>
-          <w:iCs/>
-          <w:sz w:val="24"/>
-          <w:szCs w:val="24"/>
-        </w:rPr>
-        <w:t>POST /profiles/: Creates a profile for the authenticated user.</w:t>
-      </w:r>
-    </w:p>
-    <w:p>
-      <w:pPr>
-        <w:pStyle w:val="ListBullet"/>
-        <w:jc w:val="both"/>
-        <w:rPr>
-          <w:rFonts w:ascii="Times New Roman" w:hAnsi="Times New Roman" w:cs="Times New Roman"/>
-          <w:i w:val="0"/>
-          <w:iCs/>
-          <w:sz w:val="24"/>
-          <w:szCs w:val="24"/>
-        </w:rPr>
-      </w:pPr>
-      <w:r>
-        <w:rPr>
-          <w:rFonts w:ascii="Times New Roman" w:hAnsi="Times New Roman" w:cs="Times New Roman"/>
-          <w:i w:val="0"/>
-          <w:iCs/>
-          <w:sz w:val="24"/>
-          <w:szCs w:val="24"/>
-        </w:rPr>
-        <w:t>GET /profiles/me: Fetches own profile data.</w:t>
-      </w:r>
-    </w:p>
-    <w:p>
-      <w:pPr>
-        <w:pStyle w:val="ListBullet"/>
-        <w:jc w:val="both"/>
-        <w:rPr>
-          <w:rFonts w:ascii="Times New Roman" w:hAnsi="Times New Roman" w:cs="Times New Roman"/>
-          <w:i w:val="0"/>
-          <w:iCs/>
-          <w:sz w:val="24"/>
-          <w:szCs w:val="24"/>
-        </w:rPr>
-      </w:pPr>
-      <w:r>
-        <w:rPr>
-          <w:rFonts w:ascii="Times New Roman" w:hAnsi="Times New Roman" w:cs="Times New Roman"/>
-          <w:i w:val="0"/>
-          <w:iCs/>
-          <w:sz w:val="24"/>
-          <w:szCs w:val="24"/>
-        </w:rPr>
-        <w:t>PUT /profiles/me: Modifies profile data.</w:t>
-      </w:r>
-    </w:p>
-    <w:p>
-      <w:pPr>
-        <w:pStyle w:val="ListBullet"/>
-        <w:jc w:val="both"/>
-        <w:rPr>
-          <w:rFonts w:ascii="Times New Roman" w:hAnsi="Times New Roman" w:cs="Times New Roman"/>
-          <w:i w:val="0"/>
-          <w:iCs/>
-          <w:sz w:val="24"/>
-          <w:szCs w:val="24"/>
-        </w:rPr>
-      </w:pPr>
-      <w:r>
-        <w:rPr>
-          <w:rFonts w:ascii="Times New Roman" w:hAnsi="Times New Roman" w:cs="Times New Roman"/>
-          <w:i w:val="0"/>
-          <w:iCs/>
-          <w:sz w:val="24"/>
-          <w:szCs w:val="24"/>
-        </w:rPr>
-        <w:lastRenderedPageBreak/>
-        <w:t>POST /profiles/me/publications: Appends academic publications.</w:t>
-      </w:r>
-    </w:p>
-    <w:p>
-      <w:pPr>
-        <w:pStyle w:val="ListBullet"/>
-        <w:jc w:val="both"/>
-        <w:rPr>
-          <w:rFonts w:ascii="Times New Roman" w:hAnsi="Times New Roman" w:cs="Times New Roman"/>
-          <w:i w:val="0"/>
-          <w:iCs/>
-          <w:sz w:val="24"/>
-          <w:szCs w:val="24"/>
-        </w:rPr>
-      </w:pPr>
-      <w:r>
-        <w:rPr>
-          <w:rFonts w:ascii="Times New Roman" w:hAnsi="Times New Roman" w:cs="Times New Roman"/>
-          <w:i w:val="0"/>
-          <w:iCs/>
-          <w:sz w:val="24"/>
-          <w:szCs w:val="24"/>
-        </w:rPr>
-        <w:t>POST /profiles/me/patents: Appends registered patents.</w:t>
-      </w:r>
-    </w:p>
-    <w:p>
-      <w:pPr>
-        <w:pStyle w:val="ListBullet"/>
-        <w:jc w:val="both"/>
-        <w:rPr>
-          <w:rFonts w:ascii="Times New Roman" w:hAnsi="Times New Roman" w:cs="Times New Roman"/>
-          <w:i w:val="0"/>
-          <w:iCs/>
-          <w:sz w:val="24"/>
-          <w:szCs w:val="24"/>
-        </w:rPr>
-      </w:pPr>
-      <w:r>
-        <w:rPr>
-          <w:rFonts w:ascii="Times New Roman" w:hAnsi="Times New Roman" w:cs="Times New Roman"/>
-          <w:i w:val="0"/>
-          <w:iCs/>
-          <w:sz w:val="24"/>
-          <w:szCs w:val="24"/>
-        </w:rPr>
-        <w:t>GET /profiles/: Searches profiles filtering by organization name or technical domains.</w:t>
-      </w:r>
-    </w:p>
-    <w:p>
-      <w:pPr>
-        <w:spacing w:before="360" w:after="120"/>
-        <w:jc w:val="both"/>
-        <w:rPr>
-          <w:rFonts w:ascii="Times New Roman" w:hAnsi="Times New Roman" w:cs="Times New Roman"/>
-          <w:i w:val="0"/>
-          <w:iCs/>
-        </w:rPr>
-      </w:pPr>
-      <w:r>
-        <w:rPr>
-          <w:rFonts w:ascii="Times New Roman" w:hAnsi="Times New Roman" w:cs="Times New Roman"/>
-          <w:b/>
-          <w:i w:val="0"/>
-          <w:iCs/>
-          <w:color w:val="1B365D"/>
-          <w:sz w:val="32"/>
-        </w:rPr>
-        <w:t>6. Data Ingestion &amp; Preprocessing Pipeline</w:t>
-      </w:r>
-    </w:p>
-    <w:p>
-      <w:pPr>
-        <w:jc w:val="both"/>
-        <w:rPr>
-          <w:rFonts w:ascii="Times New Roman" w:hAnsi="Times New Roman" w:cs="Times New Roman"/>
-          <w:i w:val="0"/>
-          <w:iCs/>
-          <w:sz w:val="24"/>
-          <w:szCs w:val="24"/>
-        </w:rPr>
-      </w:pPr>
-      <w:r>
-        <w:rPr>
-          <w:rFonts w:ascii="Times New Roman" w:hAnsi="Times New Roman" w:cs="Times New Roman"/>
-          <w:i w:val="0"/>
-          <w:iCs/>
-          <w:sz w:val="24"/>
-          <w:szCs w:val="24"/>
-        </w:rPr>
-        <w:t>To aggregate real-world data, I built a data integration suite to query, parse, clean, and store academic literature, patent registries, and funding opportunities.</w:t>
-      </w:r>
-    </w:p>
-    <w:p>
-      <w:pPr>
-        <w:spacing w:before="160" w:after="60"/>
-        <w:jc w:val="both"/>
-        <w:rPr>
-          <w:rFonts w:ascii="Times New Roman" w:hAnsi="Times New Roman" w:cs="Times New Roman"/>
-          <w:i w:val="0"/>
-          <w:iCs/>
-          <w:sz w:val="24"/>
-          <w:szCs w:val="24"/>
-        </w:rPr>
-      </w:pPr>
-      <w:r>
-        <w:rPr>
-          <w:rFonts w:ascii="Times New Roman" w:hAnsi="Times New Roman" w:cs="Times New Roman"/>
-          <w:b/>
-          <w:i w:val="0"/>
-          <w:iCs/>
-          <w:color w:val="5C768D"/>
-          <w:sz w:val="24"/>
-          <w:szCs w:val="24"/>
-        </w:rPr>
-        <w:t>app/services/data_pipeline.py – Unified Ingestion Service</w:t>
-      </w:r>
-    </w:p>
-    <w:p>
-      <w:pPr>
-        <w:pStyle w:val="ListBullet"/>
-        <w:jc w:val="both"/>
-        <w:rPr>
-          <w:rFonts w:ascii="Times New Roman" w:hAnsi="Times New Roman" w:cs="Times New Roman"/>
-          <w:i w:val="0"/>
-          <w:iCs/>
-          <w:sz w:val="24"/>
-          <w:szCs w:val="24"/>
-        </w:rPr>
-      </w:pPr>
-      <w:r>
-        <w:rPr>
-          <w:rFonts w:ascii="Times New Roman" w:hAnsi="Times New Roman" w:cs="Times New Roman"/>
-          <w:i w:val="0"/>
-          <w:iCs/>
-          <w:sz w:val="24"/>
-          <w:szCs w:val="24"/>
-        </w:rPr>
-        <w:t>Consolidates all dataset ingestion and preprocessing logic into a single, full-fledged file that is simple to study and interpret.</w:t>
-      </w:r>
-    </w:p>
-    <w:p>
-      <w:pPr>
-        <w:pStyle w:val="ListBullet"/>
-        <w:jc w:val="both"/>
-        <w:rPr>
-          <w:rFonts w:ascii="Times New Roman" w:hAnsi="Times New Roman" w:cs="Times New Roman"/>
-          <w:i w:val="0"/>
-          <w:iCs/>
-          <w:sz w:val="24"/>
-          <w:szCs w:val="24"/>
-        </w:rPr>
-      </w:pPr>
-      <w:r>
-        <w:rPr>
-          <w:rFonts w:ascii="Times New Roman" w:hAnsi="Times New Roman" w:cs="Times New Roman"/>
-          <w:i w:val="0"/>
-          <w:iCs/>
-          <w:sz w:val="24"/>
-          <w:szCs w:val="24"/>
-        </w:rPr>
-        <w:t>Scholarly Data: Queries literature metadata from the Semantic Scholar search API using HTTPX and normalizes records (titles, authors, years, DOIs, URLs).</w:t>
-      </w:r>
-    </w:p>
-    <w:p>
-      <w:pPr>
-        <w:pStyle w:val="ListBullet"/>
-        <w:jc w:val="both"/>
-        <w:rPr>
-          <w:rFonts w:ascii="Times New Roman" w:hAnsi="Times New Roman" w:cs="Times New Roman"/>
-          <w:i w:val="0"/>
-          <w:iCs/>
-          <w:sz w:val="24"/>
-          <w:szCs w:val="24"/>
-        </w:rPr>
-      </w:pPr>
-      <w:r>
-        <w:rPr>
-          <w:rFonts w:ascii="Times New Roman" w:hAnsi="Times New Roman" w:cs="Times New Roman"/>
-          <w:i w:val="0"/>
-          <w:iCs/>
-          <w:sz w:val="24"/>
-          <w:szCs w:val="24"/>
-        </w:rPr>
-        <w:t>Patents Data: Normalizes raw patent datasets (USPTO and Google Patents) extracting assignee, filing date, and abstracts.</w:t>
-      </w:r>
-    </w:p>
-    <w:p>
-      <w:pPr>
-        <w:pStyle w:val="ListBullet"/>
-        <w:jc w:val="both"/>
-        <w:rPr>
-          <w:rFonts w:ascii="Times New Roman" w:hAnsi="Times New Roman" w:cs="Times New Roman"/>
-          <w:i w:val="0"/>
-          <w:iCs/>
-          <w:sz w:val="24"/>
-          <w:szCs w:val="24"/>
-        </w:rPr>
-      </w:pPr>
-      <w:r>
-        <w:rPr>
-          <w:rFonts w:ascii="Times New Roman" w:hAnsi="Times New Roman" w:cs="Times New Roman"/>
-          <w:i w:val="0"/>
-          <w:iCs/>
-          <w:sz w:val="24"/>
-          <w:szCs w:val="24"/>
-        </w:rPr>
-        <w:t>Grants Data: Standardizes funding opportunities (Grants.gov, NSF, and NIH) extracting award amount, deadline, funder, and description.</w:t>
-      </w:r>
-    </w:p>
-    <w:p>
-      <w:pPr>
-        <w:pStyle w:val="ListBullet"/>
-        <w:jc w:val="both"/>
-        <w:rPr>
-          <w:rFonts w:ascii="Times New Roman" w:hAnsi="Times New Roman" w:cs="Times New Roman"/>
-          <w:i w:val="0"/>
-          <w:iCs/>
-          <w:sz w:val="24"/>
-          <w:szCs w:val="24"/>
-        </w:rPr>
-      </w:pPr>
-      <w:r>
-        <w:rPr>
-          <w:rFonts w:ascii="Times New Roman" w:hAnsi="Times New Roman" w:cs="Times New Roman"/>
-          <w:i w:val="0"/>
-          <w:iCs/>
-          <w:sz w:val="24"/>
-          <w:szCs w:val="24"/>
-        </w:rPr>
-        <w:t>JSON Storage: Automatically compiles results, removes duplicates, and saves unified files (research_</w:t>
-      </w:r>
-      <w:proofErr w:type="gramStart"/>
-      <w:r>
-        <w:rPr>
-          <w:rFonts w:ascii="Times New Roman" w:hAnsi="Times New Roman" w:cs="Times New Roman"/>
-          <w:i w:val="0"/>
-          <w:iCs/>
-          <w:sz w:val="24"/>
-          <w:szCs w:val="24"/>
-        </w:rPr>
-        <w:t>papers.json</w:t>
-      </w:r>
-      <w:proofErr w:type="gramEnd"/>
-      <w:r>
-        <w:rPr>
-          <w:rFonts w:ascii="Times New Roman" w:hAnsi="Times New Roman" w:cs="Times New Roman"/>
-          <w:i w:val="0"/>
-          <w:iCs/>
-          <w:sz w:val="24"/>
-          <w:szCs w:val="24"/>
-        </w:rPr>
-        <w:t xml:space="preserve">, </w:t>
-      </w:r>
-      <w:proofErr w:type="gramStart"/>
-      <w:r>
-        <w:rPr>
-          <w:rFonts w:ascii="Times New Roman" w:hAnsi="Times New Roman" w:cs="Times New Roman"/>
-          <w:i w:val="0"/>
-          <w:iCs/>
-          <w:sz w:val="24"/>
-          <w:szCs w:val="24"/>
-        </w:rPr>
-        <w:t>patents.json</w:t>
-      </w:r>
-      <w:proofErr w:type="gramEnd"/>
-      <w:r>
-        <w:rPr>
-          <w:rFonts w:ascii="Times New Roman" w:hAnsi="Times New Roman" w:cs="Times New Roman"/>
-          <w:i w:val="0"/>
-          <w:iCs/>
-          <w:sz w:val="24"/>
-          <w:szCs w:val="24"/>
-        </w:rPr>
-        <w:t xml:space="preserve">, </w:t>
-      </w:r>
-      <w:proofErr w:type="gramStart"/>
-      <w:r>
-        <w:rPr>
-          <w:rFonts w:ascii="Times New Roman" w:hAnsi="Times New Roman" w:cs="Times New Roman"/>
-          <w:i w:val="0"/>
-          <w:iCs/>
-          <w:sz w:val="24"/>
-          <w:szCs w:val="24"/>
-        </w:rPr>
-        <w:t>grants.json</w:t>
-      </w:r>
-      <w:proofErr w:type="gramEnd"/>
-      <w:r>
-        <w:rPr>
-          <w:rFonts w:ascii="Times New Roman" w:hAnsi="Times New Roman" w:cs="Times New Roman"/>
-          <w:i w:val="0"/>
-          <w:iCs/>
-          <w:sz w:val="24"/>
-          <w:szCs w:val="24"/>
-        </w:rPr>
-        <w:t>) to local preprocessed storage.</w:t>
-      </w:r>
-    </w:p>
-    <w:p>
-      <w:pPr>
-        <w:spacing w:before="360" w:after="120"/>
-        <w:jc w:val="both"/>
-        <w:rPr>
-          <w:rFonts w:ascii="Times New Roman" w:hAnsi="Times New Roman" w:cs="Times New Roman"/>
-          <w:i w:val="0"/>
-          <w:iCs/>
-        </w:rPr>
-      </w:pPr>
-      <w:r>
-        <w:rPr>
-          <w:rFonts w:ascii="Times New Roman" w:hAnsi="Times New Roman" w:cs="Times New Roman"/>
-          <w:b/>
-          <w:i w:val="0"/>
-          <w:iCs/>
-          <w:color w:val="1B365D"/>
-          <w:sz w:val="32"/>
-        </w:rPr>
-        <w:t>7. Verification and Local Testing</w:t>
-      </w:r>
-    </w:p>
-    <w:p>
-      <w:pPr>
-        <w:jc w:val="both"/>
-        <w:rPr>
-          <w:rFonts w:ascii="Times New Roman" w:hAnsi="Times New Roman" w:cs="Times New Roman"/>
-          <w:i w:val="0"/>
-          <w:iCs/>
-          <w:sz w:val="24"/>
-          <w:szCs w:val="24"/>
-        </w:rPr>
-      </w:pPr>
-      <w:r>
-        <w:rPr>
-          <w:rFonts w:ascii="Times New Roman" w:hAnsi="Times New Roman" w:cs="Times New Roman"/>
-          <w:i w:val="0"/>
-          <w:iCs/>
-          <w:sz w:val="24"/>
-          <w:szCs w:val="24"/>
-        </w:rPr>
-        <w:t>Verification is managed via a dedicated automated suite.</w:t>
-      </w:r>
-    </w:p>
-    <w:p>
-      <w:pPr>
-        <w:spacing w:before="160" w:after="60"/>
-        <w:jc w:val="both"/>
-        <w:rPr>
-          <w:rFonts w:ascii="Times New Roman" w:hAnsi="Times New Roman" w:cs="Times New Roman"/>
-          <w:i w:val="0"/>
-          <w:iCs/>
-          <w:sz w:val="24"/>
-          <w:szCs w:val="24"/>
-        </w:rPr>
-      </w:pPr>
-      <w:r>
-        <w:rPr>
-          <w:rFonts w:ascii="Times New Roman" w:hAnsi="Times New Roman" w:cs="Times New Roman"/>
-          <w:b/>
-          <w:i w:val="0"/>
-          <w:iCs/>
-          <w:color w:val="5C768D"/>
-          <w:sz w:val="24"/>
-          <w:szCs w:val="24"/>
-        </w:rPr>
-        <w:t>tests/verify_endpoints.py – Integration Test Runner</w:t>
-      </w:r>
-    </w:p>
-    <w:p>
-      <w:pPr>
-        <w:jc w:val="both"/>
-        <w:rPr>
-          <w:rFonts w:ascii="Times New Roman" w:hAnsi="Times New Roman" w:cs="Times New Roman"/>
-          <w:i w:val="0"/>
-          <w:iCs/>
-          <w:sz w:val="24"/>
-          <w:szCs w:val="24"/>
-        </w:rPr>
-      </w:pPr>
-      <w:r>
-        <w:rPr>
-          <w:rFonts w:ascii="Times New Roman" w:hAnsi="Times New Roman" w:cs="Times New Roman"/>
-          <w:i w:val="0"/>
-          <w:iCs/>
-          <w:sz w:val="24"/>
-          <w:szCs w:val="24"/>
-        </w:rPr>
-        <w:t>The test script runs HTTP queries against the server to verify API functionality:</w:t>
-      </w:r>
-    </w:p>
-    <w:p>
-      <w:pPr>
-        <w:pStyle w:val="ListBullet"/>
-        <w:jc w:val="both"/>
-        <w:rPr>
-          <w:rFonts w:ascii="Times New Roman" w:hAnsi="Times New Roman" w:cs="Times New Roman"/>
-          <w:i w:val="0"/>
-          <w:iCs/>
-          <w:sz w:val="24"/>
-          <w:szCs w:val="24"/>
-        </w:rPr>
-      </w:pPr>
-      <w:r>
-        <w:rPr>
-          <w:rFonts w:ascii="Times New Roman" w:hAnsi="Times New Roman" w:cs="Times New Roman"/>
-          <w:i w:val="0"/>
-          <w:iCs/>
-          <w:sz w:val="24"/>
-          <w:szCs w:val="24"/>
-        </w:rPr>
-        <w:t>Connects to the local server.</w:t>
-      </w:r>
-    </w:p>
-    <w:p>
-      <w:pPr>
-        <w:pStyle w:val="ListBullet"/>
-        <w:jc w:val="both"/>
-        <w:rPr>
-          <w:rFonts w:ascii="Times New Roman" w:hAnsi="Times New Roman" w:cs="Times New Roman"/>
-          <w:i w:val="0"/>
-          <w:iCs/>
-          <w:sz w:val="24"/>
-          <w:szCs w:val="24"/>
-        </w:rPr>
-      </w:pPr>
-      <w:r>
-        <w:rPr>
-          <w:rFonts w:ascii="Times New Roman" w:hAnsi="Times New Roman" w:cs="Times New Roman"/>
-          <w:i w:val="0"/>
-          <w:iCs/>
-          <w:sz w:val="24"/>
-          <w:szCs w:val="24"/>
-        </w:rPr>
-        <w:t>Registers a new researcher user and an administrator user.</w:t>
-      </w:r>
-    </w:p>
-    <w:p>
-      <w:pPr>
-        <w:pStyle w:val="ListBullet"/>
-        <w:jc w:val="both"/>
-        <w:rPr>
-          <w:rFonts w:ascii="Times New Roman" w:hAnsi="Times New Roman" w:cs="Times New Roman"/>
-          <w:i w:val="0"/>
-          <w:iCs/>
-          <w:sz w:val="24"/>
-          <w:szCs w:val="24"/>
-        </w:rPr>
-      </w:pPr>
-      <w:r>
-        <w:rPr>
-          <w:rFonts w:ascii="Times New Roman" w:hAnsi="Times New Roman" w:cs="Times New Roman"/>
-          <w:i w:val="0"/>
-          <w:iCs/>
-          <w:sz w:val="24"/>
-          <w:szCs w:val="24"/>
-        </w:rPr>
-        <w:t>Performs authentication logins and extracts access tokens.</w:t>
-      </w:r>
-    </w:p>
-    <w:p>
-      <w:pPr>
-        <w:pStyle w:val="ListBullet"/>
-        <w:jc w:val="both"/>
-        <w:rPr>
-          <w:rFonts w:ascii="Times New Roman" w:hAnsi="Times New Roman" w:cs="Times New Roman"/>
-          <w:i w:val="0"/>
-          <w:iCs/>
-          <w:sz w:val="24"/>
-          <w:szCs w:val="24"/>
-        </w:rPr>
-      </w:pPr>
-      <w:r>
-        <w:rPr>
-          <w:rFonts w:ascii="Times New Roman" w:hAnsi="Times New Roman" w:cs="Times New Roman"/>
-          <w:i w:val="0"/>
-          <w:iCs/>
-          <w:sz w:val="24"/>
-          <w:szCs w:val="24"/>
-        </w:rPr>
-        <w:t>Verifies profile creations, details retrieval, and update requests.</w:t>
-      </w:r>
-    </w:p>
-    <w:p>
-      <w:pPr>
-        <w:pStyle w:val="ListBullet"/>
-        <w:jc w:val="both"/>
-        <w:rPr>
-          <w:rFonts w:ascii="Times New Roman" w:hAnsi="Times New Roman" w:cs="Times New Roman"/>
-          <w:i w:val="0"/>
-          <w:iCs/>
-          <w:sz w:val="24"/>
-          <w:szCs w:val="24"/>
-        </w:rPr>
-      </w:pPr>
-      <w:r>
-        <w:rPr>
-          <w:rFonts w:ascii="Times New Roman" w:hAnsi="Times New Roman" w:cs="Times New Roman"/>
-          <w:i w:val="0"/>
-          <w:iCs/>
-          <w:sz w:val="24"/>
-          <w:szCs w:val="24"/>
-        </w:rPr>
-        <w:t>Validates relationship constraints by appending publications and patents.</w:t>
-      </w:r>
-    </w:p>
-    <w:p>
-      <w:pPr>
-        <w:pStyle w:val="ListBullet"/>
-        <w:jc w:val="both"/>
-        <w:rPr>
-          <w:rFonts w:ascii="Times New Roman" w:hAnsi="Times New Roman" w:cs="Times New Roman"/>
-          <w:i w:val="0"/>
-          <w:iCs/>
-          <w:sz w:val="24"/>
-          <w:szCs w:val="24"/>
-        </w:rPr>
-      </w:pPr>
-      <w:r>
-        <w:rPr>
-          <w:rFonts w:ascii="Times New Roman" w:hAnsi="Times New Roman" w:cs="Times New Roman"/>
-          <w:i w:val="0"/>
-          <w:iCs/>
-          <w:sz w:val="24"/>
-          <w:szCs w:val="24"/>
-        </w:rPr>
-        <w:t>Evaluates role security restrictions (checking for correct 403 Forbidden responses when access roles mismatch).</w:t>
-      </w:r>
-    </w:p>
-    <w:p>
-      <w:pPr>
-        <w:pStyle w:val="ListBullet"/>
-        <w:numPr>
-          <w:ilvl w:val="0"/>
-          <w:numId w:val="0"/>
-        </w:numPr>
-        <w:ind w:left="360"/>
-        <w:jc w:val="right"/>
-        <w:rPr>
-          <w:rFonts w:ascii="Times New Roman" w:hAnsi="Times New Roman" w:cs="Times New Roman"/>
-          <w:b/>
-          <w:i w:val="0"/>
-          <w:iCs/>
-          <w:sz w:val="20"/>
-          <w:szCs w:val="20"/>
-        </w:rPr>
-      </w:pPr>
-    </w:p>
-    <w:p>
-      <w:pPr>
-        <w:pStyle w:val="ListBullet"/>
-        <w:numPr>
-          <w:ilvl w:val="0"/>
-          <w:numId w:val="0"/>
-        </w:numPr>
-        <w:ind w:left="360"/>
-        <w:jc w:val="right"/>
-        <w:rPr>
-          <w:rFonts w:ascii="Times New Roman" w:hAnsi="Times New Roman" w:cs="Times New Roman"/>
-          <w:b/>
-          <w:i w:val="0"/>
-          <w:iCs/>
-          <w:sz w:val="20"/>
-          <w:szCs w:val="20"/>
-        </w:rPr>
-      </w:pPr>
-    </w:p>
-    <w:p>
-      <w:pPr>
-        <w:pStyle w:val="ListBullet"/>
-        <w:numPr>
-          <w:ilvl w:val="0"/>
-          <w:numId w:val="0"/>
-        </w:numPr>
-        <w:ind w:left="360"/>
-        <w:jc w:val="right"/>
-        <w:rPr>
-          <w:rFonts w:ascii="Times New Roman" w:hAnsi="Times New Roman" w:cs="Times New Roman"/>
-          <w:b/>
-          <w:i w:val="0"/>
-          <w:iCs/>
-          <w:sz w:val="28"/>
-          <w:szCs w:val="28"/>
-        </w:rPr>
-      </w:pPr>
-      <w:r>
-        <w:rPr>
-          <w:rFonts w:ascii="Times New Roman" w:hAnsi="Times New Roman" w:cs="Times New Roman"/>
-          <w:b/>
-          <w:i w:val="0"/>
-          <w:iCs/>
-          <w:sz w:val="28"/>
-          <w:szCs w:val="28"/>
-        </w:rPr>
-        <w:t>Submitted by</w:t>
+        <w:t>The test suite (tests/verify_endpoints.py) validates Milestone 1 endpoints using httpx against the running server at http://127.0.0.1:8000. Tests cover:</w:t>
       </w:r>
       <w:r>
-        <w:rPr>
-          <w:rFonts w:ascii="Times New Roman" w:hAnsi="Times New Roman" w:cs="Times New Roman"/>
-          <w:b/>
-          <w:i w:val="0"/>
-          <w:iCs/>
-          <w:sz w:val="28"/>
-          <w:szCs w:val="28"/>
-        </w:rPr>
         <w:br/>
+        <w:t>• Server connectivity (GET /)</w:t>
       </w:r>
       <w:r>
-        <w:rPr>
-          <w:rFonts w:ascii="Times New Roman" w:hAnsi="Times New Roman" w:cs="Times New Roman"/>
-          <w:b/>
-          <w:i w:val="0"/>
-          <w:iCs/>
-          <w:sz w:val="28"/>
-          <w:szCs w:val="28"/>
-        </w:rPr>
-        <w:t>Neha S</w:t>
+        <w:br/>
+        <w:t>• User registration for RESEARCHER role</w:t>
       </w:r>
-    </w:p>
-    <w:p>
-      <w:pPr>
-        <w:pStyle w:val="ListBullet"/>
-        <w:numPr>
-          <w:ilvl w:val="0"/>
-          <w:numId w:val="0"/>
-        </w:numPr>
-        <w:ind w:left="360"/>
-        <w:jc w:val="both"/>
-        <w:rPr>
-          <w:rFonts w:ascii="Times New Roman" w:hAnsi="Times New Roman" w:cs="Times New Roman"/>
-          <w:i w:val="0"/>
-          <w:iCs/>
-          <w:sz w:val="24"/>
-          <w:szCs w:val="24"/>
-        </w:rPr>
-      </w:pPr>
+      <w:r>
+        <w:br/>
+        <w:t>• User login with OAuth2 form encoding and JWT token retrieval</w:t>
+      </w:r>
+      <w:r>
+        <w:br/>
+        <w:t>• Research profile creation (POST /profiles/)</w:t>
+      </w:r>
+      <w:r>
+        <w:br/>
+        <w:t>• Profile retrieval (GET /profiles/me)</w:t>
+      </w:r>
+      <w:r>
+        <w:br/>
+        <w:t>• Publication and patent addition to profiles</w:t>
+      </w:r>
+      <w:r>
+        <w:br/>
+        <w:t>• Profile search by domain filter</w:t>
+      </w:r>
     </w:p>
     <w:sectPr>
       <w:pgSz w:w="12240" w:h="15840"/>
@@ -2392,7 +3440,7 @@
 </file>
 
 <file path=word/numbering.xml><?xml version="1.0" encoding="utf-8"?>
-<w:numbering xmlns:wpc="http://schemas.microsoft.com/office/word/2010/wordprocessingCanvas" xmlns:cx="http://schemas.microsoft.com/office/drawing/2014/chartex" xmlns:cx1="http://schemas.microsoft.com/office/drawing/2015/9/8/chartex" xmlns:cx2="http://schemas.microsoft.com/office/drawing/2015/10/21/chartex" xmlns:cx3="http://schemas.microsoft.com/office/drawing/2016/5/9/chartex" xmlns:cx4="http://schemas.microsoft.com/office/drawing/2016/5/10/chartex" xmlns:cx5="http://schemas.microsoft.com/office/drawing/2016/5/11/chartex" xmlns:cx6="http://schemas.microsoft.com/office/drawing/2016/5/12/chartex" xmlns:cx7="http://schemas.microsoft.com/office/drawing/2016/5/13/chartex" xmlns:cx8="http://schemas.microsoft.com/office/drawing/2016/5/14/chartex" xmlns:mc="http://schemas.openxmlformats.org/markup-compatibility/2006" xmlns:aink="http://schemas.microsoft.com/office/drawing/2016/ink" xmlns:am3d="http://schemas.microsoft.com/office/drawing/2017/model3d" xmlns:o="urn:schemas-microsoft-com:office:office" xmlns:oel="http://schemas.microsoft.com/office/2019/extlst" xmlns:r="http://schemas.openxmlformats.org/officeDocument/2006/relationships" xmlns:m="http://schemas.openxmlformats.org/officeDocument/2006/math" xmlns:v="urn:schemas-microsoft-com:vml" xmlns:wp14="http://schemas.microsoft.com/office/word/2010/wordprocessingDrawing" xmlns:wp="http://schemas.openxmlformats.org/drawingml/2006/wordprocessingDrawing" xmlns:w10="urn:schemas-microsoft-com:office:word" xmlns:w="http://schemas.openxmlformats.org/wordprocessingml/2006/main" xmlns:w14="http://schemas.microsoft.com/office/word/2010/wordml" xmlns:w15="http://schemas.microsoft.com/office/word/2012/wordml" xmlns:w16cex="http://schemas.microsoft.com/office/word/2018/wordml/cex" xmlns:w16cid="http://schemas.microsoft.com/office/word/2016/wordml/cid" xmlns:w16="http://schemas.microsoft.com/office/word/2018/wordml" xmlns:w16du="http://schemas.microsoft.com/office/word/2023/wordml/word16du" xmlns:w16sdtdh="http://schemas.microsoft.com/office/word/2020/wordml/sdtdatahash" xmlns:w16sdtfl="http://schemas.microsoft.com/office/word/2024/wordml/sdtformatlock" xmlns:w16se="http://schemas.microsoft.com/office/word/2015/wordml/symex" xmlns:wpg="http://schemas.microsoft.com/office/word/2010/wordprocessingGroup" xmlns:wpi="http://schemas.microsoft.com/office/word/2010/wordprocessingInk" xmlns:wne="http://schemas.microsoft.com/office/word/2006/wordml" xmlns:wps="http://schemas.microsoft.com/office/word/2010/wordprocessingShape" mc:Ignorable="w14 w15 w16se w16cid w16 w16cex w16sdtdh w16sdtfl w16du wp14">
+<w:numbering xmlns:wpc="http://schemas.microsoft.com/office/word/2010/wordprocessingCanvas" xmlns:cx="http://schemas.microsoft.com/office/drawing/2014/chartex" xmlns:cx1="http://schemas.microsoft.com/office/drawing/2015/9/8/chartex" xmlns:cx2="http://schemas.microsoft.com/office/drawing/2015/10/21/chartex" xmlns:cx3="http://schemas.microsoft.com/office/drawing/2016/5/9/chartex" xmlns:cx4="http://schemas.microsoft.com/office/drawing/2016/5/10/chartex" xmlns:cx5="http://schemas.microsoft.com/office/drawing/2016/5/11/chartex" xmlns:cx6="http://schemas.microsoft.com/office/drawing/2016/5/12/chartex" xmlns:cx7="http://schemas.microsoft.com/office/drawing/2016/5/13/chartex" xmlns:cx8="http://schemas.microsoft.com/office/drawing/2016/5/14/chartex" xmlns:mc="http://schemas.openxmlformats.org/markup-compatibility/2006" xmlns:aink="http://schemas.microsoft.com/office/drawing/2016/ink" xmlns:am3d="http://schemas.microsoft.com/office/drawing/2017/model3d" xmlns:o="urn:schemas-microsoft-com:office:office" xmlns:oel="http://schemas.microsoft.com/office/2019/extlst" xmlns:r="http://schemas.openxmlformats.org/officeDocument/2006/relationships" xmlns:m="http://schemas.openxmlformats.org/officeDocument/2006/math" xmlns:v="urn:schemas-microsoft-com:vml" xmlns:wp14="http://schemas.microsoft.com/office/word/2010/wordprocessingDrawing" xmlns:wp="http://schemas.openxmlformats.org/drawingml/2006/wordprocessingDrawing" xmlns:w10="urn:schemas-microsoft-com:office:word" xmlns:w="http://schemas.openxmlformats.org/wordprocessingml/2006/main" xmlns:w14="http://schemas.microsoft.com/office/word/2010/wordml" xmlns:w15="http://schemas.microsoft.com/office/word/2012/wordml" xmlns:w16cei="http://schemas.microsoft.com/office/word/2026/wordml/cei" xmlns:w16cex="http://schemas.microsoft.com/office/word/2018/wordml/cex" xmlns:w16cid="http://schemas.microsoft.com/office/word/2016/wordml/cid" xmlns:w16="http://schemas.microsoft.com/office/word/2018/wordml" xmlns:w16du="http://schemas.microsoft.com/office/word/2023/wordml/word16du" xmlns:w16sdtdh="http://schemas.microsoft.com/office/word/2020/wordml/sdtdatahash" xmlns:w16sdtfl="http://schemas.microsoft.com/office/word/2024/wordml/sdtformatlock" xmlns:w16se="http://schemas.microsoft.com/office/word/2015/wordml/symex" xmlns:wpg="http://schemas.microsoft.com/office/word/2010/wordprocessingGroup" xmlns:wpi="http://schemas.microsoft.com/office/word/2010/wordprocessingInk" xmlns:wne="http://schemas.microsoft.com/office/word/2006/wordml" xmlns:wps="http://schemas.microsoft.com/office/word/2010/wordprocessingShape" mc:Ignorable="w14 w15 w16se w16cid w16 w16cex w16sdtdh w16sdtfl w16du wp14">
   <w:abstractNum w:abstractNumId="0" w15:restartNumberingAfterBreak="0">
     <w:nsid w:val="FFFFFF7C"/>
     <w:multiLevelType w:val="singleLevel"/>
@@ -2564,31 +3612,31 @@
       </w:rPr>
     </w:lvl>
   </w:abstractNum>
-  <w:num w:numId="1" w16cid:durableId="324817316">
+  <w:num w:numId="1" w16cid:durableId="2083483048">
     <w:abstractNumId w:val="8"/>
   </w:num>
-  <w:num w:numId="2" w16cid:durableId="1693804305">
+  <w:num w:numId="2" w16cid:durableId="1154491803">
     <w:abstractNumId w:val="6"/>
   </w:num>
-  <w:num w:numId="3" w16cid:durableId="1742213907">
+  <w:num w:numId="3" w16cid:durableId="50857715">
     <w:abstractNumId w:val="5"/>
   </w:num>
-  <w:num w:numId="4" w16cid:durableId="122775673">
+  <w:num w:numId="4" w16cid:durableId="813179045">
     <w:abstractNumId w:val="4"/>
   </w:num>
-  <w:num w:numId="5" w16cid:durableId="2012021711">
+  <w:num w:numId="5" w16cid:durableId="1881625750">
     <w:abstractNumId w:val="7"/>
   </w:num>
-  <w:num w:numId="6" w16cid:durableId="2083678839">
+  <w:num w:numId="6" w16cid:durableId="858395878">
     <w:abstractNumId w:val="3"/>
   </w:num>
-  <w:num w:numId="7" w16cid:durableId="274556849">
+  <w:num w:numId="7" w16cid:durableId="1110052383">
     <w:abstractNumId w:val="2"/>
   </w:num>
-  <w:num w:numId="8" w16cid:durableId="1080176499">
+  <w:num w:numId="8" w16cid:durableId="654528240">
     <w:abstractNumId w:val="1"/>
   </w:num>
-  <w:num w:numId="9" w16cid:durableId="1338655236">
+  <w:num w:numId="9" w16cid:durableId="1743407227">
     <w:abstractNumId w:val="0"/>
   </w:num>
 </w:numbering>
@@ -2984,12 +4032,6 @@
     <w:name w:val="Normal"/>
     <w:qFormat/>
     <w:rsid w:val="00FC693F"/>
-    <w:rPr>
-      <w:rFonts w:ascii="Calibri" w:hAnsi="Calibri"/>
-      <w:i/>
-      <w:color w:val="333333"/>
-      <w:sz w:val="18"/>
-    </w:rPr>
   </w:style>
   <w:style w:type="paragraph" w:styleId="Heading1">
     <w:name w:val="heading 1"/>
@@ -3080,6 +4122,7 @@
       <w:rFonts w:asciiTheme="majorHAnsi" w:eastAsiaTheme="majorEastAsia" w:hAnsiTheme="majorHAnsi" w:cstheme="majorBidi"/>
       <w:b/>
       <w:bCs/>
+      <w:i/>
       <w:iCs/>
       <w:color w:val="4F81BD" w:themeColor="accent1"/>
     </w:rPr>
@@ -3123,6 +4166,7 @@
     </w:pPr>
     <w:rPr>
       <w:rFonts w:asciiTheme="majorHAnsi" w:eastAsiaTheme="majorEastAsia" w:hAnsiTheme="majorHAnsi" w:cstheme="majorBidi"/>
+      <w:i/>
       <w:iCs/>
       <w:color w:val="243F60" w:themeColor="accent1" w:themeShade="7F"/>
     </w:rPr>
@@ -3145,6 +4189,7 @@
     </w:pPr>
     <w:rPr>
       <w:rFonts w:asciiTheme="majorHAnsi" w:eastAsiaTheme="majorEastAsia" w:hAnsiTheme="majorHAnsi" w:cstheme="majorBidi"/>
+      <w:i/>
       <w:iCs/>
       <w:color w:val="404040" w:themeColor="text1" w:themeTint="BF"/>
     </w:rPr>
@@ -3190,6 +4235,7 @@
     </w:pPr>
     <w:rPr>
       <w:rFonts w:asciiTheme="majorHAnsi" w:eastAsiaTheme="majorEastAsia" w:hAnsiTheme="majorHAnsi" w:cstheme="majorBidi"/>
+      <w:i/>
       <w:iCs/>
       <w:color w:val="404040" w:themeColor="text1" w:themeTint="BF"/>
       <w:sz w:val="20"/>
@@ -3373,6 +4419,7 @@
     </w:pPr>
     <w:rPr>
       <w:rFonts w:asciiTheme="majorHAnsi" w:eastAsiaTheme="majorEastAsia" w:hAnsiTheme="majorHAnsi" w:cstheme="majorBidi"/>
+      <w:i/>
       <w:iCs/>
       <w:color w:val="4F81BD" w:themeColor="accent1"/>
       <w:spacing w:val="15"/>
@@ -3660,6 +4707,7 @@
     <w:qFormat/>
     <w:rsid w:val="00FC693F"/>
     <w:rPr>
+      <w:i/>
       <w:iCs/>
       <w:color w:val="000000" w:themeColor="text1"/>
     </w:rPr>
@@ -3778,6 +4826,7 @@
       <w:b/>
       <w:bCs/>
       <w:color w:val="4F81BD" w:themeColor="accent1"/>
+      <w:sz w:val="18"/>
       <w:szCs w:val="18"/>
     </w:rPr>
   </w:style>
@@ -3821,6 +4870,7 @@
     <w:rPr>
       <w:b/>
       <w:bCs/>
+      <w:i/>
       <w:iCs/>
       <w:color w:val="4F81BD" w:themeColor="accent1"/>
     </w:rPr>
